--- a/hin/docx/021.content.docx
+++ b/hin/docx/021.content.docx
@@ -224,18 +224,13 @@
         </w:rPr>
         <w:t xml:space="preserve"> उस परमेश्वर का उल्लेख करता है जिसने सब कुछ बनाया है। परमेश्वर सबसे शक्तिशाली आत्मिक स्वरूप है। यह वही परमेश्वर है जिसने </w:t>
       </w:r>
-      <w:hyperlink r:id="rId13">
-        <w:r>
-          <w:rPr>
-            <w:lang w:val="hi_IN" w:bidi="hi_IN"/>
-          </w:rPr>
-          <w:rPr>
-            <w:color w:val="0000EE"/>
-            <w:u w:val="single"/>
-          </w:rPr>
-          <w:t>अब्राहम</w:t>
-        </w:r>
-      </w:hyperlink>
+      <w:r>
+        <w:rPr>
+          <w:b/>
+          <w:lang w:val="hi_IN" w:bidi="hi_IN"/>
+        </w:rPr>
+        <w:t>अब्राहम</w:t>
+      </w:r>
       <w:r>
         <w:rPr>
           <w:lang w:val="hi_IN" w:bidi="hi_IN"/>
@@ -255,36 +250,24 @@
         </w:rPr>
         <w:t xml:space="preserve"> के साथ से </w:t>
       </w:r>
-      <w:hyperlink r:id="rId14">
-        <w:r>
-          <w:rPr>
-            <w:lang w:val="hi_IN" w:bidi="hi_IN"/>
-          </w:rPr>
-          <w:rPr>
-            <w:color w:val="0000EE"/>
-            <w:u w:val="single"/>
-          </w:rPr>
-          <w:t>वाचा</w:t>
-        </w:r>
-      </w:hyperlink>
+      <w:r>
+        <w:rPr>
+          <w:lang w:val="hi_IN" w:bidi="hi_IN"/>
+        </w:rPr>
+        <w:t>वाचा</w:t>
+      </w:r>
       <w:r>
         <w:rPr>
           <w:lang w:val="hi_IN" w:bidi="hi_IN"/>
         </w:rPr>
         <w:t xml:space="preserve"> बाँधी थी। यह वह परमेश्वर है जिसने अपने पुत्र यीशु को पृथ्वी पर भेजा ताकि वह उसकी मृत्यु और </w:t>
       </w:r>
-      <w:hyperlink r:id="rId15">
-        <w:r>
-          <w:rPr>
-            <w:lang w:val="hi_IN" w:bidi="hi_IN"/>
-          </w:rPr>
-          <w:rPr>
-            <w:color w:val="0000EE"/>
-            <w:u w:val="single"/>
-          </w:rPr>
-          <w:t>पुनरुत्थान</w:t>
-        </w:r>
-      </w:hyperlink>
+      <w:r>
+        <w:rPr>
+          <w:lang w:val="hi_IN" w:bidi="hi_IN"/>
+        </w:rPr>
+        <w:t>पुनरुत्थान</w:t>
+      </w:r>
       <w:r>
         <w:rPr>
           <w:lang w:val="hi_IN" w:bidi="hi_IN"/>
@@ -319,18 +302,13 @@
         </w:rPr>
         <w:t xml:space="preserve">जब आप परमेश्वर का अनुवाद कर रहे हों, तो इन बातों का ध्यान रखें: कुछ समुदाय अनेक प्रकार की आत्मिक शक्तियों की </w:t>
       </w:r>
-      <w:hyperlink r:id="rId16">
-        <w:r>
-          <w:rPr>
-            <w:lang w:val="hi_IN" w:bidi="hi_IN"/>
-          </w:rPr>
-          <w:rPr>
-            <w:color w:val="0000EE"/>
-            <w:u w:val="single"/>
-          </w:rPr>
-          <w:t>उपासना</w:t>
-        </w:r>
-      </w:hyperlink>
+      <w:r>
+        <w:rPr>
+          <w:b/>
+          <w:lang w:val="hi_IN" w:bidi="hi_IN"/>
+        </w:rPr>
+        <w:t>उपासना</w:t>
+      </w:r>
       <w:r>
         <w:rPr>
           <w:lang w:val="hi_IN" w:bidi="hi_IN"/>
@@ -405,18 +383,12 @@
         </w:rPr>
         <w:t xml:space="preserve"> से कहा कि वह उनके बीच रहेगा और उस विशेष तम्बू में उनसे मिलेगा जो उन्होंने उसके लिए तैयार किया था। इस्राएलियों ने इस तम्बू को </w:t>
       </w:r>
-      <w:hyperlink r:id="rId17">
-        <w:r>
-          <w:rPr>
-            <w:lang w:val="hi_IN" w:bidi="hi_IN"/>
-          </w:rPr>
-          <w:rPr>
-            <w:color w:val="0000EE"/>
-            <w:u w:val="single"/>
-          </w:rPr>
-          <w:t>मिलापवाला तम्बू</w:t>
-        </w:r>
-      </w:hyperlink>
+      <w:r>
+        <w:rPr>
+          <w:lang w:val="hi_IN" w:bidi="hi_IN"/>
+        </w:rPr>
+        <w:t>मिलापवाला तम्बू</w:t>
+      </w:r>
       <w:r>
         <w:rPr>
           <w:lang w:val="hi_IN" w:bidi="hi_IN"/>
@@ -436,18 +408,12 @@
         </w:rPr>
         <w:t xml:space="preserve"> में बस गए, तब परमेश्वर ने उन्हें निर्देश दिए कि वे उसके लिए एक और स्थायी घर बनाएँ, जिसे </w:t>
       </w:r>
-      <w:hyperlink r:id="rId18">
-        <w:r>
-          <w:rPr>
-            <w:lang w:val="hi_IN" w:bidi="hi_IN"/>
-          </w:rPr>
-          <w:rPr>
-            <w:color w:val="0000EE"/>
-            <w:u w:val="single"/>
-          </w:rPr>
-          <w:t>मन्दिर</w:t>
-        </w:r>
-      </w:hyperlink>
+      <w:r>
+        <w:rPr>
+          <w:lang w:val="hi_IN" w:bidi="hi_IN"/>
+        </w:rPr>
+        <w:t>मन्दिर</w:t>
+      </w:r>
       <w:r>
         <w:rPr>
           <w:lang w:val="hi_IN" w:bidi="hi_IN"/>
@@ -456,16 +422,1345 @@
       </w:r>
       <w:r>
         <w:rPr>
+          <w:lang w:val="hi_IN" w:bidi="hi_IN"/>
+        </w:rPr>
+        <w:t>परमेश्वर का आत्मा</w:t>
+      </w:r>
+      <w:r>
+        <w:rPr>
+          <w:lang w:val="hi_IN" w:bidi="hi_IN"/>
+        </w:rPr>
+        <w:t xml:space="preserve"> उन लोगों के मनों में रहता है जो यीशु का अनुसरण करते हैं, और परमेश्वर अपने लोगों से हर जगह मिलता है जहाँ वे होते हैं।</w:t>
+      </w:r>
+      <w:r>
+        <w:rPr>
+          <w:lang w:val="hi_IN" w:bidi="hi_IN"/>
+        </w:rPr>
+      </w:r>
+      <w:r>
+        <w:rPr>
+          <w:lang w:val="hi_IN" w:bidi="hi_IN"/>
+        </w:rPr>
+      </w:r>
+    </w:p>
+    <w:p>
+      <w:pPr/>
+      <w:r>
+        <w:rPr>
+          <w:lang w:val="hi_IN" w:bidi="hi_IN"/>
+        </w:rPr>
+      </w:r>
+    </w:p>
+    <w:p>
+      <w:pPr>
+        <w:pStyle w:val="Heading2"/>
+      </w:pPr>
+      <w:r>
+        <w:rPr>
+          <w:lang w:val="hi_IN" w:bidi="hi_IN"/>
+        </w:rPr>
+        <w:t>परमेश्वर का पुत्र</w:t>
+      </w:r>
+      <w:r>
+        <w:rPr>
+          <w:lang w:val="hi_IN" w:bidi="hi_IN"/>
+        </w:rPr>
+      </w:r>
+    </w:p>
+    <w:p>
+      <w:pPr/>
+      <w:r>
+        <w:rPr>
+          <w:lang w:val="hi_IN" w:bidi="hi_IN"/>
+        </w:rPr>
+      </w:r>
+      <w:r>
+        <w:rPr>
           <w:b/>
           <w:lang w:val="hi_IN" w:bidi="hi_IN"/>
         </w:rPr>
+        <w:t>परमेश्वर का पुत्र</w:t>
+      </w:r>
+      <w:r>
+        <w:rPr>
+          <w:lang w:val="hi_IN" w:bidi="hi_IN"/>
+        </w:rPr>
+        <w:t xml:space="preserve"> यीशु के लिए एक उपाधि है। यीशु को परमेश्वर का </w:t>
+      </w:r>
+      <w:r>
+        <w:rPr>
+          <w:lang w:val="hi_IN" w:bidi="hi_IN"/>
+        </w:rPr>
+        <w:t>पुत्र</w:t>
+      </w:r>
+      <w:r>
+        <w:rPr>
+          <w:lang w:val="hi_IN" w:bidi="hi_IN"/>
+        </w:rPr>
+        <w:t xml:space="preserve"> कहा जाता है क्योंकि उसका परमेश्वर पिता के साथ एक विशेष रिश्ता है। परमेश्वर और यीशु एक दूसरे से उसी तरह प्रेम करते हैं जैसे पिता और पुत्र करते हैं। कभी-कभी यीशु को "परमेश्वर का </w:t>
+      </w:r>
+      <w:r>
+        <w:rPr>
+          <w:b/>
+          <w:lang w:val="hi_IN" w:bidi="hi_IN"/>
+        </w:rPr>
+        <w:t>एकलौता</w:t>
+      </w:r>
+      <w:r>
+        <w:rPr>
+          <w:lang w:val="hi_IN" w:bidi="hi_IN"/>
+        </w:rPr>
+        <w:t xml:space="preserve"> पुत्र" कहा जाता है। इसका अर्थ है कि यीशु का परमेश्वर के साथ जो रिश्ता है, वह अनोखा है। परमेश्वर के साथ ऐसा रिश्ता किसी और का नहीं है जैसा यीशु का है।</w:t>
+      </w:r>
+    </w:p>
+    <w:p>
+      <w:pPr/>
+      <w:r>
+        <w:rPr>
+          <w:lang w:val="hi_IN" w:bidi="hi_IN"/>
+        </w:rPr>
+      </w:r>
+      <w:r>
+        <w:rPr>
+          <w:lang w:val="hi_IN" w:bidi="hi_IN"/>
+        </w:rPr>
+        <w:t xml:space="preserve">यीशु परमेश्वर का पुत्र है, इसका अर्थ है कि वह खुद भी परमेश्वर है। यीशु त्रित्व का एक व्यक्ति है, त्रित्व ऐसा शब्द है जिसका इस्तेमाल कलीसिया यह बताने के लिए करती है कि परमेश्वर </w:t>
+      </w:r>
+      <w:r>
+        <w:rPr>
+          <w:b/>
+          <w:lang w:val="hi_IN" w:bidi="hi_IN"/>
+        </w:rPr>
+        <w:t>एक</w:t>
+      </w:r>
+      <w:r>
+        <w:rPr>
+          <w:lang w:val="hi_IN" w:bidi="hi_IN"/>
+        </w:rPr>
+        <w:t xml:space="preserve"> है, लेकिन एक ही समय में </w:t>
+      </w:r>
+      <w:r>
+        <w:rPr>
+          <w:b/>
+          <w:lang w:val="hi_IN" w:bidi="hi_IN"/>
+        </w:rPr>
+        <w:t>तीन</w:t>
+      </w:r>
+      <w:r>
+        <w:rPr>
+          <w:lang w:val="hi_IN" w:bidi="hi_IN"/>
+        </w:rPr>
+        <w:t xml:space="preserve"> व्यक्तियों के रूप में है: परमेश्वर पिता, परमेश्वर पुत्र और परमेश्वर </w:t>
+      </w:r>
+      <w:r>
+        <w:rPr>
+          <w:lang w:val="hi_IN" w:bidi="hi_IN"/>
+        </w:rPr>
+        <w:t>पवित्र आत्मा</w:t>
+      </w:r>
+      <w:r>
+        <w:rPr>
+          <w:lang w:val="hi_IN" w:bidi="hi_IN"/>
+        </w:rPr>
+        <w:t>। यीशु हमेशा से ही परमेश्वर का पुत्र रहा है, हमारे समय की शुरुआत से पहले, यहाँ तक कि संसार की सृष्टि से भी पहले। जब यीशु धरती पर आया और जन्म लिया, तब वह भी मनुष्य बन गया।</w:t>
+      </w:r>
+    </w:p>
+    <w:p>
+      <w:pPr/>
+      <w:r>
+        <w:rPr>
+          <w:lang w:val="hi_IN" w:bidi="hi_IN"/>
+        </w:rPr>
+      </w:r>
+      <w:r>
+        <w:rPr>
+          <w:lang w:val="hi_IN" w:bidi="hi_IN"/>
+        </w:rPr>
+        <w:t xml:space="preserve">जब नए नियम में लोग यीशु को परमेश्वर का पुत्र कहते हैं, तो कभी-कभी यह कहने का एक और तरीका होता है कि </w:t>
+      </w:r>
+      <w:r>
+        <w:rPr>
+          <w:lang w:val="hi_IN" w:bidi="hi_IN"/>
+        </w:rPr>
+        <w:t>यीशु</w:t>
+      </w:r>
+      <w:r>
+        <w:rPr>
+          <w:lang w:val="hi_IN" w:bidi="hi_IN"/>
+        </w:rPr>
+        <w:t xml:space="preserve"> </w:t>
+      </w:r>
+      <w:r>
+        <w:rPr>
+          <w:lang w:val="hi_IN" w:bidi="hi_IN"/>
+        </w:rPr>
+        <w:t>मसीहा</w:t>
+      </w:r>
+      <w:r>
+        <w:rPr>
+          <w:lang w:val="hi_IN" w:bidi="hi_IN"/>
+        </w:rPr>
+        <w:t xml:space="preserve"> है, वह राजा और </w:t>
+      </w:r>
+      <w:r>
+        <w:rPr>
+          <w:b/>
+          <w:lang w:val="hi_IN" w:bidi="hi_IN"/>
+        </w:rPr>
+        <w:t>उद्धारकर्ता</w:t>
+      </w:r>
+      <w:r>
+        <w:rPr>
+          <w:lang w:val="hi_IN" w:bidi="hi_IN"/>
+        </w:rPr>
+        <w:t xml:space="preserve"> जिसके आने का वादा किया गया था।</w:t>
+      </w:r>
+    </w:p>
+    <w:p>
+      <w:pPr/>
+      <w:r>
+        <w:rPr>
+          <w:lang w:val="hi_IN" w:bidi="hi_IN"/>
+        </w:rPr>
+      </w:r>
+      <w:r>
+        <w:rPr>
+          <w:lang w:val="hi_IN" w:bidi="hi_IN"/>
+        </w:rPr>
+        <w:t xml:space="preserve">जब लोग यीशु पर भरोसा करना शुरू करते हैं, तो परमेश्वर उन्हें अपनी संतान के रूप में अपना लेता है। इसलिए, बाइबल कभी-कभी "परमेश्वर के </w:t>
+      </w:r>
+      <w:r>
+        <w:rPr>
+          <w:b/>
+          <w:lang w:val="hi_IN" w:bidi="hi_IN"/>
+        </w:rPr>
+        <w:t>पुत्र</w:t>
+      </w:r>
+      <w:r>
+        <w:rPr>
+          <w:lang w:val="hi_IN" w:bidi="hi_IN"/>
+        </w:rPr>
+        <w:t>" शब्द का इस्तेमाल उन लोगों के लिए करती है जो यीशु पर भरोसा करते हैं और उसका अनुसरण करते हैं।</w:t>
+      </w:r>
+      <w:r>
+        <w:rPr>
+          <w:lang w:val="hi_IN" w:bidi="hi_IN"/>
+        </w:rPr>
+      </w:r>
+      <w:r>
+        <w:rPr>
+          <w:lang w:val="hi_IN" w:bidi="hi_IN"/>
+        </w:rPr>
+      </w:r>
+    </w:p>
+    <w:p>
+      <w:pPr/>
+      <w:r>
+        <w:rPr>
+          <w:lang w:val="hi_IN" w:bidi="hi_IN"/>
+        </w:rPr>
+      </w:r>
+    </w:p>
+    <w:p>
+      <w:pPr>
+        <w:pStyle w:val="Heading2"/>
+      </w:pPr>
+      <w:r>
+        <w:rPr>
+          <w:lang w:val="hi_IN" w:bidi="hi_IN"/>
+        </w:rPr>
+        <w:t>परमेश्वर का राज्य</w:t>
+      </w:r>
+      <w:r>
+        <w:rPr>
+          <w:lang w:val="hi_IN" w:bidi="hi_IN"/>
+        </w:rPr>
+      </w:r>
+    </w:p>
+    <w:p>
+      <w:pPr/>
+      <w:r>
+        <w:rPr>
+          <w:lang w:val="hi_IN" w:bidi="hi_IN"/>
+        </w:rPr>
+      </w:r>
+      <w:r>
+        <w:rPr>
+          <w:b/>
+          <w:lang w:val="hi_IN" w:bidi="hi_IN"/>
+        </w:rPr>
+        <w:t>परमेश्वर का राज्य</w:t>
+      </w:r>
+      <w:r>
+        <w:rPr>
+          <w:lang w:val="hi_IN" w:bidi="hi_IN"/>
+        </w:rPr>
+        <w:t xml:space="preserve"> और </w:t>
+      </w:r>
+      <w:r>
+        <w:rPr>
+          <w:b/>
+          <w:lang w:val="hi_IN" w:bidi="hi_IN"/>
+        </w:rPr>
+        <w:t>स्वर्ग का राज्य</w:t>
+      </w:r>
+      <w:r>
+        <w:rPr>
+          <w:lang w:val="hi_IN" w:bidi="hi_IN"/>
+        </w:rPr>
+        <w:t xml:space="preserve"> का अर्थ एक ही है। क्योंकि बाद के समयों में </w:t>
+      </w:r>
+      <w:r>
+        <w:rPr>
+          <w:lang w:val="hi_IN" w:bidi="hi_IN"/>
+        </w:rPr>
+        <w:t>यहूदी</w:t>
+      </w:r>
+      <w:r>
+        <w:rPr>
+          <w:lang w:val="hi_IN" w:bidi="hi_IN"/>
+        </w:rPr>
+        <w:t xml:space="preserve"> मानते थे कि परमेश्वर का नाम लेना असम्मानजनक है, इसलिए कभी-कभी वे "</w:t>
+      </w:r>
+      <w:r>
+        <w:rPr>
+          <w:lang w:val="hi_IN" w:bidi="hi_IN"/>
+        </w:rPr>
+        <w:t>स्वर्ग</w:t>
+      </w:r>
+      <w:r>
+        <w:rPr>
+          <w:lang w:val="hi_IN" w:bidi="hi_IN"/>
+        </w:rPr>
+        <w:t>" शब्द का इस्तेमाल करते थे, जबकि उनका अर्थ परमेश्वर से होता था।</w:t>
+      </w:r>
+    </w:p>
+    <w:p>
+      <w:pPr/>
+      <w:r>
+        <w:rPr>
+          <w:lang w:val="hi_IN" w:bidi="hi_IN"/>
+        </w:rPr>
+      </w:r>
+      <w:r>
+        <w:rPr>
+          <w:lang w:val="hi_IN" w:bidi="hi_IN"/>
+        </w:rPr>
+        <w:t>राजा</w:t>
+      </w:r>
+      <w:r>
+        <w:rPr>
+          <w:lang w:val="hi_IN" w:bidi="hi_IN"/>
+        </w:rPr>
+        <w:t xml:space="preserve"> एक शासक होता है जो लोगों के समूह का अधिकारी होता है। वह भूमि जो राजा के </w:t>
+      </w:r>
+      <w:r>
+        <w:rPr>
+          <w:lang w:val="hi_IN" w:bidi="hi_IN"/>
+        </w:rPr>
+        <w:t>अधिकार</w:t>
+      </w:r>
+      <w:r>
+        <w:rPr>
+          <w:lang w:val="hi_IN" w:bidi="hi_IN"/>
+        </w:rPr>
+        <w:t xml:space="preserve"> में आती है उसे उसका </w:t>
+      </w:r>
+      <w:r>
+        <w:rPr>
+          <w:lang w:val="hi_IN" w:bidi="hi_IN"/>
+        </w:rPr>
+        <w:t>राज्य</w:t>
+      </w:r>
+      <w:r>
+        <w:rPr>
+          <w:lang w:val="hi_IN" w:bidi="hi_IN"/>
+        </w:rPr>
+        <w:t xml:space="preserve"> कहा जाता है। लेकिन राज्य शब्द का अर्थ उन लोगों से भी हो सकता है जो राजा के अधिकार में होते हैं। जब आप कहते हैं कि कोई राज्य बहुत बड़ा है, तो इसका अर्थ यह हो सकता है कि राज्य में बहुत से लोग हैं या फिर राजा की भूमि बहुत बड़ी है। लेकिन राज्य शब्द का अर्थ राजा के शासन से भी होता है। जब आप कहते हैं कि किसी राजा का राज्य कभी ख़त्म नहीं होगा, तो आपका अर्थ होता है कि वह राजा कभी शासन करना बंद नहीं करेगा। जब बाइबल परमेश्वर के राज्य की बात करती है, तो इसका विशेष अर्थ परमेश्वर का शासन होता है।</w:t>
+      </w:r>
+    </w:p>
+    <w:p>
+      <w:pPr/>
+      <w:r>
+        <w:rPr>
+          <w:lang w:val="hi_IN" w:bidi="hi_IN"/>
+        </w:rPr>
+      </w:r>
+      <w:r>
+        <w:rPr>
+          <w:lang w:val="hi_IN" w:bidi="hi_IN"/>
+        </w:rPr>
+        <w:t xml:space="preserve">परमेश्वर सारे संसार का राजा है। सारी सृष्टि उसका राज्य है। पुराने नियम में, </w:t>
+      </w:r>
+      <w:r>
+        <w:rPr>
+          <w:lang w:val="hi_IN" w:bidi="hi_IN"/>
+        </w:rPr>
+        <w:t>इस्राएल</w:t>
+      </w:r>
+      <w:r>
+        <w:rPr>
+          <w:lang w:val="hi_IN" w:bidi="hi_IN"/>
+        </w:rPr>
+        <w:t xml:space="preserve"> के लोगों को विशेष रूप से परमेश्वर का राज्य कहा गया है। इस्राएल पर इंसानी राजा शासन करते थे, लेकिन वे परमेश्वर को जवाब देते थे। परमेश्वर सबसे महान राजा था, राजाओं का राजा!</w:t>
+      </w:r>
+    </w:p>
+    <w:p>
+      <w:pPr/>
+      <w:r>
+        <w:rPr>
+          <w:lang w:val="hi_IN" w:bidi="hi_IN"/>
+        </w:rPr>
+      </w:r>
+      <w:r>
+        <w:rPr>
+          <w:lang w:val="hi_IN" w:bidi="hi_IN"/>
+        </w:rPr>
+        <w:t xml:space="preserve">लेकिन परमेश्वर के राज्य के लोग उसकी आज्ञा नहीं मानते थे, यहाँ तक कि </w:t>
+      </w:r>
+      <w:r>
+        <w:rPr>
+          <w:b/>
+          <w:lang w:val="hi_IN" w:bidi="hi_IN"/>
+        </w:rPr>
+        <w:t>इस्राएली</w:t>
+      </w:r>
+      <w:r>
+        <w:rPr>
+          <w:lang w:val="hi_IN" w:bidi="hi_IN"/>
+        </w:rPr>
+        <w:t xml:space="preserve"> भी नहीं। लोगों को परमेश्वर का सन्देश देने वाले </w:t>
+      </w:r>
+      <w:r>
+        <w:rPr>
+          <w:b/>
+          <w:lang w:val="hi_IN" w:bidi="hi_IN"/>
+        </w:rPr>
+        <w:t>भविष्यद्वक्ताओं</w:t>
+      </w:r>
+      <w:r>
+        <w:rPr>
+          <w:lang w:val="hi_IN" w:bidi="hi_IN"/>
+        </w:rPr>
+        <w:t xml:space="preserve"> ने इस्राएलियों से कहा कि एक दिन परमेश्वर आएगा और अपना राज्य सदा के लिए स्थापित करेगा। जब ऐसा होगा, तब सब लोग परमेश्वर के अधीन हो जाएँगे और उसकी आज्ञा मानेंगे। हर जगह सब लोग, और सारी सृष्टि परमेश्वर के साथ अच्छे </w:t>
+      </w:r>
+      <w:r>
+        <w:rPr>
+          <w:b/>
+          <w:lang w:val="hi_IN" w:bidi="hi_IN"/>
+        </w:rPr>
+        <w:t>रिश्ते</w:t>
+      </w:r>
+      <w:r>
+        <w:rPr>
+          <w:lang w:val="hi_IN" w:bidi="hi_IN"/>
+        </w:rPr>
+        <w:t xml:space="preserve"> में रहेंगे। अब और दुख या </w:t>
+      </w:r>
+      <w:r>
+        <w:rPr>
+          <w:lang w:val="hi_IN" w:bidi="hi_IN"/>
+        </w:rPr>
+        <w:t>बुराई</w:t>
+      </w:r>
+      <w:r>
+        <w:rPr>
+          <w:lang w:val="hi_IN" w:bidi="hi_IN"/>
+        </w:rPr>
+        <w:t xml:space="preserve"> न रहेगी। इस्राएल के लोग इस सम्पूर्ण राज्य के आने की आशा करते थे और </w:t>
+      </w:r>
+      <w:r>
+        <w:rPr>
+          <w:b/>
+          <w:lang w:val="hi_IN" w:bidi="hi_IN"/>
+        </w:rPr>
+        <w:t>प्रार्थना</w:t>
+      </w:r>
+      <w:r>
+        <w:rPr>
+          <w:lang w:val="hi_IN" w:bidi="hi_IN"/>
+        </w:rPr>
+        <w:t xml:space="preserve"> करते थे।</w:t>
+      </w:r>
+    </w:p>
+    <w:p>
+      <w:pPr/>
+      <w:r>
+        <w:rPr>
+          <w:lang w:val="hi_IN" w:bidi="hi_IN"/>
+        </w:rPr>
+      </w:r>
+      <w:r>
+        <w:rPr>
+          <w:lang w:val="hi_IN" w:bidi="hi_IN"/>
+        </w:rPr>
+        <w:t xml:space="preserve">यीशु ने लोगों से कहा कि परमेश्वर का राज्य निकट है। इसका अर्थ है कि परमेश्वर का उत्तम शासन बहुत जल्द शुरू होने वाला है। यीशु ने तो कई बार यह भी कहा कि परमेश्वर का राज्य तो </w:t>
+      </w:r>
+      <w:r>
+        <w:rPr>
+          <w:b/>
+          <w:lang w:val="hi_IN" w:bidi="hi_IN"/>
+        </w:rPr>
+        <w:t>पहले ही आ चुका है</w:t>
+      </w:r>
+      <w:r>
+        <w:rPr>
+          <w:lang w:val="hi_IN" w:bidi="hi_IN"/>
+        </w:rPr>
+        <w:t xml:space="preserve">! यीशु जो </w:t>
+      </w:r>
+      <w:r>
+        <w:rPr>
+          <w:lang w:val="hi_IN" w:bidi="hi_IN"/>
+        </w:rPr>
+        <w:t>चमत्कार</w:t>
+      </w:r>
+      <w:r>
+        <w:rPr>
+          <w:lang w:val="hi_IN" w:bidi="hi_IN"/>
+        </w:rPr>
+        <w:t xml:space="preserve"> कर रहा था, वे इस बात का सबूत थे कि परमेश्वर पहले से ही राजा के रूप में शासन कर रहा था। जैसे ही कोई यीशु पर भरोसा करने लगता है, वह "परमेश्वर के राज्य में प्रवेश कर लेता है"! वे परमेश्वर को अपना राजा मानकर, उसके लोग बन गए।</w:t>
+      </w:r>
+    </w:p>
+    <w:p>
+      <w:pPr/>
+      <w:r>
+        <w:rPr>
+          <w:lang w:val="hi_IN" w:bidi="hi_IN"/>
+        </w:rPr>
+      </w:r>
+      <w:r>
+        <w:rPr>
+          <w:lang w:val="hi_IN" w:bidi="hi_IN"/>
+        </w:rPr>
+        <w:t xml:space="preserve">लेकिन हम अभी भी पूरी तरह नहीं देख पाते कि परमेश्वर शासन कर रहा है। लोग अब भी बीमार हो रहे हैं, </w:t>
+      </w:r>
+      <w:r>
+        <w:rPr>
+          <w:lang w:val="hi_IN" w:bidi="hi_IN"/>
+        </w:rPr>
+        <w:t>पाप</w:t>
+      </w:r>
+      <w:r>
+        <w:rPr>
+          <w:lang w:val="hi_IN" w:bidi="hi_IN"/>
+        </w:rPr>
+        <w:t xml:space="preserve"> कर रहे हैं, और युद्ध हो रहे हैं। </w:t>
+      </w:r>
+      <w:r>
+        <w:rPr>
+          <w:lang w:val="hi_IN" w:bidi="hi_IN"/>
+        </w:rPr>
+        <w:t>शैतान</w:t>
+      </w:r>
+      <w:r>
+        <w:rPr>
+          <w:lang w:val="hi_IN" w:bidi="hi_IN"/>
+        </w:rPr>
+        <w:t xml:space="preserve"> जो परमेश्वर का दुश्मन है, अब भी परमेश्वर के काम को नष्ट करने की कोशिश कर रहा है। और अभी भी प्राकृतिक आपदाएँ होती हैं जो लोगों की जान ले लेती हैं।</w:t>
+      </w:r>
+    </w:p>
+    <w:p>
+      <w:pPr/>
+      <w:r>
+        <w:rPr>
+          <w:lang w:val="hi_IN" w:bidi="hi_IN"/>
+        </w:rPr>
+      </w:r>
+      <w:r>
+        <w:rPr>
+          <w:lang w:val="hi_IN" w:bidi="hi_IN"/>
+        </w:rPr>
+        <w:t>इसलिए यीशु ने यह भी वादा किया कि आगे और भी आने वाला है। एक दिन, शैतान हमेशा के लिए हार जाएगा, यीशु पृथ्वी पर लौटेगा, और हर कोई उसके शासन के अधीन होगा। परमेश्वर सब कुछ फिर से ठीक कर देगा। परमेश्वर का उत्तम राज्य सच में शुरू होगा।</w:t>
+      </w:r>
+    </w:p>
+    <w:p>
+      <w:pPr/>
+      <w:r>
+        <w:rPr>
+          <w:lang w:val="hi_IN" w:bidi="hi_IN"/>
+        </w:rPr>
+      </w:r>
+      <w:r>
+        <w:rPr>
+          <w:lang w:val="hi_IN" w:bidi="hi_IN"/>
+        </w:rPr>
+        <w:t xml:space="preserve">यीशु के समय के लोग सोचते थे कि जब परमेश्वर का राज्य आएगा, तब इस्राएल फिर से एक राजनीतिक </w:t>
+      </w:r>
+      <w:r>
+        <w:rPr>
+          <w:lang w:val="hi_IN" w:bidi="hi_IN"/>
+        </w:rPr>
+        <w:t>राष्ट्र</w:t>
+      </w:r>
+      <w:r>
+        <w:rPr>
+          <w:lang w:val="hi_IN" w:bidi="hi_IN"/>
+        </w:rPr>
+        <w:t xml:space="preserve"> के रूप में स्थापित हो जाएगा। यीशु ने बताया कि परमेश्वर का राज्य उनकी उम्मीद से कैसे अलग है। यीशु ने बताया कि परमेश्वर का राज्य उन लोगों से है जो परमेश्वर को अपना राजा मानते और उसकी आज्ञा मानते हैं। यीशु जानता था कि इसे समझना कठिन है; उसने अपने </w:t>
+      </w:r>
+      <w:r>
+        <w:rPr>
+          <w:lang w:val="hi_IN" w:bidi="hi_IN"/>
+        </w:rPr>
+        <w:t>चेलों</w:t>
+      </w:r>
+      <w:r>
+        <w:rPr>
+          <w:lang w:val="hi_IN" w:bidi="hi_IN"/>
+        </w:rPr>
+        <w:t xml:space="preserve"> से यहाँ तक कहा कि परमेश्वर का राज्य एक रहस्य की तरह है।</w:t>
+      </w:r>
+    </w:p>
+    <w:p>
+      <w:pPr/>
+      <w:r>
+        <w:rPr>
+          <w:lang w:val="hi_IN" w:bidi="hi_IN"/>
+        </w:rPr>
+      </w:r>
+      <w:r>
+        <w:rPr>
+          <w:lang w:val="hi_IN" w:bidi="hi_IN"/>
+        </w:rPr>
+        <w:t xml:space="preserve">यीशु ने लोगों को कहानियाँ या </w:t>
+      </w:r>
+      <w:r>
+        <w:rPr>
+          <w:lang w:val="hi_IN" w:bidi="hi_IN"/>
+        </w:rPr>
+        <w:t>दृष्टान्त</w:t>
+      </w:r>
+      <w:r>
+        <w:rPr>
+          <w:lang w:val="hi_IN" w:bidi="hi_IN"/>
+        </w:rPr>
+        <w:t xml:space="preserve"> सुनाकर परमेश्वर के राज्य के बारे में सिखाया। वह अक्सर ऐसी कहानियाँ सुनाता था जो इस तरह शुरू होती थीं "परमेश्वर का राज्य ऐसा है जैसे..." इनमें से हर कहानी ने लोगों को थोड़ा और बताया कि परमेश्वर के राज्य में चीजें कैसे होती हैं। अक्सर इससे लोगों को पता चलता था कि परमेश्वर के राज्य में, चीजें उनकी उम्मीद से बिल्कुल उलट हो सकती हैं! पृथ्वी पर लोगों के लिए जो चीजें महत्वपूर्ण हैं, जैसे अमीर होना, समाज में ऊँचा पद होना, या ताकतवर होना, वे परमेश्वर के राज्य में बिल्कुल भी महत्वपूर्ण नहीं हैं। इसके बजाय, वे लोग जो पृथ्वी पर सबसे गरीब या सबसे कमज़ोर थे, परमेश्वर के राज्य में सबसे महत्वपूर्ण लोग होंगे।</w:t>
+      </w:r>
+    </w:p>
+    <w:p>
+      <w:pPr/>
+      <w:r>
+        <w:rPr>
+          <w:lang w:val="hi_IN" w:bidi="hi_IN"/>
+        </w:rPr>
+      </w:r>
+      <w:r>
+        <w:rPr>
+          <w:lang w:val="hi_IN" w:bidi="hi_IN"/>
+        </w:rPr>
+        <w:t xml:space="preserve">यीशु के कई दृष्टान्तों में परमेश्वर के राज्य को एक दावत या भोजन के रूप में बताया गया है। जब लोग एक साथ खाते हैं, तो उनका एक दूसरे के साथ अच्छा रिश्ता होता है, और यीशु यह दिखाना चाहता था कि परमेश्वर का राज्य परमेश्वर के साथ अच्छे </w:t>
+      </w:r>
+      <w:r>
+        <w:rPr>
+          <w:b/>
+          <w:lang w:val="hi_IN" w:bidi="hi_IN"/>
+        </w:rPr>
+        <w:t>रिश्ते</w:t>
+      </w:r>
+      <w:r>
+        <w:rPr>
+          <w:lang w:val="hi_IN" w:bidi="hi_IN"/>
+        </w:rPr>
+        <w:t xml:space="preserve"> के बारे में है। अगर हम अभी यीशु को अपने जीवन में राजा मानकर परमेश्वर के साथ अच्छा रिश्ता रखते हैं, तो एक दिन हम उसके आने वाले उत्तम राज्य में हमेशा के लिए परमेश्वर के साथ रहेंगे।</w:t>
+      </w:r>
+    </w:p>
+    <w:p>
+      <w:pPr/>
+      <w:r>
+        <w:rPr>
+          <w:lang w:val="hi_IN" w:bidi="hi_IN"/>
+        </w:rPr>
+      </w:r>
+      <w:r>
+        <w:rPr>
+          <w:lang w:val="hi_IN" w:bidi="hi_IN"/>
+        </w:rPr>
+        <w:t xml:space="preserve">नए नियम के कुछ भाग परमेश्वर के राजा होने की बात करते हैं, और कुछ भाग यीशु के राजा होने की बात करते हैं। क्योंकि यीशु परमेश्वर भी है, इसलिए दोनों बातें एक साथ सच हैं। </w:t>
+      </w:r>
+      <w:r>
+        <w:rPr>
+          <w:lang w:val="hi_IN" w:bidi="hi_IN"/>
+        </w:rPr>
+        <w:t>प्रेरित</w:t>
+      </w:r>
+      <w:r>
+        <w:rPr>
+          <w:lang w:val="hi_IN" w:bidi="hi_IN"/>
+        </w:rPr>
+        <w:t xml:space="preserve"> पौलुस ने कुरिन्थ के लोगों को लिखी अपनी चिट्ठी में कहा कि यीशु राजा है, और जब यीशु अपने सभी दुश्मनों को पूरी तरह हरा देगा, तब वह राज्य को परमेश्वर को सौंप देगा।</w:t>
+      </w:r>
+    </w:p>
+    <w:p>
+      <w:pPr/>
+      <w:r>
+        <w:rPr>
+          <w:lang w:val="hi_IN" w:bidi="hi_IN"/>
+        </w:rPr>
+      </w:r>
+      <w:r>
+        <w:rPr>
+          <w:lang w:val="hi_IN" w:bidi="hi_IN"/>
+        </w:rPr>
+        <w:t>आसान शब्दों में कहें तो, परमेश्वर का राज्य कोई भौतिक स्थान नहीं है, जैसे कि इस पृथ्वी पर कोई देश। परमेश्वर का राज्य खासतौर पर परमेश्वर के शासन को बताता है। परमेश्वर का राज्य हर उस जगह होता है जहाँ वह शासन करता है, और जहाँ लोग उसकी आज्ञा मानते हैं और उसके साथ अच्छा रिश्ता रखते हैं। साथ ही, परमेश्वर का राज्य अभी भी पूरी तरह से नहीं आया है। हर कोई अभी तक परमेश्वर की इच्छा के आगे नहीं झुका है। एक दिन, यीशु फिर से आएगा और परमेश्वर के उत्तम राज्य में पूरे संसार और सृष्टि पर शासन करेगा। परमेश्वर के उत्तम राज्य में न तो कोई दुख होगा और न ही कोई बुराई, और सभी लोग और सारी सृष्टि उसकी आज्ञा मानेंगे।</w:t>
+      </w:r>
+      <w:r>
+        <w:rPr>
+          <w:lang w:val="hi_IN" w:bidi="hi_IN"/>
+        </w:rPr>
+      </w:r>
+      <w:r>
+        <w:rPr>
+          <w:lang w:val="hi_IN" w:bidi="hi_IN"/>
+        </w:rPr>
+      </w:r>
+    </w:p>
+    <w:p>
+      <w:pPr/>
+      <w:r>
+        <w:rPr>
+          <w:lang w:val="hi_IN" w:bidi="hi_IN"/>
+        </w:rPr>
+      </w:r>
+    </w:p>
+    <w:p>
+      <w:pPr>
+        <w:pStyle w:val="Heading2"/>
+      </w:pPr>
+      <w:r>
+        <w:rPr>
+          <w:lang w:val="hi_IN" w:bidi="hi_IN"/>
+        </w:rPr>
+        <w:t>परमेश्वर की निन्दा</w:t>
+      </w:r>
+      <w:r>
+        <w:rPr>
+          <w:lang w:val="hi_IN" w:bidi="hi_IN"/>
+        </w:rPr>
+      </w:r>
+    </w:p>
+    <w:p>
+      <w:pPr/>
+      <w:r>
+        <w:rPr>
+          <w:lang w:val="hi_IN" w:bidi="hi_IN"/>
+        </w:rPr>
+      </w:r>
+      <w:r>
+        <w:rPr>
+          <w:b/>
+          <w:lang w:val="hi_IN" w:bidi="hi_IN"/>
+        </w:rPr>
+        <w:t>निन्दा</w:t>
+      </w:r>
+      <w:r>
+        <w:rPr>
+          <w:lang w:val="hi_IN" w:bidi="hi_IN"/>
+        </w:rPr>
+        <w:t xml:space="preserve"> करने का अर्थ है किसी के बारे में </w:t>
+      </w:r>
+      <w:r>
+        <w:rPr>
+          <w:lang w:val="hi_IN" w:bidi="hi_IN"/>
+        </w:rPr>
+        <w:t>बुरा</w:t>
+      </w:r>
+      <w:r>
+        <w:rPr>
+          <w:lang w:val="hi_IN" w:bidi="hi_IN"/>
+        </w:rPr>
+        <w:t xml:space="preserve"> बोलना और किसी का अपमान करना। जो कोई परमेश्वर को </w:t>
+      </w:r>
+      <w:r>
+        <w:rPr>
+          <w:lang w:val="hi_IN" w:bidi="hi_IN"/>
+        </w:rPr>
+        <w:t>श्राप</w:t>
+      </w:r>
+      <w:r>
+        <w:rPr>
+          <w:lang w:val="hi_IN" w:bidi="hi_IN"/>
+        </w:rPr>
+        <w:t xml:space="preserve"> देता है, उसका अपमान करता है, परमेश्वर का अनादर करता, या उसको कम शक्तिशाली या कम महत्वपूर्ण दिखाता है, वह परमेश्वर की निन्दा करता है। निन्दा की सजा मृत्यु थी।</w:t>
+      </w:r>
+      <w:r>
+        <w:rPr>
+          <w:lang w:val="hi_IN" w:bidi="hi_IN"/>
+        </w:rPr>
+      </w:r>
+      <w:r>
+        <w:rPr>
+          <w:lang w:val="hi_IN" w:bidi="hi_IN"/>
+        </w:rPr>
+      </w:r>
+    </w:p>
+    <w:p>
+      <w:pPr/>
+      <w:r>
+        <w:rPr>
+          <w:lang w:val="hi_IN" w:bidi="hi_IN"/>
+        </w:rPr>
+      </w:r>
+    </w:p>
+    <w:p>
+      <w:pPr>
+        <w:pStyle w:val="Heading2"/>
+      </w:pPr>
+      <w:r>
+        <w:rPr>
+          <w:lang w:val="hi_IN" w:bidi="hi_IN"/>
+        </w:rPr>
+        <w:t>पवित्र</w:t>
+      </w:r>
+      <w:r>
+        <w:rPr>
+          <w:lang w:val="hi_IN" w:bidi="hi_IN"/>
+        </w:rPr>
+      </w:r>
+    </w:p>
+    <w:p>
+      <w:pPr/>
+      <w:r>
+        <w:rPr>
+          <w:lang w:val="hi_IN" w:bidi="hi_IN"/>
+        </w:rPr>
+      </w:r>
+      <w:r>
+        <w:rPr>
+          <w:lang w:val="hi_IN" w:bidi="hi_IN"/>
+        </w:rPr>
+        <w:t xml:space="preserve">परमेश्वर </w:t>
+      </w:r>
+      <w:r>
+        <w:rPr>
+          <w:b/>
+          <w:lang w:val="hi_IN" w:bidi="hi_IN"/>
+        </w:rPr>
+        <w:t>पवित्र</w:t>
+      </w:r>
+      <w:r>
+        <w:rPr>
+          <w:lang w:val="hi_IN" w:bidi="hi_IN"/>
+        </w:rPr>
+        <w:t xml:space="preserve"> है, इसका अर्थ है कि परमेश्वर पूरी तरह भला, पूरी तरह शुद्ध, शक्तिशाली और महान है। इसका अर्थ है कि परमेश्वर हर तरह से पूर्ण, सम्पूर्ण और कभी न बदलनेवाला है। लेकिन सबसे महत्वपूर्ण बात यह है कि परमेश्वर ही परमेश्वर है!</w:t>
+      </w:r>
+    </w:p>
+    <w:p>
+      <w:pPr/>
+      <w:r>
+        <w:rPr>
+          <w:lang w:val="hi_IN" w:bidi="hi_IN"/>
+        </w:rPr>
+      </w:r>
+      <w:r>
+        <w:rPr>
+          <w:lang w:val="hi_IN" w:bidi="hi_IN"/>
+        </w:rPr>
+        <w:t>कोई भी स्थान, व्यक्ति या वस्तु जो परमेश्वर को समर्पित है उसे पवित्र कहा जाता है। इसका अर्थ है कि वह वस्तु या व्यक्ति परमेश्वर के विशेष उद्देश्यों के लिए अलग किया गया है, वे अब "सामान्य" या "साधारण" नहीं हैं, और अब उन्हें सामान्य या साधारण उद्देश्यों के लिए इस्तेमाल नहीं किया जाता।</w:t>
+      </w:r>
+    </w:p>
+    <w:p>
+      <w:pPr/>
+      <w:r>
+        <w:rPr>
+          <w:lang w:val="hi_IN" w:bidi="hi_IN"/>
+        </w:rPr>
+      </w:r>
+      <w:r>
+        <w:rPr>
+          <w:lang w:val="hi_IN" w:bidi="hi_IN"/>
+        </w:rPr>
+        <w:t xml:space="preserve">कोई भी स्थान जहाँ परमेश्वर होता है, पवित्र हो जाता है। लोग, </w:t>
+      </w:r>
+      <w:r>
+        <w:rPr>
+          <w:lang w:val="hi_IN" w:bidi="hi_IN"/>
+        </w:rPr>
+        <w:t>पापी</w:t>
+      </w:r>
+      <w:r>
+        <w:rPr>
+          <w:lang w:val="hi_IN" w:bidi="hi_IN"/>
+        </w:rPr>
+        <w:t xml:space="preserve"> होने के कारण ऐसे ही परमेश्वर के पास नहीं आ सकते। यदि वे ऐसा करते हैं तो परमेश्वर उन्हें मार भी सकता है! पुराने नियम में, परमेश्वर ने </w:t>
+      </w:r>
+      <w:r>
+        <w:rPr>
+          <w:lang w:val="hi_IN" w:bidi="hi_IN"/>
+        </w:rPr>
+        <w:t>मन्दिर</w:t>
+      </w:r>
+      <w:r>
+        <w:rPr>
+          <w:lang w:val="hi_IN" w:bidi="hi_IN"/>
+        </w:rPr>
+        <w:t xml:space="preserve"> की </w:t>
+      </w:r>
+      <w:r>
+        <w:rPr>
+          <w:b/>
+          <w:lang w:val="hi_IN" w:bidi="hi_IN"/>
+        </w:rPr>
+        <w:t>आराधना</w:t>
+      </w:r>
+      <w:r>
+        <w:rPr>
+          <w:lang w:val="hi_IN" w:bidi="hi_IN"/>
+        </w:rPr>
+        <w:t xml:space="preserve"> के द्वारा </w:t>
+      </w:r>
+      <w:r>
+        <w:rPr>
+          <w:b/>
+          <w:lang w:val="hi_IN" w:bidi="hi_IN"/>
+        </w:rPr>
+        <w:t>इस्राएलियों</w:t>
+      </w:r>
+      <w:r>
+        <w:rPr>
+          <w:lang w:val="hi_IN" w:bidi="hi_IN"/>
+        </w:rPr>
+        <w:t xml:space="preserve"> के लिए सुरक्षित तरीके से अपने पास आने का मार्ग बना दिया था। यदि लोग परमेश्वर के पास आने के लिए उसके दिए गए नियमों का पालन करें, तो वे सुरक्षित रहेंगे। परमेश्वर के सामने स्वीकार किए जाने के लिए इस्राएलियों को कुछ रिवाजों का पालन करना पड़ता था। इसे ही "अपने आपको शुद्ध करना" या "</w:t>
+      </w:r>
+      <w:r>
+        <w:rPr>
+          <w:lang w:val="hi_IN" w:bidi="hi_IN"/>
+        </w:rPr>
+        <w:t>स्वच्छ</w:t>
+      </w:r>
+      <w:r>
+        <w:rPr>
+          <w:lang w:val="hi_IN" w:bidi="hi_IN"/>
+        </w:rPr>
+        <w:t xml:space="preserve"> करना" कहा जाता था। इन रिवाजों में नहाना, कपड़े धोना और कुछ विशेष भोजन या कामों से दूर रहना शामिल था। लोगों को परमेश्वर को </w:t>
+      </w:r>
+      <w:r>
+        <w:rPr>
+          <w:lang w:val="hi_IN" w:bidi="hi_IN"/>
+        </w:rPr>
+        <w:t>बलिदान</w:t>
+      </w:r>
+      <w:r>
+        <w:rPr>
+          <w:lang w:val="hi_IN" w:bidi="hi_IN"/>
+        </w:rPr>
+        <w:t xml:space="preserve"> चढ़ाना भी आवश्यक था। परमेश्वर की आराधना के लिए शुद्ध होने के इन नियमों ने लोगों को यह याद दिलाया कि परमेश्वर पवित्र है और उनसे बिल्कुल अलग है।</w:t>
+      </w:r>
+    </w:p>
+    <w:p>
+      <w:pPr/>
+      <w:r>
+        <w:rPr>
+          <w:lang w:val="hi_IN" w:bidi="hi_IN"/>
+        </w:rPr>
+      </w:r>
+      <w:r>
+        <w:rPr>
+          <w:lang w:val="hi_IN" w:bidi="hi_IN"/>
+        </w:rPr>
+        <w:t xml:space="preserve">परमेश्वर ने इस्राएलियों को अपने पवित्र लोग बनने और अपने उद्देश्यों को पूरा करने के लिए चुना था। इसलिए इस्राएलियों को अपने आसपास के दूसरे </w:t>
+      </w:r>
+      <w:r>
+        <w:rPr>
+          <w:lang w:val="hi_IN" w:bidi="hi_IN"/>
+        </w:rPr>
+        <w:t>राष्ट्रों</w:t>
+      </w:r>
+      <w:r>
+        <w:rPr>
+          <w:lang w:val="hi_IN" w:bidi="hi_IN"/>
+        </w:rPr>
+        <w:t xml:space="preserve"> से अलग होना था। पवित्र होने के लिए उन्हें परमेश्वर की सही तरीके से आराधना करनी थी। उन्हें परमेश्वर की </w:t>
+      </w:r>
+      <w:r>
+        <w:rPr>
+          <w:b/>
+          <w:lang w:val="hi_IN" w:bidi="hi_IN"/>
+        </w:rPr>
+        <w:t>आज्ञाओं</w:t>
+      </w:r>
+      <w:r>
+        <w:rPr>
+          <w:lang w:val="hi_IN" w:bidi="hi_IN"/>
+        </w:rPr>
+        <w:t xml:space="preserve"> का पालन भी करना था, जिनमें एक दूसरे से प्रेम और </w:t>
+      </w:r>
+      <w:r>
+        <w:rPr>
+          <w:b/>
+          <w:lang w:val="hi_IN" w:bidi="hi_IN"/>
+        </w:rPr>
+        <w:t>न्याय</w:t>
+      </w:r>
+      <w:r>
+        <w:rPr>
+          <w:lang w:val="hi_IN" w:bidi="hi_IN"/>
+        </w:rPr>
+        <w:t xml:space="preserve"> के साथ व्यवहार करना शामिल था।</w:t>
+      </w:r>
+    </w:p>
+    <w:p>
+      <w:pPr/>
+      <w:r>
+        <w:rPr>
+          <w:lang w:val="hi_IN" w:bidi="hi_IN"/>
+        </w:rPr>
+      </w:r>
+      <w:r>
+        <w:rPr>
+          <w:lang w:val="hi_IN" w:bidi="hi_IN"/>
+        </w:rPr>
+        <w:t>वस्तुएँ भी पवित्र हो सकती हैं। अगर उन्हें परमेश्वर की आराधना के लिए इस्तेमाल किया जाए तो वे पवित्र हो जाती हैं। जिस वस्तु को पवित्र बनाया जाता है उसका इस्तेमाल केवल परमेश्वर की आराधना के लिए किया जा सकता है, और उसे सामान्य काम के लिए इस्तेमाल नहीं किया जा सकता।</w:t>
+      </w:r>
+    </w:p>
+    <w:p>
+      <w:pPr/>
+      <w:r>
+        <w:rPr>
+          <w:lang w:val="hi_IN" w:bidi="hi_IN"/>
+        </w:rPr>
+      </w:r>
+      <w:r>
+        <w:rPr>
+          <w:lang w:val="hi_IN" w:bidi="hi_IN"/>
+        </w:rPr>
+        <w:t>नए नियम में, यीशु को पवित्र कहा गया है क्योंकि वह परमेश्वर है। परमेश्वर के बारे में जो कुछ भी सच है वह सब यीशु के बारे में भी सच है।</w:t>
+      </w:r>
+    </w:p>
+    <w:p>
+      <w:pPr/>
+      <w:r>
+        <w:rPr>
+          <w:lang w:val="hi_IN" w:bidi="hi_IN"/>
+        </w:rPr>
+      </w:r>
+      <w:r>
+        <w:rPr>
+          <w:lang w:val="hi_IN" w:bidi="hi_IN"/>
+        </w:rPr>
+        <w:t>पवित्र आत्मा</w:t>
+      </w:r>
+      <w:r>
+        <w:rPr>
+          <w:lang w:val="hi_IN" w:bidi="hi_IN"/>
+        </w:rPr>
+        <w:t xml:space="preserve"> को पवित्र इसलिए कहा जाता है क्योंकि वह परमेश्वर का आत्मा है।</w:t>
+      </w:r>
+    </w:p>
+    <w:p>
+      <w:pPr/>
+      <w:r>
+        <w:rPr>
+          <w:lang w:val="hi_IN" w:bidi="hi_IN"/>
+        </w:rPr>
+      </w:r>
+      <w:r>
+        <w:rPr>
+          <w:lang w:val="hi_IN" w:bidi="hi_IN"/>
+        </w:rPr>
+        <w:t xml:space="preserve">जब लोग यीशु पर भरोसा करने लगते हैं और पवित्र आत्मा प्राप्त करते हैं, तो वे भी पवित्र हो जाते हैं। जिस तरह परमेश्वर ने इस्राएलियों को पवित्र लोग होने के लिए बुलाया था, उसी तरह अब वह अपने सभी बच्चों को पवित्र लोग होने के लिए बुलाता है। जब लोग यीशु का अनुसरण करना शुरू करते हैं, तो पवित्र आत्मा उनके मन में काम करता है ताकि वे धीरे-धीरे यीशु के समान बनते जाएँ, अधिक पवित्र बनें, और परमेश्वर के विशेष उद्देश्यों के लिए अलग किए जाएँ। पवित्र आत्मा के इस काम को </w:t>
+      </w:r>
+      <w:r>
+        <w:rPr>
+          <w:b/>
+          <w:lang w:val="hi_IN" w:bidi="hi_IN"/>
+        </w:rPr>
+        <w:t>पवित्रीकरण</w:t>
+      </w:r>
+      <w:r>
+        <w:rPr>
+          <w:lang w:val="hi_IN" w:bidi="hi_IN"/>
+        </w:rPr>
+        <w:t xml:space="preserve"> कहा जाता है।</w:t>
+      </w:r>
+      <w:r>
+        <w:rPr>
+          <w:lang w:val="hi_IN" w:bidi="hi_IN"/>
+        </w:rPr>
+      </w:r>
+      <w:r>
+        <w:rPr>
+          <w:lang w:val="hi_IN" w:bidi="hi_IN"/>
+        </w:rPr>
+      </w:r>
+    </w:p>
+    <w:p>
+      <w:pPr/>
+      <w:r>
+        <w:rPr>
+          <w:lang w:val="hi_IN" w:bidi="hi_IN"/>
+        </w:rPr>
+      </w:r>
+    </w:p>
+    <w:p>
+      <w:pPr>
+        <w:pStyle w:val="Heading2"/>
+      </w:pPr>
+      <w:r>
+        <w:rPr>
+          <w:lang w:val="hi_IN" w:bidi="hi_IN"/>
+        </w:rPr>
+        <w:t>पवित्र आत्मा</w:t>
+      </w:r>
+      <w:r>
+        <w:rPr>
+          <w:lang w:val="hi_IN" w:bidi="hi_IN"/>
+        </w:rPr>
+      </w:r>
+    </w:p>
+    <w:p>
+      <w:pPr/>
+      <w:r>
+        <w:rPr>
+          <w:lang w:val="hi_IN" w:bidi="hi_IN"/>
+        </w:rPr>
+      </w:r>
+      <w:r>
+        <w:rPr>
+          <w:b/>
+          <w:lang w:val="hi_IN" w:bidi="hi_IN"/>
+        </w:rPr>
+        <w:t>पवित्र आत्मा</w:t>
+      </w:r>
+      <w:r>
+        <w:rPr>
+          <w:lang w:val="hi_IN" w:bidi="hi_IN"/>
+        </w:rPr>
+        <w:t xml:space="preserve"> </w:t>
+      </w:r>
+      <w:r>
+        <w:rPr>
+          <w:b/>
+          <w:lang w:val="hi_IN" w:bidi="hi_IN"/>
+        </w:rPr>
         <w:t>परमेश्वर का आत्मा</w:t>
       </w:r>
       <w:r>
         <w:rPr>
           <w:lang w:val="hi_IN" w:bidi="hi_IN"/>
         </w:rPr>
-        <w:t xml:space="preserve"> उन लोगों के मनों में रहता है जो यीशु का अनुसरण करते हैं, और परमेश्वर अपने लोगों से हर जगह मिलता है जहाँ वे होते हैं।</w:t>
+        <w:t xml:space="preserve"> है। कभी-कभी बाइबल इसे परमेश्वर का आत्मा, </w:t>
+      </w:r>
+      <w:r>
+        <w:rPr>
+          <w:b/>
+          <w:lang w:val="hi_IN" w:bidi="hi_IN"/>
+        </w:rPr>
+        <w:t>प्रभु का आत्मा</w:t>
+      </w:r>
+      <w:r>
+        <w:rPr>
+          <w:lang w:val="hi_IN" w:bidi="hi_IN"/>
+        </w:rPr>
+        <w:t xml:space="preserve"> या सिर्फ </w:t>
+      </w:r>
+      <w:r>
+        <w:rPr>
+          <w:b/>
+          <w:lang w:val="hi_IN" w:bidi="hi_IN"/>
+        </w:rPr>
+        <w:t>आत्मा</w:t>
+      </w:r>
+      <w:r>
+        <w:rPr>
+          <w:lang w:val="hi_IN" w:bidi="hi_IN"/>
+        </w:rPr>
+        <w:t xml:space="preserve"> कहती है।</w:t>
+      </w:r>
+    </w:p>
+    <w:p>
+      <w:pPr/>
+      <w:r>
+        <w:rPr>
+          <w:lang w:val="hi_IN" w:bidi="hi_IN"/>
+        </w:rPr>
+      </w:r>
+      <w:r>
+        <w:rPr>
+          <w:lang w:val="hi_IN" w:bidi="hi_IN"/>
+        </w:rPr>
+        <w:t xml:space="preserve">परमेश्वर का आत्मा वह शक्ति है जो परमेश्वर से आती है। यह शक्ति सृष्टि करती है, जीवन देती है, </w:t>
+      </w:r>
+      <w:r>
+        <w:rPr>
+          <w:lang w:val="hi_IN" w:bidi="hi_IN"/>
+        </w:rPr>
+        <w:t>चमत्कार</w:t>
+      </w:r>
+      <w:r>
+        <w:rPr>
+          <w:lang w:val="hi_IN" w:bidi="hi_IN"/>
+        </w:rPr>
+        <w:t xml:space="preserve"> करती है और लोगों को बदल देती है।</w:t>
+      </w:r>
+    </w:p>
+    <w:p>
+      <w:pPr/>
+      <w:r>
+        <w:rPr>
+          <w:lang w:val="hi_IN" w:bidi="hi_IN"/>
+        </w:rPr>
+      </w:r>
+      <w:r>
+        <w:rPr>
+          <w:lang w:val="hi_IN" w:bidi="hi_IN"/>
+        </w:rPr>
+        <w:t xml:space="preserve">जब परमेश्वर का आत्मा किसी व्यक्ति पर आता है, तो वह व्यक्ति एक विशेष शक्ति या योग्यता प्राप्त करता है। इसका अर्थ शारीरिक शक्ति, विशेष </w:t>
+      </w:r>
+      <w:r>
+        <w:rPr>
+          <w:lang w:val="hi_IN" w:bidi="hi_IN"/>
+        </w:rPr>
+        <w:t>बुद्धि</w:t>
+      </w:r>
+      <w:r>
+        <w:rPr>
+          <w:lang w:val="hi_IN" w:bidi="hi_IN"/>
+        </w:rPr>
+        <w:t xml:space="preserve">, या परमेश्वर क्या चाहता है इसकी स्पष्ट समझ हो सकती है। पवित्र आत्मा ने </w:t>
+      </w:r>
+      <w:r>
+        <w:rPr>
+          <w:b/>
+          <w:lang w:val="hi_IN" w:bidi="hi_IN"/>
+        </w:rPr>
+        <w:t>भविष्यद्वक्ताओं</w:t>
+      </w:r>
+      <w:r>
+        <w:rPr>
+          <w:lang w:val="hi_IN" w:bidi="hi_IN"/>
+        </w:rPr>
+        <w:t xml:space="preserve"> को परमेश्वर का संदेश दिया, जिसे भविष्यद्वक्ताओं ने लोगों के साथ साझा किया।</w:t>
+      </w:r>
+    </w:p>
+    <w:p>
+      <w:pPr/>
+      <w:r>
+        <w:rPr>
+          <w:lang w:val="hi_IN" w:bidi="hi_IN"/>
+        </w:rPr>
+      </w:r>
+      <w:r>
+        <w:rPr>
+          <w:lang w:val="hi_IN" w:bidi="hi_IN"/>
+        </w:rPr>
+        <w:t xml:space="preserve">पवित्र आत्मा लोगों के लिए यीशु का अनुयायी बनना संभव बनाता है। जब लोग यीशु का अनुसरण करना शुरू करते हैं, तो पवित्र आत्मा उनके मन में काम करता है ताकि वे धीरे-धीरे यीशु के समान बनते जाएँ, उन्हें और अधिक </w:t>
+      </w:r>
+      <w:r>
+        <w:rPr>
+          <w:lang w:val="hi_IN" w:bidi="hi_IN"/>
+        </w:rPr>
+        <w:t>पवित्र</w:t>
+      </w:r>
+      <w:r>
+        <w:rPr>
+          <w:lang w:val="hi_IN" w:bidi="hi_IN"/>
+        </w:rPr>
+        <w:t xml:space="preserve"> बनाएँ। पवित्र आत्मा के इस काम को </w:t>
+      </w:r>
+      <w:r>
+        <w:rPr>
+          <w:b/>
+          <w:lang w:val="hi_IN" w:bidi="hi_IN"/>
+        </w:rPr>
+        <w:t>पवित्रीकरण</w:t>
+      </w:r>
+      <w:r>
+        <w:rPr>
+          <w:lang w:val="hi_IN" w:bidi="hi_IN"/>
+        </w:rPr>
+        <w:t xml:space="preserve"> कहा जाता है।</w:t>
+      </w:r>
+    </w:p>
+    <w:p>
+      <w:pPr/>
+      <w:r>
+        <w:rPr>
+          <w:lang w:val="hi_IN" w:bidi="hi_IN"/>
+        </w:rPr>
+      </w:r>
+      <w:r>
+        <w:rPr>
+          <w:lang w:val="hi_IN" w:bidi="hi_IN"/>
+        </w:rPr>
+        <w:t xml:space="preserve">पवित्र आत्मा केवल एक शक्ति नहीं है, बल्कि खुद एक व्यक्ति भी है। हम यह बात इसलिए जानते हैं क्योंकि बाइबल कहती है कि पवित्र आत्मा को दुखी किया जा सकता है। पवित्र आत्मा त्रित्व का हिस्सा है, वह परमेश्वर जो एक है, लेकिन तीन व्यक्तियों में शामिल है। परमेश्वर पिता, परमेश्वर पुत्र यीशु और परमेश्वर पवित्र आत्मा, ये तीन अलग-अलग व्यक्ति हैं, लेकिन मिलकर वे एक ही परमेश्वर हैं। हम त्रित्व के तीनों व्यक्तियों को यीशु के </w:t>
+      </w:r>
+      <w:r>
+        <w:rPr>
+          <w:lang w:val="hi_IN" w:bidi="hi_IN"/>
+        </w:rPr>
+        <w:t>बपतिस्मा</w:t>
+      </w:r>
+      <w:r>
+        <w:rPr>
+          <w:lang w:val="hi_IN" w:bidi="hi_IN"/>
+        </w:rPr>
+        <w:t xml:space="preserve"> के समय एक साथ देख सकते हैं, जब पवित्र आत्मा यीशु पर उतरता है और </w:t>
+      </w:r>
+      <w:r>
+        <w:rPr>
+          <w:lang w:val="hi_IN" w:bidi="hi_IN"/>
+        </w:rPr>
+        <w:t>स्वर्ग</w:t>
+      </w:r>
+      <w:r>
+        <w:rPr>
+          <w:lang w:val="hi_IN" w:bidi="hi_IN"/>
+        </w:rPr>
+        <w:t xml:space="preserve"> से परमेश्वर की आवाज आती है। बाइबल में कहीं भी त्रित्व शब्द का इस्तेमाल नहीं किया गया है, लेकिन यीशु के </w:t>
+      </w:r>
+      <w:r>
+        <w:rPr>
+          <w:lang w:val="hi_IN" w:bidi="hi_IN"/>
+        </w:rPr>
+        <w:t>स्वर्ग</w:t>
+      </w:r>
+      <w:r>
+        <w:rPr>
+          <w:lang w:val="hi_IN" w:bidi="hi_IN"/>
+        </w:rPr>
+        <w:t xml:space="preserve"> लौटने के कई पीढ़ियों बाद </w:t>
+      </w:r>
+      <w:r>
+        <w:rPr>
+          <w:b/>
+          <w:lang w:val="hi_IN" w:bidi="hi_IN"/>
+        </w:rPr>
+        <w:t>कलीसिया</w:t>
+      </w:r>
+      <w:r>
+        <w:rPr>
+          <w:lang w:val="hi_IN" w:bidi="hi_IN"/>
+        </w:rPr>
+        <w:t xml:space="preserve"> ने इस शब्द का इस्तेमाल करना शुरू किया ताकि उस रहस्य को व्यक्त किया जा सके कि परमेश्वर एक होते हुए भी तीन व्यक्तियों में प्रकट होता है।</w:t>
+      </w:r>
+    </w:p>
+    <w:p>
+      <w:pPr/>
+      <w:r>
+        <w:rPr>
+          <w:lang w:val="hi_IN" w:bidi="hi_IN"/>
+        </w:rPr>
+      </w:r>
+      <w:r>
+        <w:rPr>
+          <w:lang w:val="hi_IN" w:bidi="hi_IN"/>
+        </w:rPr>
+        <w:t>बाइबल जिस भाषा में लिखी गई थी, उसमें आत्मा के लिए जो शब्द इस्तेमाल हुआ है, वह "हवा" और "साँस" के शब्द के समान है। हम यह समझ सकते हैं कि ये शब्द एक जैसे क्यों हैं: ये सभी दिखाई नहीं देते और इसलिए कुछ रहस्यमय होते हैं, लेकिन बहुत ज़रूरी भी हैं।</w:t>
+      </w:r>
+    </w:p>
+    <w:p>
+      <w:pPr/>
+      <w:r>
+        <w:rPr>
+          <w:lang w:val="hi_IN" w:bidi="hi_IN"/>
+        </w:rPr>
+      </w:r>
+      <w:r>
+        <w:rPr>
+          <w:lang w:val="hi_IN" w:bidi="hi_IN"/>
+        </w:rPr>
+        <w:t>कभी-कभी यह समझना कठिन होता है कि किसी विशेष भाग में, इसका अर्थ "आत्मा," या "हवा," या "साँस" में से क्या है। इस बात से कि एक ही शब्द के इतने अर्थ हो सकते हैं, उस भाग में सुंदरता और गहराई आ जाती है।</w:t>
       </w:r>
       <w:r>
         <w:rPr>
@@ -494,7 +1789,7 @@
         <w:rPr>
           <w:lang w:val="hi_IN" w:bidi="hi_IN"/>
         </w:rPr>
-        <w:t>परमेश्वर का पुत्र</w:t>
+        <w:t>पाखण्ड</w:t>
       </w:r>
       <w:r>
         <w:rPr>
@@ -514,197 +1809,580 @@
           <w:b/>
           <w:lang w:val="hi_IN" w:bidi="hi_IN"/>
         </w:rPr>
-        <w:t>परमेश्वर का पुत्र</w:t>
-      </w:r>
-      <w:r>
-        <w:rPr>
-          <w:lang w:val="hi_IN" w:bidi="hi_IN"/>
-        </w:rPr>
-        <w:t xml:space="preserve"> यीशु के लिए एक उपाधि है। यीशु को परमेश्वर का </w:t>
-      </w:r>
-      <w:hyperlink r:id="rId19">
-        <w:r>
-          <w:rPr>
-            <w:lang w:val="hi_IN" w:bidi="hi_IN"/>
-          </w:rPr>
-          <w:rPr>
-            <w:color w:val="0000EE"/>
-            <w:u w:val="single"/>
-          </w:rPr>
-          <w:t>पुत्र</w:t>
-        </w:r>
-      </w:hyperlink>
-      <w:r>
-        <w:rPr>
-          <w:lang w:val="hi_IN" w:bidi="hi_IN"/>
-        </w:rPr>
-        <w:t xml:space="preserve"> कहा जाता है क्योंकि उसका परमेश्वर पिता के साथ एक विशेष रिश्ता है। परमेश्वर और यीशु एक दूसरे से उसी तरह प्रेम करते हैं जैसे पिता और पुत्र करते हैं। कभी-कभी यीशु को "परमेश्वर का </w:t>
+        <w:t>पाखण्ड</w:t>
+      </w:r>
+      <w:r>
+        <w:rPr>
+          <w:lang w:val="hi_IN" w:bidi="hi_IN"/>
+        </w:rPr>
+        <w:t xml:space="preserve"> का अर्थ है कि कोई अच्छा होने का दिखावा करता है, लेकिन वास्तव में अच्छा नहीं होता। जो व्यक्ति दूसरों से कहता है कि कुछ चीज़ें करना महत्वपूर्ण है, लेकिन वह खुद उन्हें नहीं करता, वह एक पाखण्डी है। जो व्यक्ति दूसरों को परमेश्वर की </w:t>
+      </w:r>
+      <w:r>
+        <w:rPr>
+          <w:lang w:val="hi_IN" w:bidi="hi_IN"/>
+        </w:rPr>
+        <w:t>व्यवस्था</w:t>
+      </w:r>
+      <w:r>
+        <w:rPr>
+          <w:lang w:val="hi_IN" w:bidi="hi_IN"/>
+        </w:rPr>
+        <w:t xml:space="preserve"> के बारे में सिखाता है, लेकिन खुद ही उस व्यवस्था को तोड़ता है, वह पाखण्डी है। जो व्यक्ति मन में बुरे विचार रखता है लेकिन अच्छे काम सिर्फ इसलिए करता है क्योंकि वह चाहता है कि दूसरे लोग उसकी प्रशंसा करें, वह पाखण्डी है। एक पाखण्डी सच्चा नहीं होता। वह केवल लोगों की नजरों में अच्छा दिखना चाहता है, लेकिन वास्तव में उसे परमेश्वर की आज्ञा मानने की कोई परवाह नहीं होती।</w:t>
+      </w:r>
+      <w:r>
+        <w:rPr>
+          <w:lang w:val="hi_IN" w:bidi="hi_IN"/>
+        </w:rPr>
+      </w:r>
+      <w:r>
+        <w:rPr>
+          <w:lang w:val="hi_IN" w:bidi="hi_IN"/>
+        </w:rPr>
+      </w:r>
+    </w:p>
+    <w:p>
+      <w:pPr/>
+      <w:r>
+        <w:rPr>
+          <w:lang w:val="hi_IN" w:bidi="hi_IN"/>
+        </w:rPr>
+      </w:r>
+    </w:p>
+    <w:p>
+      <w:pPr>
+        <w:pStyle w:val="Heading2"/>
+      </w:pPr>
+      <w:r>
+        <w:rPr>
+          <w:lang w:val="hi_IN" w:bidi="hi_IN"/>
+        </w:rPr>
+        <w:t>पाप</w:t>
+      </w:r>
+      <w:r>
+        <w:rPr>
+          <w:lang w:val="hi_IN" w:bidi="hi_IN"/>
+        </w:rPr>
+      </w:r>
+    </w:p>
+    <w:p>
+      <w:pPr/>
+      <w:r>
+        <w:rPr>
+          <w:lang w:val="hi_IN" w:bidi="hi_IN"/>
+        </w:rPr>
+      </w:r>
+      <w:r>
+        <w:rPr>
+          <w:lang w:val="hi_IN" w:bidi="hi_IN"/>
+        </w:rPr>
+        <w:t xml:space="preserve">परमेश्वर ने सारे संसार को अच्छा बनाया है। परमेश्वर ने मानव जाति को धरती पर अपना प्रतिनिधि बनने के लिए बनाया था। परमेश्वर ने मनुष्यों से कहा था कि वे पृथ्वी की देखभाल करें। शुरुआत में, पुरुष और स्त्री परमेश्वर के साथ, एक दूसरे के साथ और प्रकृति के साथ अच्छे </w:t>
       </w:r>
       <w:r>
         <w:rPr>
           <w:b/>
           <w:lang w:val="hi_IN" w:bidi="hi_IN"/>
         </w:rPr>
-        <w:t>एकलौता</w:t>
-      </w:r>
-      <w:r>
-        <w:rPr>
-          <w:lang w:val="hi_IN" w:bidi="hi_IN"/>
-        </w:rPr>
-        <w:t xml:space="preserve"> पुत्र" कहा जाता है। इसका अर्थ है कि यीशु का परमेश्वर के साथ जो रिश्ता है, वह अनोखा है। परमेश्वर के साथ ऐसा रिश्ता किसी और का नहीं है जैसा यीशु का है।</w:t>
-      </w:r>
-    </w:p>
-    <w:p>
-      <w:pPr/>
-      <w:r>
-        <w:rPr>
-          <w:lang w:val="hi_IN" w:bidi="hi_IN"/>
-        </w:rPr>
-      </w:r>
-      <w:r>
-        <w:rPr>
-          <w:lang w:val="hi_IN" w:bidi="hi_IN"/>
-        </w:rPr>
-        <w:t xml:space="preserve">यीशु परमेश्वर का पुत्र है, इसका अर्थ है कि वह खुद भी परमेश्वर है। यीशु त्रित्व का एक व्यक्ति है, त्रित्व ऐसा शब्द है जिसका इस्तेमाल कलीसिया यह बताने के लिए करती है कि परमेश्वर </w:t>
+        <w:t>रिश्ते</w:t>
+      </w:r>
+      <w:r>
+        <w:rPr>
+          <w:lang w:val="hi_IN" w:bidi="hi_IN"/>
+        </w:rPr>
+        <w:t xml:space="preserve"> में रहते थे। लेकिन लोगों ने परमेश्वर की आज्ञा का उल्लंघन करना शुरू कर दिया। उन्होंने परमेश्वर पर भरोसा करना छोड़ दिया, और वे खुद यह निर्णय लेना चाहते थे कि उनके लिए क्या अच्छा है। वे अब अपने ऊपर परमेश्वर के </w:t>
+      </w:r>
+      <w:r>
+        <w:rPr>
+          <w:lang w:val="hi_IN" w:bidi="hi_IN"/>
+        </w:rPr>
+        <w:t>अधिकार</w:t>
+      </w:r>
+      <w:r>
+        <w:rPr>
+          <w:lang w:val="hi_IN" w:bidi="hi_IN"/>
+        </w:rPr>
+        <w:t xml:space="preserve"> को स्वीकार नहीं करना चाहते थे। परमेश्वर के विरुद्ध इस बलवे के काम को </w:t>
       </w:r>
       <w:r>
         <w:rPr>
           <w:b/>
           <w:lang w:val="hi_IN" w:bidi="hi_IN"/>
         </w:rPr>
-        <w:t>एक</w:t>
-      </w:r>
-      <w:r>
-        <w:rPr>
-          <w:lang w:val="hi_IN" w:bidi="hi_IN"/>
-        </w:rPr>
-        <w:t xml:space="preserve"> है, लेकिन एक ही समय में </w:t>
+        <w:t>पाप</w:t>
+      </w:r>
+      <w:r>
+        <w:rPr>
+          <w:lang w:val="hi_IN" w:bidi="hi_IN"/>
+        </w:rPr>
+        <w:t xml:space="preserve"> कहा जाता है। इस बलवे के कारण, लोगों का परमेश्वर के साथ अच्छा रिश्ता टूट गया था। इतना ही नहीं, लोगों का एक-दूसरे के साथ भी जो अच्छा रिश्ता था, वह टूट गया, और सारी सृष्टि को भी दुख सहना पड़ा।</w:t>
+      </w:r>
+    </w:p>
+    <w:p>
+      <w:pPr/>
+      <w:r>
+        <w:rPr>
+          <w:lang w:val="hi_IN" w:bidi="hi_IN"/>
+        </w:rPr>
+      </w:r>
+      <w:r>
+        <w:rPr>
+          <w:lang w:val="hi_IN" w:bidi="hi_IN"/>
+        </w:rPr>
+        <w:t xml:space="preserve">परमेश्वर के विरुद्ध यह बलवा कई अलग-अलग तरीकों से होता है। परमेश्वर ने अच्छी </w:t>
+      </w:r>
+      <w:r>
+        <w:rPr>
+          <w:lang w:val="hi_IN" w:bidi="hi_IN"/>
+        </w:rPr>
+        <w:t>व्यवस्था</w:t>
+      </w:r>
+      <w:r>
+        <w:rPr>
+          <w:lang w:val="hi_IN" w:bidi="hi_IN"/>
+        </w:rPr>
+        <w:t xml:space="preserve"> बनाई है, और यदि लोग इन व्यवस्थाओं का पालन करेंगे, तो वे </w:t>
       </w:r>
       <w:r>
         <w:rPr>
           <w:b/>
           <w:lang w:val="hi_IN" w:bidi="hi_IN"/>
         </w:rPr>
-        <w:t>तीन</w:t>
-      </w:r>
-      <w:r>
-        <w:rPr>
-          <w:lang w:val="hi_IN" w:bidi="hi_IN"/>
-        </w:rPr>
-        <w:t xml:space="preserve"> व्यक्तियों के रूप में है: परमेश्वर पिता, परमेश्वर पुत्र और परमेश्वर </w:t>
-      </w:r>
-      <w:hyperlink r:id="rId20">
-        <w:r>
-          <w:rPr>
-            <w:lang w:val="hi_IN" w:bidi="hi_IN"/>
-          </w:rPr>
-          <w:rPr>
-            <w:color w:val="0000EE"/>
-            <w:u w:val="single"/>
-          </w:rPr>
-          <w:t>पवित्र आत्मा</w:t>
-        </w:r>
-      </w:hyperlink>
-      <w:r>
-        <w:rPr>
-          <w:lang w:val="hi_IN" w:bidi="hi_IN"/>
-        </w:rPr>
-        <w:t>। यीशु हमेशा से ही परमेश्वर का पुत्र रहा है, हमारे समय की शुरुआत से पहले, यहाँ तक कि संसार की सृष्टि से भी पहले। जब यीशु धरती पर आया और जन्म लिया, तब वह भी मनुष्य बन गया।</w:t>
-      </w:r>
-    </w:p>
-    <w:p>
-      <w:pPr/>
-      <w:r>
-        <w:rPr>
-          <w:lang w:val="hi_IN" w:bidi="hi_IN"/>
-        </w:rPr>
-      </w:r>
-      <w:r>
-        <w:rPr>
-          <w:lang w:val="hi_IN" w:bidi="hi_IN"/>
-        </w:rPr>
-        <w:t xml:space="preserve">जब नए नियम में लोग यीशु को परमेश्वर का पुत्र कहते हैं, तो कभी-कभी यह कहने का एक और तरीका होता है कि </w:t>
-      </w:r>
-      <w:hyperlink r:id="rId21">
-        <w:r>
-          <w:rPr>
-            <w:lang w:val="hi_IN" w:bidi="hi_IN"/>
-          </w:rPr>
-          <w:rPr>
-            <w:color w:val="0000EE"/>
-            <w:u w:val="single"/>
-          </w:rPr>
-          <w:t>यीशु</w:t>
-        </w:r>
-      </w:hyperlink>
-      <w:r>
-        <w:rPr>
-          <w:lang w:val="hi_IN" w:bidi="hi_IN"/>
-        </w:rPr>
-        <w:t xml:space="preserve"> </w:t>
-      </w:r>
-      <w:hyperlink r:id="rId22">
-        <w:r>
-          <w:rPr>
-            <w:lang w:val="hi_IN" w:bidi="hi_IN"/>
-          </w:rPr>
-          <w:rPr>
-            <w:color w:val="0000EE"/>
-            <w:u w:val="single"/>
-          </w:rPr>
-          <w:t>मसीहा</w:t>
-        </w:r>
-      </w:hyperlink>
-      <w:r>
-        <w:rPr>
-          <w:lang w:val="hi_IN" w:bidi="hi_IN"/>
-        </w:rPr>
-        <w:t xml:space="preserve"> है, वह राजा और </w:t>
-      </w:r>
-      <w:hyperlink r:id="rId23">
-        <w:r>
-          <w:rPr>
-            <w:lang w:val="hi_IN" w:bidi="hi_IN"/>
-          </w:rPr>
-          <w:rPr>
-            <w:color w:val="0000EE"/>
-            <w:u w:val="single"/>
-          </w:rPr>
-          <w:t>उद्धारकर्ता</w:t>
-        </w:r>
-      </w:hyperlink>
-      <w:r>
-        <w:rPr>
-          <w:lang w:val="hi_IN" w:bidi="hi_IN"/>
-        </w:rPr>
-        <w:t xml:space="preserve"> जिसके आने का वादा किया गया था।</w:t>
-      </w:r>
-    </w:p>
-    <w:p>
-      <w:pPr/>
-      <w:r>
-        <w:rPr>
-          <w:lang w:val="hi_IN" w:bidi="hi_IN"/>
-        </w:rPr>
-      </w:r>
-      <w:r>
-        <w:rPr>
-          <w:lang w:val="hi_IN" w:bidi="hi_IN"/>
-        </w:rPr>
-        <w:t xml:space="preserve">जब लोग यीशु पर भरोसा करना शुरू करते हैं, तो परमेश्वर उन्हें अपनी संतान के रूप में अपना लेता है। इसलिए, बाइबल कभी-कभी "परमेश्वर के </w:t>
+        <w:t>शांति</w:t>
+      </w:r>
+      <w:r>
+        <w:rPr>
+          <w:lang w:val="hi_IN" w:bidi="hi_IN"/>
+        </w:rPr>
+        <w:t xml:space="preserve"> से एक साथ रह सकेंगे। लेकिन लोग लगातार परमेश्वर की व्यवस्था को तोड़ रहे हैं। जब भी कोई व्यक्ति परमेश्वर की किसी व्यवस्था को तोड़ता है, तो वह पाप करता है।</w:t>
+      </w:r>
+    </w:p>
+    <w:p>
+      <w:pPr/>
+      <w:r>
+        <w:rPr>
+          <w:lang w:val="hi_IN" w:bidi="hi_IN"/>
+        </w:rPr>
+      </w:r>
+      <w:r>
+        <w:rPr>
+          <w:lang w:val="hi_IN" w:bidi="hi_IN"/>
+        </w:rPr>
+        <w:t>परमेश्वर पाप से नफरत करता है। जब लोग उसकी आज्ञा नहीं मानते तो वह दु:खी होता है, क्योंकि उसके नियम लोगों के भले के लिए हैं। इसलिए, पाप करने पर परमेश्वर को लोगों को सजा देनी पड़ती है। यदि लोग पाप करते रहें, तो उनकी सजा मृत्यु है।</w:t>
+      </w:r>
+    </w:p>
+    <w:p>
+      <w:pPr/>
+      <w:r>
+        <w:rPr>
+          <w:lang w:val="hi_IN" w:bidi="hi_IN"/>
+        </w:rPr>
+      </w:r>
+      <w:r>
+        <w:rPr>
+          <w:lang w:val="hi_IN" w:bidi="hi_IN"/>
+        </w:rPr>
+        <w:t xml:space="preserve">यीशु हमें सिखाता है कि पाप केवल गलत काम </w:t>
       </w:r>
       <w:r>
         <w:rPr>
           <w:b/>
           <w:lang w:val="hi_IN" w:bidi="hi_IN"/>
         </w:rPr>
+        <w:t>करना</w:t>
+      </w:r>
+      <w:r>
+        <w:rPr>
+          <w:lang w:val="hi_IN" w:bidi="hi_IN"/>
+        </w:rPr>
+        <w:t xml:space="preserve"> ही नहीं होता। गलत बातें </w:t>
+      </w:r>
+      <w:r>
+        <w:rPr>
+          <w:b/>
+          <w:lang w:val="hi_IN" w:bidi="hi_IN"/>
+        </w:rPr>
+        <w:t>सोचना</w:t>
+      </w:r>
+      <w:r>
+        <w:rPr>
+          <w:lang w:val="hi_IN" w:bidi="hi_IN"/>
+        </w:rPr>
+        <w:t xml:space="preserve"> भी पाप है, भले ही कोई और इसके बारे में न जानता हो। घमण्ड, जलन और वासना पाप हैं। दूसरों को नीचा दिखाना पाप है। हम लोगों की नजर में बहुत से अच्छे काम कर सकते हैं, लेकिन यदि हम अपने कामों पर बहुत ज़्यादा घमण्ड करते हैं, तो हम फिर भी पाप कर रहे होते हैं।</w:t>
+      </w:r>
+    </w:p>
+    <w:p>
+      <w:pPr/>
+      <w:r>
+        <w:rPr>
+          <w:lang w:val="hi_IN" w:bidi="hi_IN"/>
+        </w:rPr>
+      </w:r>
+      <w:r>
+        <w:rPr>
+          <w:lang w:val="hi_IN" w:bidi="hi_IN"/>
+        </w:rPr>
+        <w:t xml:space="preserve">बाइबल हमें सिखाती है कि यीशु ने अपने लोगों को उनके पापों से बचाया। इसका अर्थ है कि परमेश्वर लोगों को वह सजा नहीं देगा जिसके वे हकदार हैं। यह इसलिए है क्योंकि यीशु ने उनके स्थान पर सजा ले ली। पुराने नियम में, अपने पापों के लिए लोगों को परमेश्वर से </w:t>
+      </w:r>
+      <w:r>
+        <w:rPr>
+          <w:lang w:val="hi_IN" w:bidi="hi_IN"/>
+        </w:rPr>
+        <w:t>माफ़ी</w:t>
+      </w:r>
+      <w:r>
+        <w:rPr>
+          <w:lang w:val="hi_IN" w:bidi="hi_IN"/>
+        </w:rPr>
+        <w:t xml:space="preserve"> मांगने का तरीका था कि वे परमेश्वर को </w:t>
+      </w:r>
+      <w:r>
+        <w:rPr>
+          <w:lang w:val="hi_IN" w:bidi="hi_IN"/>
+        </w:rPr>
+        <w:t>बलिदान</w:t>
+      </w:r>
+      <w:r>
+        <w:rPr>
+          <w:lang w:val="hi_IN" w:bidi="hi_IN"/>
+        </w:rPr>
+        <w:t xml:space="preserve"> चढ़ाएँ। लोगों को एक जानवर मारना पड़ता था और अपनी जान के बदले उसे परमेश्वर को चढ़ाना पड़ता था। जो जानवर वे परमेश्वर को चढ़ाते थे वह बिलकुल ठीक होना चाहिए था, उसमें कोई भी दोष नहीं होना चाहिए था। इस बलिदान के कारण, परमेश्वर ने उन्हें क्षमा किया, लेकिन केवल तब तक, जब तक वे अगली बार पाप नहीं करते। यीशु खुद सभी लोगों के लिए एक सिद्ध बलिदान बन गया। यीशु ने खुद कोई पाप नहीं किया था, और इसलिए वह एक सिद्ध बलिदान के समान था। यीशु का बलिदान इतना शक्तिशाली था कि इसके कारण परमेश्वर सभी लोगों के पापों को माफ करने के लिए तैयार था, न केवल एक बार के लिए, बल्कि हमेशा के लिए। परमेश्वर उन सभी को माफ कर देगा जो यह स्वीकार करते हैं कि यीशु उनके स्थान पर मरा। ये लोग अब "बचाए गए" हैं। अब उन्हें सजा से डरने की ज़रूरत नहीं है। परमेश्वर कहता है कि ये लोग अब </w:t>
+      </w:r>
+      <w:r>
+        <w:rPr>
+          <w:lang w:val="hi_IN" w:bidi="hi_IN"/>
+        </w:rPr>
+        <w:t>धर्मी</w:t>
+      </w:r>
+      <w:r>
+        <w:rPr>
+          <w:lang w:val="hi_IN" w:bidi="hi_IN"/>
+        </w:rPr>
+        <w:t xml:space="preserve"> हैं।</w:t>
+      </w:r>
+    </w:p>
+    <w:p>
+      <w:pPr/>
+      <w:r>
+        <w:rPr>
+          <w:lang w:val="hi_IN" w:bidi="hi_IN"/>
+        </w:rPr>
+      </w:r>
+      <w:r>
+        <w:rPr>
+          <w:lang w:val="hi_IN" w:bidi="hi_IN"/>
+        </w:rPr>
+        <w:t xml:space="preserve">यह माफ़ी मामूली नहीं है! इसकी कीमत यीशु ने अपना जीवन देकर चुकाई। और इसलिए, जो कोई यीशु के बलिदान को स्वीकार करता है, वह पाप करना बंद करने की पूरी कोशिश करेगा, क्योंकि वह यीशु का बहुत आभारी होगा। पौलुस हमें सिखाता है कि हम बचाए जाने से पहले, पाप के </w:t>
+      </w:r>
+      <w:r>
+        <w:rPr>
+          <w:lang w:val="hi_IN" w:bidi="hi_IN"/>
+        </w:rPr>
+        <w:t>दास</w:t>
+      </w:r>
+      <w:r>
+        <w:rPr>
+          <w:lang w:val="hi_IN" w:bidi="hi_IN"/>
+        </w:rPr>
+        <w:t xml:space="preserve"> थे। इसका अर्थ है कि हम पाप करने के दबाव और प्रलोभन के आगे झुक जाते थे। लेकिन अब जब परमेश्वर ने हमें माफ कर दिया है, हम धार्मिकता के दास हैं, अब हम पूरी लगन से वे काम करना चाहते हैं जो परमेश्वर को खुश करें, बजाय उन कामों के जो उसे दु:खी करें।</w:t>
+      </w:r>
+    </w:p>
+    <w:p>
+      <w:pPr/>
+      <w:r>
+        <w:rPr>
+          <w:lang w:val="hi_IN" w:bidi="hi_IN"/>
+        </w:rPr>
+      </w:r>
+      <w:r>
+        <w:rPr>
+          <w:lang w:val="hi_IN" w:bidi="hi_IN"/>
+        </w:rPr>
+        <w:t xml:space="preserve">लोगों के लिए पाप न करना, अभी भी बहुत कठिन है, यहाँ तक कि असंभव है। लेकिन परमेश्वर ने हमारी मदद के लिए हमें अपना </w:t>
+      </w:r>
+      <w:r>
+        <w:rPr>
+          <w:lang w:val="hi_IN" w:bidi="hi_IN"/>
+        </w:rPr>
+        <w:t>पवित्र आत्मा</w:t>
+      </w:r>
+      <w:r>
+        <w:rPr>
+          <w:lang w:val="hi_IN" w:bidi="hi_IN"/>
+        </w:rPr>
+        <w:t xml:space="preserve"> दिया है। पवित्र आत्मा हमें यह देखने में मदद करता है कि कौन से काम पाप हैं, और पाप करने के प्रलोभन का विरोध करने में हमारी मदद करता है। पवित्र आत्मा की मदद के बिना, हम यह नहीं कर सकते।</w:t>
+      </w:r>
+    </w:p>
+    <w:p>
+      <w:pPr/>
+      <w:r>
+        <w:rPr>
+          <w:lang w:val="hi_IN" w:bidi="hi_IN"/>
+        </w:rPr>
+      </w:r>
+      <w:r>
+        <w:rPr>
+          <w:lang w:val="hi_IN" w:bidi="hi_IN"/>
+        </w:rPr>
+        <w:t xml:space="preserve">जब हम बचाए जाते हैं, तब भी हम पाप करते हैं, लेकिन अब हम पापी नहीं हैं। क्योंकि अब, जब हम पाप करते हैं तो हम </w:t>
+      </w:r>
+      <w:r>
+        <w:rPr>
+          <w:lang w:val="hi_IN" w:bidi="hi_IN"/>
+        </w:rPr>
+        <w:t>पश्चाताप</w:t>
+      </w:r>
+      <w:r>
+        <w:rPr>
+          <w:lang w:val="hi_IN" w:bidi="hi_IN"/>
+        </w:rPr>
+        <w:t xml:space="preserve"> करते हैं। एक पापी वह होता है जो पाप करना जारी रखता है, भले ही वह जानता हो कि यह गलत है।</w:t>
+      </w:r>
+    </w:p>
+    <w:p>
+      <w:pPr/>
+      <w:r>
+        <w:rPr>
+          <w:lang w:val="hi_IN" w:bidi="hi_IN"/>
+        </w:rPr>
+      </w:r>
+      <w:r>
+        <w:rPr>
+          <w:lang w:val="hi_IN" w:bidi="hi_IN"/>
+        </w:rPr>
+        <w:t xml:space="preserve">जब यीशु धरती पर रहता था, तो धार्मिक अगुवे शिकायत करते थे कि यीशु पापियों के साथ खाना खाता है। धार्मिक अगुवे "पापी" शब्द का इस्तेमाल एक खास समूह के लोगों के लिए करते थे जो किसी खास तरीके से परमेश्वर की व्यवस्था का उल्लंघन करते थे, जैसे वेश्याएँ और भ्रष्ट कर वसूलनेवाले। धार्मिक अगुवे, खासकर </w:t>
+      </w:r>
+      <w:r>
+        <w:rPr>
+          <w:b/>
+          <w:lang w:val="hi_IN" w:bidi="hi_IN"/>
+        </w:rPr>
+        <w:t>फरीसी</w:t>
+      </w:r>
+      <w:r>
+        <w:rPr>
+          <w:lang w:val="hi_IN" w:bidi="hi_IN"/>
+        </w:rPr>
+        <w:t xml:space="preserve">, इन लोगों को नीचा समझते थे। लेकिन बहुत से लोग, जिन्हें पापी कहा जाता था, यीशु की बातें सुनने आते थे और अपने पापों से पश्चाताप करना चाहते थे। यीशु ने धार्मिक अगुवों को समझाया कि यही कारण था कि वह धरती पर आया था: लोगों को उनके पापों से </w:t>
+      </w:r>
+      <w:r>
+        <w:rPr>
+          <w:lang w:val="hi_IN" w:bidi="hi_IN"/>
+        </w:rPr>
+        <w:t>पश्चाताप</w:t>
+      </w:r>
+      <w:r>
+        <w:rPr>
+          <w:lang w:val="hi_IN" w:bidi="hi_IN"/>
+        </w:rPr>
+        <w:t xml:space="preserve"> कराने के लिए। यीशु ने लोगों को दिखाया कि परमेश्वर उन पापियों से ज्यादा खुश होते हैं जो पश्चाताप करते हैं, न कि उन लोगों से जो इतने घमण्डी हैं कि उन्हें लगता ही नहीं कि उन्हें पश्चाताप करने की ज़रूरत है।</w:t>
+      </w:r>
+    </w:p>
+    <w:p>
+      <w:pPr/>
+      <w:r>
+        <w:rPr>
+          <w:lang w:val="hi_IN" w:bidi="hi_IN"/>
+        </w:rPr>
+      </w:r>
+      <w:r>
+        <w:rPr>
+          <w:b/>
+          <w:lang w:val="hi_IN" w:bidi="hi_IN"/>
+        </w:rPr>
+        <w:t>जब आप पाप शब्द का अनुवाद कर रहे हों, तो इन बातों का ध्यान रखें:</w:t>
+      </w:r>
+    </w:p>
+    <w:p>
+      <w:pPr/>
+      <w:r>
+        <w:rPr>
+          <w:lang w:val="hi_IN" w:bidi="hi_IN"/>
+        </w:rPr>
+      </w:r>
+      <w:r>
+        <w:rPr>
+          <w:lang w:val="hi_IN" w:bidi="hi_IN"/>
+        </w:rPr>
+        <w:t>कुछ संस्कृतियाँ सोचती हैं कि कुछ काम केवल तभी बुरे होते हैं जब उनका पता चल जाए। उदाहरण के लिए, वे सोच सकते हैं कि धोखा देना ठीक है, जब तक किसी को इसके बारे में पता न चले, यह केवल तब समस्या बनता है जब दूसरों को इसका पता चलता है और जब इससे शर्मिंदगी होती है। बाइबल में पाप के लिए जो शब्द है, वह ऐसा नहीं है। परमेश्वर की आज्ञा का उल्लंघन हमेशा बुरा है, चाहे लोग इसके बारे में जानें या न जानें।</w:t>
+      </w:r>
+    </w:p>
+    <w:p>
+      <w:pPr/>
+      <w:r>
+        <w:rPr>
+          <w:lang w:val="hi_IN" w:bidi="hi_IN"/>
+        </w:rPr>
+      </w:r>
+      <w:r>
+        <w:rPr>
+          <w:lang w:val="hi_IN" w:bidi="hi_IN"/>
+        </w:rPr>
+        <w:t>कुछ संस्कृतियों में पाप के लिए एक शब्द है, जिसका मतलब है किसी रिवाज को गलत तरीके से करना, परंपरा के खिलाफ कुछ करना, या समाज में अपने तय किए हुए स्थान के खिलाफ कुछ करना। बाइबल में पाप के बारे में ऐसा नहीं बताया गया है। यीशु हमें सिखाता है कि पाप का रिवाजों को करने से कोई लेना-देना नहीं है, बल्कि यह हमारे विचारों और कामों से जुड़ा है। यहाँ तक कि जो लोग सभी सांस्कृतिक रिवाजों और परंपराओं को पूरी तरह निभाते हैं, वे भी परमेश्वर के विरुद्ध बलवा कर रहे हैं और पाप कर रहे हैं।</w:t>
+      </w:r>
+    </w:p>
+    <w:p>
+      <w:pPr/>
+      <w:r>
+        <w:rPr>
+          <w:lang w:val="hi_IN" w:bidi="hi_IN"/>
+        </w:rPr>
+      </w:r>
+      <w:r>
+        <w:rPr>
+          <w:lang w:val="hi_IN" w:bidi="hi_IN"/>
+        </w:rPr>
+        <w:t>कुछ संस्कृतियाँ पाप के लिए ऐसा शब्द इस्तेमाल करती हैं जिसका अर्थ है "अज्ञानता।" बाइबल में पाप शब्द का यह अर्थ नहीं है।</w:t>
+      </w:r>
+    </w:p>
+    <w:p>
+      <w:pPr/>
+      <w:r>
+        <w:rPr>
+          <w:lang w:val="hi_IN" w:bidi="hi_IN"/>
+        </w:rPr>
+      </w:r>
+      <w:r>
+        <w:rPr>
+          <w:lang w:val="hi_IN" w:bidi="hi_IN"/>
+        </w:rPr>
+        <w:t>कुछ संस्कृतियों में पाप के लिए एक शब्द है, जो सिर्फ़ कानूनी अपराधों जैसे हत्या या चोरी के लिए इस्तेमाल किया जाता है। बाइबल में पाप शब्द का अर्थ केवल अपराधों से कहीं ज्यादा है। यहाँ तक कि जो लोग कभी देश के कानून का उल्लंघन नहीं करते, वे भी परमेश्वर की व्यवस्था को तोड़ते हैं और पाप करते हैं।</w:t>
+      </w:r>
+      <w:r>
+        <w:rPr>
+          <w:lang w:val="hi_IN" w:bidi="hi_IN"/>
+        </w:rPr>
+      </w:r>
+      <w:r>
+        <w:rPr>
+          <w:lang w:val="hi_IN" w:bidi="hi_IN"/>
+        </w:rPr>
+      </w:r>
+    </w:p>
+    <w:p>
+      <w:pPr/>
+      <w:r>
+        <w:rPr>
+          <w:lang w:val="hi_IN" w:bidi="hi_IN"/>
+        </w:rPr>
+      </w:r>
+    </w:p>
+    <w:p>
+      <w:pPr>
+        <w:pStyle w:val="Heading2"/>
+      </w:pPr>
+      <w:r>
+        <w:rPr>
+          <w:lang w:val="hi_IN" w:bidi="hi_IN"/>
+        </w:rPr>
+        <w:t>पीढ़ियाँ</w:t>
+      </w:r>
+      <w:r>
+        <w:rPr>
+          <w:lang w:val="hi_IN" w:bidi="hi_IN"/>
+        </w:rPr>
+      </w:r>
+    </w:p>
+    <w:p>
+      <w:pPr/>
+      <w:r>
+        <w:rPr>
+          <w:lang w:val="hi_IN" w:bidi="hi_IN"/>
+        </w:rPr>
+      </w:r>
+      <w:r>
+        <w:rPr>
+          <w:b/>
+          <w:lang w:val="hi_IN" w:bidi="hi_IN"/>
+        </w:rPr>
+        <w:t>पीढ़ी</w:t>
+      </w:r>
+      <w:r>
+        <w:rPr>
+          <w:lang w:val="hi_IN" w:bidi="hi_IN"/>
+        </w:rPr>
+        <w:t xml:space="preserve"> उन लोगों के समूह को कहते हैं जो एक ही समय में रहते हैं और जिनकी उम्र लगभग एक जैसी होती है। एक समुदाय में, एक ही समय पर तीन पीढ़ियों के लोग रह सकते हैं: दादा-दादी, माता-पिता और बच्चे। इनमें से हर व्यक्ति अलग-अलग पीढ़ी से संबंध रखता है।</w:t>
+      </w:r>
+    </w:p>
+    <w:p>
+      <w:pPr/>
+      <w:r>
+        <w:rPr>
+          <w:lang w:val="hi_IN" w:bidi="hi_IN"/>
+        </w:rPr>
+      </w:r>
+      <w:r>
+        <w:rPr>
+          <w:lang w:val="hi_IN" w:bidi="hi_IN"/>
+        </w:rPr>
+        <w:t>कभी-कभी परमेश्वर या यीशु "इस पीढ़ी के लोगों" के बारे में बात करते हैं। इसका अर्थ है वे सभी लोग जो उस विशेष समय में जीवित हैं।</w:t>
+      </w:r>
+    </w:p>
+    <w:p>
+      <w:pPr/>
+      <w:r>
+        <w:rPr>
+          <w:lang w:val="hi_IN" w:bidi="hi_IN"/>
+        </w:rPr>
+      </w:r>
+      <w:r>
+        <w:rPr>
+          <w:lang w:val="hi_IN" w:bidi="hi_IN"/>
+        </w:rPr>
+        <w:t xml:space="preserve">पुराने नियम में, "ये इस व्यक्ति की पीढ़ियाँ हैं..." वाक्यांश का इस्तेमाल इस व्यक्ति के बारे में कई कहानियों को पेश करने के लिए किया गया है। इस स्थिति में, इसका अर्थ है "यह इस व्यक्ति का इतिहास है।" </w:t>
+      </w:r>
+      <w:r>
+        <w:rPr>
+          <w:lang w:val="hi_IN" w:bidi="hi_IN"/>
+        </w:rPr>
+      </w:r>
+      <w:r>
+        <w:rPr>
+          <w:lang w:val="hi_IN" w:bidi="hi_IN"/>
+        </w:rPr>
+      </w:r>
+    </w:p>
+    <w:p>
+      <w:pPr/>
+      <w:r>
+        <w:rPr>
+          <w:lang w:val="hi_IN" w:bidi="hi_IN"/>
+        </w:rPr>
+      </w:r>
+    </w:p>
+    <w:p>
+      <w:pPr>
+        <w:pStyle w:val="Heading2"/>
+      </w:pPr>
+      <w:r>
+        <w:rPr>
+          <w:lang w:val="hi_IN" w:bidi="hi_IN"/>
+        </w:rPr>
         <w:t>पुत्र</w:t>
       </w:r>
       <w:r>
         <w:rPr>
           <w:lang w:val="hi_IN" w:bidi="hi_IN"/>
         </w:rPr>
-        <w:t>" शब्द का इस्तेमाल उन लोगों के लिए करती है जो यीशु पर भरोसा करते हैं और उसका अनुसरण करते हैं।</w:t>
+      </w:r>
+    </w:p>
+    <w:p>
+      <w:pPr/>
+      <w:r>
+        <w:rPr>
+          <w:lang w:val="hi_IN" w:bidi="hi_IN"/>
+        </w:rPr>
+      </w:r>
+      <w:r>
+        <w:rPr>
+          <w:b/>
+          <w:lang w:val="hi_IN" w:bidi="hi_IN"/>
+        </w:rPr>
+        <w:t>पुत्र</w:t>
+      </w:r>
+      <w:r>
+        <w:rPr>
+          <w:lang w:val="hi_IN" w:bidi="hi_IN"/>
+        </w:rPr>
+        <w:t xml:space="preserve"> अपने माता-पिता का बालक होता है। लेकिन लोग किसी को भी ‘पुत्र’ कह सकते हैं, भले ही उनका कोई रिश्ता न हो। यदि आप किसी को "पुत्र" कहते हैं, तो इसका अर्थ है कि आप उनसे बहुत दोस्ताना तरीके से बात कर रहे हैं। आमतौर पर कोई बड़ा व्यक्ति ही छोटे व्यक्ति को 'पुत्र' कहकर बुलाता है।</w:t>
       </w:r>
       <w:r>
         <w:rPr>
@@ -733,2168 +2411,204 @@
         <w:rPr>
           <w:lang w:val="hi_IN" w:bidi="hi_IN"/>
         </w:rPr>
-        <w:t>परमेश्वर का राज्य</w:t>
-      </w:r>
-      <w:r>
-        <w:rPr>
-          <w:lang w:val="hi_IN" w:bidi="hi_IN"/>
-        </w:rPr>
-      </w:r>
-    </w:p>
-    <w:p>
-      <w:pPr/>
-      <w:r>
-        <w:rPr>
-          <w:lang w:val="hi_IN" w:bidi="hi_IN"/>
-        </w:rPr>
+        <w:t>पुनरुत्थान</w:t>
+      </w:r>
+      <w:r>
+        <w:rPr>
+          <w:lang w:val="hi_IN" w:bidi="hi_IN"/>
+        </w:rPr>
+      </w:r>
+    </w:p>
+    <w:p>
+      <w:pPr/>
+      <w:r>
+        <w:rPr>
+          <w:lang w:val="hi_IN" w:bidi="hi_IN"/>
+        </w:rPr>
+      </w:r>
+      <w:r>
+        <w:rPr>
+          <w:lang w:val="hi_IN" w:bidi="hi_IN"/>
+        </w:rPr>
+        <w:t xml:space="preserve">यीशु के मरने के बाद, वह तीन दिन के बाद फिर से जीवित हो गया। हम कहते हैं उसका </w:t>
       </w:r>
       <w:r>
         <w:rPr>
           <w:b/>
           <w:lang w:val="hi_IN" w:bidi="hi_IN"/>
         </w:rPr>
-        <w:t>परमेश्वर का राज्य</w:t>
-      </w:r>
-      <w:r>
-        <w:rPr>
-          <w:lang w:val="hi_IN" w:bidi="hi_IN"/>
-        </w:rPr>
-        <w:t xml:space="preserve"> और </w:t>
+        <w:t>पुनरुत्थान</w:t>
+      </w:r>
+      <w:r>
+        <w:rPr>
+          <w:lang w:val="hi_IN" w:bidi="hi_IN"/>
+        </w:rPr>
+        <w:t xml:space="preserve"> हो गया। जिस घटना में यीशु फिर से जीवित हो गया उसे </w:t>
       </w:r>
       <w:r>
         <w:rPr>
           <w:b/>
           <w:lang w:val="hi_IN" w:bidi="hi_IN"/>
         </w:rPr>
-        <w:t>स्वर्ग का राज्य</w:t>
-      </w:r>
-      <w:r>
-        <w:rPr>
-          <w:lang w:val="hi_IN" w:bidi="hi_IN"/>
-        </w:rPr>
-        <w:t xml:space="preserve"> का अर्थ एक ही है। क्योंकि बाद के समयों में </w:t>
+        <w:t>पुनरुत्थान</w:t>
+      </w:r>
+      <w:r>
+        <w:rPr>
+          <w:lang w:val="hi_IN" w:bidi="hi_IN"/>
+        </w:rPr>
+        <w:t xml:space="preserve"> कहा जाता है। यीशु एक पूरे व्यक्ति के रूप में फिर से जीवित हो गया, शरीर के साथ! वह केवल एक </w:t>
+      </w:r>
+      <w:r>
+        <w:rPr>
+          <w:lang w:val="hi_IN" w:bidi="hi_IN"/>
+        </w:rPr>
+        <w:t>आत्मा</w:t>
+      </w:r>
+      <w:r>
+        <w:rPr>
+          <w:lang w:val="hi_IN" w:bidi="hi_IN"/>
+        </w:rPr>
+        <w:t xml:space="preserve"> नहीं था, क्योंकि लोग यीशु को छू सकते थे। यीशु ने अपने </w:t>
+      </w:r>
+      <w:r>
+        <w:rPr>
+          <w:lang w:val="hi_IN" w:bidi="hi_IN"/>
+        </w:rPr>
+        <w:t>चेलों</w:t>
+      </w:r>
+      <w:r>
+        <w:rPr>
+          <w:lang w:val="hi_IN" w:bidi="hi_IN"/>
+        </w:rPr>
+        <w:t xml:space="preserve"> के साथ खाना भी खाया।</w:t>
+      </w:r>
+    </w:p>
+    <w:p>
+      <w:pPr/>
+      <w:r>
+        <w:rPr>
+          <w:lang w:val="hi_IN" w:bidi="hi_IN"/>
+        </w:rPr>
+      </w:r>
+      <w:r>
+        <w:rPr>
+          <w:lang w:val="hi_IN" w:bidi="hi_IN"/>
+        </w:rPr>
+        <w:t xml:space="preserve">जब यीशु वापस आएगा और सदा के लिए </w:t>
+      </w:r>
+      <w:r>
+        <w:rPr>
+          <w:lang w:val="hi_IN" w:bidi="hi_IN"/>
+        </w:rPr>
+        <w:t>राजा</w:t>
+      </w:r>
+      <w:r>
+        <w:rPr>
+          <w:lang w:val="hi_IN" w:bidi="hi_IN"/>
+        </w:rPr>
+        <w:t xml:space="preserve"> के रूप में राज करेगा, तब जिन लोगों को परमेश्वर ने स्वीकार किया है वे फिर से जीवित होंगे और उन्हें एक नया शरीर मिलेगा, ऐसा शरीर जो फिर कभी नहीं मरेगा! इस घटना को </w:t>
       </w:r>
       <w:r>
         <w:rPr>
           <w:b/>
           <w:lang w:val="hi_IN" w:bidi="hi_IN"/>
         </w:rPr>
-        <w:t>यहूदी</w:t>
-      </w:r>
-      <w:r>
-        <w:rPr>
-          <w:lang w:val="hi_IN" w:bidi="hi_IN"/>
-        </w:rPr>
-        <w:t xml:space="preserve"> मानते थे कि परमेश्वर का नाम लेना असम्मानजनक है, इसलिए कभी-कभी वे "</w:t>
-      </w:r>
-      <w:hyperlink r:id="rId24">
-        <w:r>
-          <w:rPr>
-            <w:lang w:val="hi_IN" w:bidi="hi_IN"/>
-          </w:rPr>
-          <w:rPr>
-            <w:color w:val="0000EE"/>
-            <w:u w:val="single"/>
-          </w:rPr>
-          <w:t>स्वर्ग</w:t>
-        </w:r>
-      </w:hyperlink>
-      <w:r>
-        <w:rPr>
-          <w:lang w:val="hi_IN" w:bidi="hi_IN"/>
-        </w:rPr>
-        <w:t>" शब्द का इस्तेमाल करते थे, जबकि उनका अर्थ परमेश्वर से होता था।</w:t>
-      </w:r>
-    </w:p>
-    <w:p>
-      <w:pPr/>
-      <w:r>
-        <w:rPr>
-          <w:lang w:val="hi_IN" w:bidi="hi_IN"/>
-        </w:rPr>
-      </w:r>
-      <w:hyperlink r:id="rId25">
-        <w:r>
-          <w:rPr>
-            <w:lang w:val="hi_IN" w:bidi="hi_IN"/>
-          </w:rPr>
-          <w:rPr>
-            <w:color w:val="0000EE"/>
-            <w:u w:val="single"/>
-          </w:rPr>
-          <w:t>राजा</w:t>
-        </w:r>
-      </w:hyperlink>
-      <w:r>
-        <w:rPr>
-          <w:lang w:val="hi_IN" w:bidi="hi_IN"/>
-        </w:rPr>
-        <w:t xml:space="preserve"> एक शासक होता है जो लोगों के समूह का अधिकारी होता है। वह भूमि जो राजा के </w:t>
-      </w:r>
-      <w:hyperlink r:id="rId26">
-        <w:r>
-          <w:rPr>
-            <w:lang w:val="hi_IN" w:bidi="hi_IN"/>
-          </w:rPr>
-          <w:rPr>
-            <w:color w:val="0000EE"/>
-            <w:u w:val="single"/>
-          </w:rPr>
-          <w:t>अधिकार</w:t>
-        </w:r>
-      </w:hyperlink>
-      <w:r>
-        <w:rPr>
-          <w:lang w:val="hi_IN" w:bidi="hi_IN"/>
-        </w:rPr>
-        <w:t xml:space="preserve"> में आती है उसे उसका </w:t>
-      </w:r>
-      <w:hyperlink r:id="rId27">
-        <w:r>
-          <w:rPr>
-            <w:lang w:val="hi_IN" w:bidi="hi_IN"/>
-          </w:rPr>
-          <w:rPr>
-            <w:color w:val="0000EE"/>
-            <w:u w:val="single"/>
-          </w:rPr>
-          <w:t>राज्य</w:t>
-        </w:r>
-      </w:hyperlink>
-      <w:r>
-        <w:rPr>
-          <w:lang w:val="hi_IN" w:bidi="hi_IN"/>
-        </w:rPr>
-        <w:t xml:space="preserve"> कहा जाता है। लेकिन राज्य शब्द का अर्थ उन लोगों से भी हो सकता है जो राजा के अधिकार में होते हैं। जब आप कहते हैं कि कोई राज्य बहुत बड़ा है, तो इसका अर्थ यह हो सकता है कि राज्य में बहुत से लोग हैं या फिर राजा की भूमि बहुत बड़ी है। लेकिन राज्य शब्द का अर्थ राजा के शासन से भी होता है। जब आप कहते हैं कि किसी राजा का राज्य कभी ख़त्म नहीं होगा, तो आपका अर्थ होता है कि वह राजा कभी शासन करना बंद नहीं करेगा। जब बाइबल परमेश्वर के राज्य की बात करती है, तो इसका विशेष अर्थ परमेश्वर का शासन होता है।</w:t>
-      </w:r>
-    </w:p>
-    <w:p>
-      <w:pPr/>
-      <w:r>
-        <w:rPr>
-          <w:lang w:val="hi_IN" w:bidi="hi_IN"/>
-        </w:rPr>
-      </w:r>
-      <w:r>
-        <w:rPr>
-          <w:lang w:val="hi_IN" w:bidi="hi_IN"/>
-        </w:rPr>
-        <w:t xml:space="preserve">परमेश्वर सारे संसार का राजा है। सारी सृष्टि उसका राज्य है। पुराने नियम में, </w:t>
-      </w:r>
-      <w:hyperlink r:id="rId28">
-        <w:r>
-          <w:rPr>
-            <w:lang w:val="hi_IN" w:bidi="hi_IN"/>
-          </w:rPr>
-          <w:rPr>
-            <w:color w:val="0000EE"/>
-            <w:u w:val="single"/>
-          </w:rPr>
-          <w:t>इस्राएल</w:t>
-        </w:r>
-      </w:hyperlink>
-      <w:r>
-        <w:rPr>
-          <w:lang w:val="hi_IN" w:bidi="hi_IN"/>
-        </w:rPr>
-        <w:t xml:space="preserve"> के लोगों को विशेष रूप से परमेश्वर का राज्य कहा गया है। इस्राएल पर इंसानी राजा शासन करते थे, लेकिन वे परमेश्वर को जवाब देते थे। परमेश्वर सबसे महान राजा था, राजाओं का राजा!</w:t>
-      </w:r>
-    </w:p>
-    <w:p>
-      <w:pPr/>
-      <w:r>
-        <w:rPr>
-          <w:lang w:val="hi_IN" w:bidi="hi_IN"/>
-        </w:rPr>
-      </w:r>
-      <w:r>
-        <w:rPr>
-          <w:lang w:val="hi_IN" w:bidi="hi_IN"/>
-        </w:rPr>
-        <w:t xml:space="preserve">लेकिन परमेश्वर के राज्य के लोग उसकी आज्ञा नहीं मानते थे, यहाँ तक कि </w:t>
+        <w:t>विश्वासियों</w:t>
+      </w:r>
+      <w:r>
+        <w:rPr>
+          <w:lang w:val="hi_IN" w:bidi="hi_IN"/>
+        </w:rPr>
+        <w:t xml:space="preserve"> का पुनरुत्थान कहा जाता है। क्योंकि यीशु फिर से जीवित हो गया, इसलिए हम यह सुनिश्चित कर सकते हैं कि परमेश्वर हमें भी फिर से जिंदा करेगा।</w:t>
+      </w:r>
+      <w:r>
+        <w:rPr>
+          <w:lang w:val="hi_IN" w:bidi="hi_IN"/>
+        </w:rPr>
+      </w:r>
+      <w:r>
+        <w:rPr>
+          <w:lang w:val="hi_IN" w:bidi="hi_IN"/>
+        </w:rPr>
+      </w:r>
+    </w:p>
+    <w:p>
+      <w:pPr/>
+      <w:r>
+        <w:rPr>
+          <w:lang w:val="hi_IN" w:bidi="hi_IN"/>
+        </w:rPr>
+      </w:r>
+    </w:p>
+    <w:p>
+      <w:pPr>
+        <w:pStyle w:val="Heading2"/>
+      </w:pPr>
+      <w:r>
+        <w:rPr>
+          <w:lang w:val="hi_IN" w:bidi="hi_IN"/>
+        </w:rPr>
+        <w:t>पुरनिया</w:t>
+      </w:r>
+      <w:r>
+        <w:rPr>
+          <w:lang w:val="hi_IN" w:bidi="hi_IN"/>
+        </w:rPr>
+      </w:r>
+    </w:p>
+    <w:p>
+      <w:pPr/>
+      <w:r>
+        <w:rPr>
+          <w:lang w:val="hi_IN" w:bidi="hi_IN"/>
+        </w:rPr>
       </w:r>
       <w:r>
         <w:rPr>
           <w:b/>
           <w:lang w:val="hi_IN" w:bidi="hi_IN"/>
         </w:rPr>
-        <w:t>इस्राएली</w:t>
-      </w:r>
-      <w:r>
-        <w:rPr>
-          <w:lang w:val="hi_IN" w:bidi="hi_IN"/>
-        </w:rPr>
-        <w:t xml:space="preserve"> भी नहीं। लोगों को परमेश्वर का सन्देश देने वाले </w:t>
+        <w:t>पुरनिया</w:t>
+      </w:r>
+      <w:r>
+        <w:rPr>
+          <w:lang w:val="hi_IN" w:bidi="hi_IN"/>
+        </w:rPr>
+        <w:t xml:space="preserve"> वह व्यक्ति होता है जिसके पास समुदाय में </w:t>
+      </w:r>
+      <w:r>
+        <w:rPr>
+          <w:lang w:val="hi_IN" w:bidi="hi_IN"/>
+        </w:rPr>
+        <w:t>अधिकार</w:t>
+      </w:r>
+      <w:r>
+        <w:rPr>
+          <w:lang w:val="hi_IN" w:bidi="hi_IN"/>
+        </w:rPr>
+        <w:t xml:space="preserve"> होता है। पुराने नियम में, एक पुरनिया अक्सर किसी एक परिवार या परिवारों के समूह का मुखिया होता था। पुरनियों का एक समूह मिलकर समुदाय के मामलों पर निर्णय लेने के लिए इकट्ठा होता था।</w:t>
+      </w:r>
+    </w:p>
+    <w:p>
+      <w:pPr/>
+      <w:r>
+        <w:rPr>
+          <w:lang w:val="hi_IN" w:bidi="hi_IN"/>
+        </w:rPr>
+      </w:r>
+      <w:r>
+        <w:rPr>
+          <w:lang w:val="hi_IN" w:bidi="hi_IN"/>
+        </w:rPr>
+        <w:t xml:space="preserve">नए नियम में, पुरनिये </w:t>
       </w:r>
       <w:r>
         <w:rPr>
           <w:b/>
           <w:lang w:val="hi_IN" w:bidi="hi_IN"/>
         </w:rPr>
-        <w:t>भविष्यद्वक्ताओं</w:t>
-      </w:r>
-      <w:r>
-        <w:rPr>
-          <w:lang w:val="hi_IN" w:bidi="hi_IN"/>
-        </w:rPr>
-        <w:t xml:space="preserve"> ने इस्राएलियों से कहा कि एक दिन परमेश्वर आएगा और अपना राज्य सदा के लिए स्थापित करेगा। जब ऐसा होगा, तब सब लोग परमेश्वर के अधीन हो जाएँगे और उसकी आज्ञा मानेंगे। हर जगह सब लोग, और सारी सृष्टि परमेश्वर के साथ अच्छे </w:t>
-      </w:r>
-      <w:r>
-        <w:rPr>
-          <w:b/>
-          <w:lang w:val="hi_IN" w:bidi="hi_IN"/>
-        </w:rPr>
-        <w:t>रिश्ते</w:t>
-      </w:r>
-      <w:r>
-        <w:rPr>
-          <w:lang w:val="hi_IN" w:bidi="hi_IN"/>
-        </w:rPr>
-        <w:t xml:space="preserve"> में रहेंगे। अब और दुख या </w:t>
-      </w:r>
-      <w:hyperlink r:id="rId29">
-        <w:r>
-          <w:rPr>
-            <w:lang w:val="hi_IN" w:bidi="hi_IN"/>
-          </w:rPr>
-          <w:rPr>
-            <w:color w:val="0000EE"/>
-            <w:u w:val="single"/>
-          </w:rPr>
-          <w:t>बुराई</w:t>
-        </w:r>
-      </w:hyperlink>
-      <w:r>
-        <w:rPr>
-          <w:lang w:val="hi_IN" w:bidi="hi_IN"/>
-        </w:rPr>
-        <w:t xml:space="preserve"> न रहेगी। इस्राएल के लोग इस सम्पूर्ण राज्य के आने की आशा करते थे और </w:t>
-      </w:r>
-      <w:r>
-        <w:rPr>
-          <w:b/>
-          <w:lang w:val="hi_IN" w:bidi="hi_IN"/>
-        </w:rPr>
-        <w:t>प्रार्थना</w:t>
-      </w:r>
-      <w:r>
-        <w:rPr>
-          <w:lang w:val="hi_IN" w:bidi="hi_IN"/>
-        </w:rPr>
-        <w:t xml:space="preserve"> करते थे।</w:t>
-      </w:r>
-    </w:p>
-    <w:p>
-      <w:pPr/>
-      <w:r>
-        <w:rPr>
-          <w:lang w:val="hi_IN" w:bidi="hi_IN"/>
-        </w:rPr>
-      </w:r>
-      <w:r>
-        <w:rPr>
-          <w:lang w:val="hi_IN" w:bidi="hi_IN"/>
-        </w:rPr>
-        <w:t xml:space="preserve">यीशु ने लोगों से कहा कि परमेश्वर का राज्य निकट है। इसका अर्थ है कि परमेश्वर का उत्तम शासन बहुत जल्द शुरू होने वाला है। यीशु ने तो कई बार यह भी कहा कि परमेश्वर का राज्य तो </w:t>
-      </w:r>
-      <w:r>
-        <w:rPr>
-          <w:b/>
-          <w:lang w:val="hi_IN" w:bidi="hi_IN"/>
-        </w:rPr>
-        <w:t>पहले ही आ चुका है</w:t>
-      </w:r>
-      <w:r>
-        <w:rPr>
-          <w:lang w:val="hi_IN" w:bidi="hi_IN"/>
-        </w:rPr>
-        <w:t xml:space="preserve">! यीशु जो </w:t>
-      </w:r>
-      <w:hyperlink r:id="rId30">
-        <w:r>
-          <w:rPr>
-            <w:lang w:val="hi_IN" w:bidi="hi_IN"/>
-          </w:rPr>
-          <w:rPr>
-            <w:color w:val="0000EE"/>
-            <w:u w:val="single"/>
-          </w:rPr>
-          <w:t>चमत्कार</w:t>
-        </w:r>
-      </w:hyperlink>
-      <w:r>
-        <w:rPr>
-          <w:lang w:val="hi_IN" w:bidi="hi_IN"/>
-        </w:rPr>
-        <w:t xml:space="preserve"> कर रहा था, वे इस बात का सबूत थे कि परमेश्वर पहले से ही राजा के रूप में शासन कर रहा था। जैसे ही कोई यीशु पर भरोसा करने लगता है, वह "परमेश्वर के राज्य में प्रवेश कर लेता है"! वे परमेश्वर को अपना राजा मानकर, उसके लोग बन गए।</w:t>
-      </w:r>
-    </w:p>
-    <w:p>
-      <w:pPr/>
-      <w:r>
-        <w:rPr>
-          <w:lang w:val="hi_IN" w:bidi="hi_IN"/>
-        </w:rPr>
-      </w:r>
-      <w:r>
-        <w:rPr>
-          <w:lang w:val="hi_IN" w:bidi="hi_IN"/>
-        </w:rPr>
-        <w:t xml:space="preserve">लेकिन हम अभी भी पूरी तरह नहीं देख पाते कि परमेश्वर शासन कर रहा है। लोग अब भी बीमार हो रहे हैं, </w:t>
-      </w:r>
-      <w:hyperlink r:id="rId31">
-        <w:r>
-          <w:rPr>
-            <w:lang w:val="hi_IN" w:bidi="hi_IN"/>
-          </w:rPr>
-          <w:rPr>
-            <w:color w:val="0000EE"/>
-            <w:u w:val="single"/>
-          </w:rPr>
-          <w:t>पाप</w:t>
-        </w:r>
-      </w:hyperlink>
-      <w:r>
-        <w:rPr>
-          <w:lang w:val="hi_IN" w:bidi="hi_IN"/>
-        </w:rPr>
-        <w:t xml:space="preserve"> कर रहे हैं, और युद्ध हो रहे हैं। </w:t>
-      </w:r>
-      <w:hyperlink r:id="rId32">
-        <w:r>
-          <w:rPr>
-            <w:lang w:val="hi_IN" w:bidi="hi_IN"/>
-          </w:rPr>
-          <w:rPr>
-            <w:color w:val="0000EE"/>
-            <w:u w:val="single"/>
-          </w:rPr>
-          <w:t>शैतान</w:t>
-        </w:r>
-      </w:hyperlink>
-      <w:r>
-        <w:rPr>
-          <w:lang w:val="hi_IN" w:bidi="hi_IN"/>
-        </w:rPr>
-        <w:t xml:space="preserve"> जो परमेश्वर का दुश्मन है, अब भी परमेश्वर के काम को नष्ट करने की कोशिश कर रहा है। और अभी भी प्राकृतिक आपदाएँ होती हैं जो लोगों की जान ले लेती हैं।</w:t>
-      </w:r>
-    </w:p>
-    <w:p>
-      <w:pPr/>
-      <w:r>
-        <w:rPr>
-          <w:lang w:val="hi_IN" w:bidi="hi_IN"/>
-        </w:rPr>
-      </w:r>
-      <w:r>
-        <w:rPr>
-          <w:lang w:val="hi_IN" w:bidi="hi_IN"/>
-        </w:rPr>
-        <w:t>इसलिए यीशु ने यह भी वादा किया कि आगे और भी आने वाला है। एक दिन, शैतान हमेशा के लिए हार जाएगा, यीशु पृथ्वी पर लौटेगा, और हर कोई उसके शासन के अधीन होगा। परमेश्वर सब कुछ फिर से ठीक कर देगा। परमेश्वर का उत्तम राज्य सच में शुरू होगा।</w:t>
-      </w:r>
-    </w:p>
-    <w:p>
-      <w:pPr/>
-      <w:r>
-        <w:rPr>
-          <w:lang w:val="hi_IN" w:bidi="hi_IN"/>
-        </w:rPr>
-      </w:r>
-      <w:r>
-        <w:rPr>
-          <w:lang w:val="hi_IN" w:bidi="hi_IN"/>
-        </w:rPr>
-        <w:t xml:space="preserve">यीशु के समय के लोग सोचते थे कि जब परमेश्वर का राज्य आएगा, तब इस्राएल फिर से एक राजनीतिक </w:t>
-      </w:r>
-      <w:hyperlink r:id="rId33">
-        <w:r>
-          <w:rPr>
-            <w:lang w:val="hi_IN" w:bidi="hi_IN"/>
-          </w:rPr>
-          <w:rPr>
-            <w:color w:val="0000EE"/>
-            <w:u w:val="single"/>
-          </w:rPr>
-          <w:t>राष्ट्र</w:t>
-        </w:r>
-      </w:hyperlink>
-      <w:r>
-        <w:rPr>
-          <w:lang w:val="hi_IN" w:bidi="hi_IN"/>
-        </w:rPr>
-        <w:t xml:space="preserve"> के रूप में स्थापित हो जाएगा। यीशु ने बताया कि परमेश्वर का राज्य उनकी उम्मीद से कैसे अलग है। यीशु ने बताया कि परमेश्वर का राज्य उन लोगों से है जो परमेश्वर को अपना राजा मानते और उसकी आज्ञा मानते हैं। यीशु जानता था कि इसे समझना कठिन है; उसने अपने </w:t>
-      </w:r>
-      <w:r>
-        <w:rPr>
-          <w:b/>
-          <w:lang w:val="hi_IN" w:bidi="hi_IN"/>
-        </w:rPr>
-        <w:t>चेलों</w:t>
-      </w:r>
-      <w:r>
-        <w:rPr>
-          <w:lang w:val="hi_IN" w:bidi="hi_IN"/>
-        </w:rPr>
-        <w:t xml:space="preserve"> से यहाँ तक कहा कि परमेश्वर का राज्य एक रहस्य की तरह है।</w:t>
-      </w:r>
-    </w:p>
-    <w:p>
-      <w:pPr/>
-      <w:r>
-        <w:rPr>
-          <w:lang w:val="hi_IN" w:bidi="hi_IN"/>
-        </w:rPr>
-      </w:r>
-      <w:r>
-        <w:rPr>
-          <w:lang w:val="hi_IN" w:bidi="hi_IN"/>
-        </w:rPr>
-        <w:t xml:space="preserve">यीशु ने लोगों को कहानियाँ या </w:t>
-      </w:r>
-      <w:r>
-        <w:rPr>
-          <w:b/>
-          <w:lang w:val="hi_IN" w:bidi="hi_IN"/>
-        </w:rPr>
-        <w:t>दृष्टान्त</w:t>
-      </w:r>
-      <w:r>
-        <w:rPr>
-          <w:lang w:val="hi_IN" w:bidi="hi_IN"/>
-        </w:rPr>
-        <w:t xml:space="preserve"> सुनाकर परमेश्वर के राज्य के बारे में सिखाया। वह अक्सर ऐसी कहानियाँ सुनाता था जो इस तरह शुरू होती थीं "परमेश्वर का राज्य ऐसा है जैसे..." इनमें से हर कहानी ने लोगों को थोड़ा और बताया कि परमेश्वर के राज्य में चीजें कैसे होती हैं। अक्सर इससे लोगों को पता चलता था कि परमेश्वर के राज्य में, चीजें उनकी उम्मीद से बिल्कुल उलट हो सकती हैं! पृथ्वी पर लोगों के लिए जो चीजें महत्वपूर्ण हैं, जैसे अमीर होना, समाज में ऊँचा पद होना, या ताकतवर होना, वे परमेश्वर के राज्य में बिल्कुल भी महत्वपूर्ण नहीं हैं। इसके बजाय, वे लोग जो पृथ्वी पर सबसे गरीब या सबसे कमज़ोर थे, परमेश्वर के राज्य में सबसे महत्वपूर्ण लोग होंगे।</w:t>
-      </w:r>
-    </w:p>
-    <w:p>
-      <w:pPr/>
-      <w:r>
-        <w:rPr>
-          <w:lang w:val="hi_IN" w:bidi="hi_IN"/>
-        </w:rPr>
-      </w:r>
-      <w:r>
-        <w:rPr>
-          <w:lang w:val="hi_IN" w:bidi="hi_IN"/>
-        </w:rPr>
-        <w:t xml:space="preserve">यीशु के कई दृष्टान्तों में परमेश्वर के राज्य को एक दावत या भोजन के रूप में बताया गया है। जब लोग एक साथ खाते हैं, तो उनका एक दूसरे के साथ अच्छा रिश्ता होता है, और यीशु यह दिखाना चाहता था कि परमेश्वर का राज्य परमेश्वर के साथ अच्छे </w:t>
-      </w:r>
-      <w:r>
-        <w:rPr>
-          <w:b/>
-          <w:lang w:val="hi_IN" w:bidi="hi_IN"/>
-        </w:rPr>
-        <w:t>रिश्ते</w:t>
-      </w:r>
-      <w:r>
-        <w:rPr>
-          <w:lang w:val="hi_IN" w:bidi="hi_IN"/>
-        </w:rPr>
-        <w:t xml:space="preserve"> के बारे में है। अगर हम अभी यीशु को अपने जीवन में राजा मानकर परमेश्वर के साथ अच्छा रिश्ता रखते हैं, तो एक दिन हम उसके आने वाले उत्तम राज्य में हमेशा के लिए परमेश्वर के साथ रहेंगे।</w:t>
-      </w:r>
-    </w:p>
-    <w:p>
-      <w:pPr/>
-      <w:r>
-        <w:rPr>
-          <w:lang w:val="hi_IN" w:bidi="hi_IN"/>
-        </w:rPr>
-      </w:r>
-      <w:r>
-        <w:rPr>
-          <w:lang w:val="hi_IN" w:bidi="hi_IN"/>
-        </w:rPr>
-        <w:t xml:space="preserve">नए नियम के कुछ भाग परमेश्वर के राजा होने की बात करते हैं, और कुछ भाग यीशु के राजा होने की बात करते हैं। क्योंकि यीशु परमेश्वर भी है, इसलिए दोनों बातें एक साथ सच हैं। </w:t>
-      </w:r>
-      <w:hyperlink r:id="rId34">
-        <w:r>
-          <w:rPr>
-            <w:lang w:val="hi_IN" w:bidi="hi_IN"/>
-          </w:rPr>
-          <w:rPr>
-            <w:color w:val="0000EE"/>
-            <w:u w:val="single"/>
-          </w:rPr>
-          <w:t>प्रेरित</w:t>
-        </w:r>
-      </w:hyperlink>
-      <w:r>
-        <w:rPr>
-          <w:lang w:val="hi_IN" w:bidi="hi_IN"/>
-        </w:rPr>
-        <w:t xml:space="preserve"> पौलुस ने कुरिन्थ के लोगों को लिखी अपनी चिट्ठी में कहा कि यीशु राजा है, और जब यीशु अपने सभी दुश्मनों को पूरी तरह हरा देगा, तब वह राज्य को परमेश्वर को सौंप देगा।</w:t>
-      </w:r>
-    </w:p>
-    <w:p>
-      <w:pPr/>
-      <w:r>
-        <w:rPr>
-          <w:lang w:val="hi_IN" w:bidi="hi_IN"/>
-        </w:rPr>
-      </w:r>
-      <w:r>
-        <w:rPr>
-          <w:lang w:val="hi_IN" w:bidi="hi_IN"/>
-        </w:rPr>
-        <w:t>आसान शब्दों में कहें तो, परमेश्वर का राज्य कोई भौतिक स्थान नहीं है, जैसे कि इस पृथ्वी पर कोई देश। परमेश्वर का राज्य खासतौर पर परमेश्वर के शासन को बताता है। परमेश्वर का राज्य हर उस जगह होता है जहाँ वह शासन करता है, और जहाँ लोग उसकी आज्ञा मानते हैं और उसके साथ अच्छा रिश्ता रखते हैं। साथ ही, परमेश्वर का राज्य अभी भी पूरी तरह से नहीं आया है। हर कोई अभी तक परमेश्वर की इच्छा के आगे नहीं झुका है। एक दिन, यीशु फिर से आएगा और परमेश्वर के उत्तम राज्य में पूरे संसार और सृष्टि पर शासन करेगा। परमेश्वर के उत्तम राज्य में न तो कोई दुख होगा और न ही कोई बुराई, और सभी लोग और सारी सृष्टि उसकी आज्ञा मानेंगे।</w:t>
-      </w:r>
-      <w:r>
-        <w:rPr>
-          <w:lang w:val="hi_IN" w:bidi="hi_IN"/>
-        </w:rPr>
-      </w:r>
-      <w:r>
-        <w:rPr>
-          <w:lang w:val="hi_IN" w:bidi="hi_IN"/>
-        </w:rPr>
-      </w:r>
-    </w:p>
-    <w:p>
-      <w:pPr/>
-      <w:r>
-        <w:rPr>
-          <w:lang w:val="hi_IN" w:bidi="hi_IN"/>
-        </w:rPr>
-      </w:r>
-    </w:p>
-    <w:p>
-      <w:pPr>
-        <w:pStyle w:val="Heading2"/>
-      </w:pPr>
-      <w:r>
-        <w:rPr>
-          <w:lang w:val="hi_IN" w:bidi="hi_IN"/>
-        </w:rPr>
-        <w:t>परमेश्वर की निन्दा</w:t>
-      </w:r>
-      <w:r>
-        <w:rPr>
-          <w:lang w:val="hi_IN" w:bidi="hi_IN"/>
-        </w:rPr>
-      </w:r>
-    </w:p>
-    <w:p>
-      <w:pPr/>
-      <w:r>
-        <w:rPr>
-          <w:lang w:val="hi_IN" w:bidi="hi_IN"/>
-        </w:rPr>
-      </w:r>
-      <w:r>
-        <w:rPr>
-          <w:b/>
-          <w:lang w:val="hi_IN" w:bidi="hi_IN"/>
-        </w:rPr>
-        <w:t>निन्दा</w:t>
-      </w:r>
-      <w:r>
-        <w:rPr>
-          <w:lang w:val="hi_IN" w:bidi="hi_IN"/>
-        </w:rPr>
-        <w:t xml:space="preserve"> करने का अर्थ है किसी के बारे में </w:t>
-      </w:r>
-      <w:hyperlink r:id="rId29">
-        <w:r>
-          <w:rPr>
-            <w:lang w:val="hi_IN" w:bidi="hi_IN"/>
-          </w:rPr>
-          <w:rPr>
-            <w:color w:val="0000EE"/>
-            <w:u w:val="single"/>
-          </w:rPr>
-          <w:t>बुरा</w:t>
-        </w:r>
-      </w:hyperlink>
-      <w:r>
-        <w:rPr>
-          <w:lang w:val="hi_IN" w:bidi="hi_IN"/>
-        </w:rPr>
-        <w:t xml:space="preserve"> बोलना और किसी का अपमान करना। जो कोई परमेश्वर को </w:t>
-      </w:r>
-      <w:r>
-        <w:rPr>
-          <w:b/>
-          <w:lang w:val="hi_IN" w:bidi="hi_IN"/>
-        </w:rPr>
-        <w:t>श्राप</w:t>
-      </w:r>
-      <w:r>
-        <w:rPr>
-          <w:lang w:val="hi_IN" w:bidi="hi_IN"/>
-        </w:rPr>
-        <w:t xml:space="preserve"> देता है, उसका अपमान करता है, परमेश्वर का अनादर करता, या उसको कम शक्तिशाली या कम महत्वपूर्ण दिखाता है, वह परमेश्वर की निन्दा करता है। निन्दा की सजा मृत्यु थी।</w:t>
-      </w:r>
-      <w:r>
-        <w:rPr>
-          <w:lang w:val="hi_IN" w:bidi="hi_IN"/>
-        </w:rPr>
-      </w:r>
-      <w:r>
-        <w:rPr>
-          <w:lang w:val="hi_IN" w:bidi="hi_IN"/>
-        </w:rPr>
-      </w:r>
-    </w:p>
-    <w:p>
-      <w:pPr/>
-      <w:r>
-        <w:rPr>
-          <w:lang w:val="hi_IN" w:bidi="hi_IN"/>
-        </w:rPr>
-      </w:r>
-    </w:p>
-    <w:p>
-      <w:pPr>
-        <w:pStyle w:val="Heading2"/>
-      </w:pPr>
-      <w:r>
-        <w:rPr>
-          <w:lang w:val="hi_IN" w:bidi="hi_IN"/>
-        </w:rPr>
-        <w:t>पवित्र</w:t>
-      </w:r>
-      <w:r>
-        <w:rPr>
-          <w:lang w:val="hi_IN" w:bidi="hi_IN"/>
-        </w:rPr>
-      </w:r>
-    </w:p>
-    <w:p>
-      <w:pPr/>
-      <w:r>
-        <w:rPr>
-          <w:lang w:val="hi_IN" w:bidi="hi_IN"/>
-        </w:rPr>
-      </w:r>
-      <w:r>
-        <w:rPr>
-          <w:lang w:val="hi_IN" w:bidi="hi_IN"/>
-        </w:rPr>
-        <w:t xml:space="preserve">परमेश्वर </w:t>
-      </w:r>
-      <w:r>
-        <w:rPr>
-          <w:b/>
-          <w:lang w:val="hi_IN" w:bidi="hi_IN"/>
-        </w:rPr>
-        <w:t>पवित्र</w:t>
-      </w:r>
-      <w:r>
-        <w:rPr>
-          <w:lang w:val="hi_IN" w:bidi="hi_IN"/>
-        </w:rPr>
-        <w:t xml:space="preserve"> है, इसका अर्थ है कि परमेश्वर पूरी तरह भला, पूरी तरह शुद्ध, शक्तिशाली और महान है। इसका अर्थ है कि परमेश्वर हर तरह से पूर्ण, सम्पूर्ण और कभी न बदलनेवाला है। लेकिन सबसे महत्वपूर्ण बात यह है कि परमेश्वर ही परमेश्वर है!</w:t>
-      </w:r>
-    </w:p>
-    <w:p>
-      <w:pPr/>
-      <w:r>
-        <w:rPr>
-          <w:lang w:val="hi_IN" w:bidi="hi_IN"/>
-        </w:rPr>
-      </w:r>
-      <w:r>
-        <w:rPr>
-          <w:lang w:val="hi_IN" w:bidi="hi_IN"/>
-        </w:rPr>
-        <w:t>कोई भी स्थान, व्यक्ति या वस्तु जो परमेश्वर को समर्पित है उसे पवित्र कहा जाता है। इसका अर्थ है कि वह वस्तु या व्यक्ति परमेश्वर के विशेष उद्देश्यों के लिए अलग किया गया है, वे अब "सामान्य" या "साधारण" नहीं हैं, और अब उन्हें सामान्य या साधारण उद्देश्यों के लिए इस्तेमाल नहीं किया जाता।</w:t>
-      </w:r>
-    </w:p>
-    <w:p>
-      <w:pPr/>
-      <w:r>
-        <w:rPr>
-          <w:lang w:val="hi_IN" w:bidi="hi_IN"/>
-        </w:rPr>
-      </w:r>
-      <w:r>
-        <w:rPr>
-          <w:lang w:val="hi_IN" w:bidi="hi_IN"/>
-        </w:rPr>
-        <w:t xml:space="preserve">कोई भी स्थान जहाँ परमेश्वर होता है, पवित्र हो जाता है। लोग, </w:t>
-      </w:r>
-      <w:r>
-        <w:rPr>
-          <w:b/>
-          <w:lang w:val="hi_IN" w:bidi="hi_IN"/>
-        </w:rPr>
-        <w:t>पापी</w:t>
-      </w:r>
-      <w:r>
-        <w:rPr>
-          <w:lang w:val="hi_IN" w:bidi="hi_IN"/>
-        </w:rPr>
-        <w:t xml:space="preserve"> होने के कारण ऐसे ही परमेश्वर के पास नहीं आ सकते। यदि वे ऐसा करते हैं तो परमेश्वर उन्हें मार भी सकता है! पुराने नियम में, परमेश्वर ने </w:t>
-      </w:r>
-      <w:hyperlink r:id="rId18">
-        <w:r>
-          <w:rPr>
-            <w:lang w:val="hi_IN" w:bidi="hi_IN"/>
-          </w:rPr>
-          <w:rPr>
-            <w:color w:val="0000EE"/>
-            <w:u w:val="single"/>
-          </w:rPr>
-          <w:t>मन्दिर</w:t>
-        </w:r>
-      </w:hyperlink>
-      <w:r>
-        <w:rPr>
-          <w:lang w:val="hi_IN" w:bidi="hi_IN"/>
-        </w:rPr>
-        <w:t xml:space="preserve"> की </w:t>
-      </w:r>
-      <w:hyperlink r:id="rId16">
-        <w:r>
-          <w:rPr>
-            <w:lang w:val="hi_IN" w:bidi="hi_IN"/>
-          </w:rPr>
-          <w:rPr>
-            <w:color w:val="0000EE"/>
-            <w:u w:val="single"/>
-          </w:rPr>
-          <w:t>आराधना</w:t>
-        </w:r>
-      </w:hyperlink>
-      <w:r>
-        <w:rPr>
-          <w:lang w:val="hi_IN" w:bidi="hi_IN"/>
-        </w:rPr>
-        <w:t xml:space="preserve"> के द्वारा </w:t>
-      </w:r>
-      <w:r>
-        <w:rPr>
-          <w:b/>
-          <w:lang w:val="hi_IN" w:bidi="hi_IN"/>
-        </w:rPr>
-        <w:t>इस्राएलियों</w:t>
-      </w:r>
-      <w:r>
-        <w:rPr>
-          <w:lang w:val="hi_IN" w:bidi="hi_IN"/>
-        </w:rPr>
-        <w:t xml:space="preserve"> के लिए सुरक्षित तरीके से अपने पास आने का मार्ग बना दिया था। यदि लोग परमेश्वर के पास आने के लिए उसके दिए गए नियमों का पालन करें, तो वे सुरक्षित रहेंगे। परमेश्वर के सामने स्वीकार किए जाने के लिए इस्राएलियों को कुछ रिवाजों का पालन करना पड़ता था। इसे ही "अपने आपको शुद्ध करना" या "</w:t>
-      </w:r>
-      <w:r>
-        <w:rPr>
-          <w:b/>
-          <w:lang w:val="hi_IN" w:bidi="hi_IN"/>
-        </w:rPr>
-        <w:t>स्वच्छ</w:t>
-      </w:r>
-      <w:r>
-        <w:rPr>
-          <w:lang w:val="hi_IN" w:bidi="hi_IN"/>
-        </w:rPr>
-        <w:t xml:space="preserve"> करना" कहा जाता था। इन रिवाजों में नहाना, कपड़े धोना और कुछ विशेष भोजन या कामों से दूर रहना शामिल था। लोगों को परमेश्वर को </w:t>
-      </w:r>
-      <w:r>
-        <w:rPr>
-          <w:b/>
-          <w:lang w:val="hi_IN" w:bidi="hi_IN"/>
-        </w:rPr>
-        <w:t>बलिदान</w:t>
-      </w:r>
-      <w:r>
-        <w:rPr>
-          <w:lang w:val="hi_IN" w:bidi="hi_IN"/>
-        </w:rPr>
-        <w:t xml:space="preserve"> चढ़ाना भी आवश्यक था। परमेश्वर की आराधना के लिए शुद्ध होने के इन नियमों ने लोगों को यह याद दिलाया कि परमेश्वर पवित्र है और उनसे बिल्कुल अलग है।</w:t>
-      </w:r>
-    </w:p>
-    <w:p>
-      <w:pPr/>
-      <w:r>
-        <w:rPr>
-          <w:lang w:val="hi_IN" w:bidi="hi_IN"/>
-        </w:rPr>
-      </w:r>
-      <w:r>
-        <w:rPr>
-          <w:lang w:val="hi_IN" w:bidi="hi_IN"/>
-        </w:rPr>
-        <w:t xml:space="preserve">परमेश्वर ने इस्राएलियों को अपने पवित्र लोग बनने और अपने उद्देश्यों को पूरा करने के लिए चुना था। इसलिए इस्राएलियों को अपने आसपास के दूसरे </w:t>
-      </w:r>
-      <w:r>
-        <w:rPr>
-          <w:b/>
-          <w:lang w:val="hi_IN" w:bidi="hi_IN"/>
-        </w:rPr>
-        <w:t>राष्ट्रों</w:t>
-      </w:r>
-      <w:r>
-        <w:rPr>
-          <w:lang w:val="hi_IN" w:bidi="hi_IN"/>
-        </w:rPr>
-        <w:t xml:space="preserve"> से अलग होना था। पवित्र होने के लिए उन्हें परमेश्वर की सही तरीके से आराधना करनी थी। उन्हें परमेश्वर की </w:t>
-      </w:r>
-      <w:r>
-        <w:rPr>
-          <w:b/>
-          <w:lang w:val="hi_IN" w:bidi="hi_IN"/>
-        </w:rPr>
-        <w:t>आज्ञाओं</w:t>
-      </w:r>
-      <w:r>
-        <w:rPr>
-          <w:lang w:val="hi_IN" w:bidi="hi_IN"/>
-        </w:rPr>
-        <w:t xml:space="preserve"> का पालन भी करना था, जिनमें एक दूसरे से प्रेम और </w:t>
-      </w:r>
-      <w:hyperlink r:id="rId35">
-        <w:r>
-          <w:rPr>
-            <w:lang w:val="hi_IN" w:bidi="hi_IN"/>
-          </w:rPr>
-          <w:rPr>
-            <w:color w:val="0000EE"/>
-            <w:u w:val="single"/>
-          </w:rPr>
-          <w:t>न्याय</w:t>
-        </w:r>
-      </w:hyperlink>
-      <w:r>
-        <w:rPr>
-          <w:lang w:val="hi_IN" w:bidi="hi_IN"/>
-        </w:rPr>
-        <w:t xml:space="preserve"> के साथ व्यवहार करना शामिल था।</w:t>
-      </w:r>
-    </w:p>
-    <w:p>
-      <w:pPr/>
-      <w:r>
-        <w:rPr>
-          <w:lang w:val="hi_IN" w:bidi="hi_IN"/>
-        </w:rPr>
-      </w:r>
-      <w:r>
-        <w:rPr>
-          <w:lang w:val="hi_IN" w:bidi="hi_IN"/>
-        </w:rPr>
-        <w:t>वस्तुएँ भी पवित्र हो सकती हैं। अगर उन्हें परमेश्वर की आराधना के लिए इस्तेमाल किया जाए तो वे पवित्र हो जाती हैं। जिस वस्तु को पवित्र बनाया जाता है उसका इस्तेमाल केवल परमेश्वर की आराधना के लिए किया जा सकता है, और उसे सामान्य काम के लिए इस्तेमाल नहीं किया जा सकता।</w:t>
-      </w:r>
-    </w:p>
-    <w:p>
-      <w:pPr/>
-      <w:r>
-        <w:rPr>
-          <w:lang w:val="hi_IN" w:bidi="hi_IN"/>
-        </w:rPr>
-      </w:r>
-      <w:r>
-        <w:rPr>
-          <w:lang w:val="hi_IN" w:bidi="hi_IN"/>
-        </w:rPr>
-        <w:t>नए नियम में, यीशु को पवित्र कहा गया है क्योंकि वह परमेश्वर है। परमेश्वर के बारे में जो कुछ भी सच है वह सब यीशु के बारे में भी सच है।</w:t>
-      </w:r>
-    </w:p>
-    <w:p>
-      <w:pPr/>
-      <w:r>
-        <w:rPr>
-          <w:lang w:val="hi_IN" w:bidi="hi_IN"/>
-        </w:rPr>
-      </w:r>
-      <w:hyperlink r:id="rId20">
-        <w:r>
-          <w:rPr>
-            <w:lang w:val="hi_IN" w:bidi="hi_IN"/>
-          </w:rPr>
-          <w:rPr>
-            <w:color w:val="0000EE"/>
-            <w:u w:val="single"/>
-          </w:rPr>
-          <w:t>पवित्र आत्मा</w:t>
-        </w:r>
-      </w:hyperlink>
-      <w:r>
-        <w:rPr>
-          <w:lang w:val="hi_IN" w:bidi="hi_IN"/>
-        </w:rPr>
-        <w:t xml:space="preserve"> को पवित्र इसलिए कहा जाता है क्योंकि वह परमेश्वर का आत्मा है।</w:t>
-      </w:r>
-    </w:p>
-    <w:p>
-      <w:pPr/>
-      <w:r>
-        <w:rPr>
-          <w:lang w:val="hi_IN" w:bidi="hi_IN"/>
-        </w:rPr>
-      </w:r>
-      <w:r>
-        <w:rPr>
-          <w:lang w:val="hi_IN" w:bidi="hi_IN"/>
-        </w:rPr>
-        <w:t xml:space="preserve">जब लोग यीशु पर भरोसा करने लगते हैं और पवित्र आत्मा प्राप्त करते हैं, तो वे भी पवित्र हो जाते हैं। जिस तरह परमेश्वर ने इस्राएलियों को पवित्र लोग होने के लिए बुलाया था, उसी तरह अब वह अपने सभी बच्चों को पवित्र लोग होने के लिए बुलाता है। जब लोग यीशु का अनुसरण करना शुरू करते हैं, तो पवित्र आत्मा उनके मन में काम करता है ताकि वे धीरे-धीरे यीशु के समान बनते जाएँ, अधिक पवित्र बनें, और परमेश्वर के विशेष उद्देश्यों के लिए अलग किए जाएँ। पवित्र आत्मा के इस काम को </w:t>
-      </w:r>
-      <w:hyperlink r:id="rId36">
-        <w:r>
-          <w:rPr>
-            <w:lang w:val="hi_IN" w:bidi="hi_IN"/>
-          </w:rPr>
-          <w:rPr>
-            <w:color w:val="0000EE"/>
-            <w:u w:val="single"/>
-          </w:rPr>
-          <w:t>पवित्रीकरण</w:t>
-        </w:r>
-      </w:hyperlink>
-      <w:r>
-        <w:rPr>
-          <w:lang w:val="hi_IN" w:bidi="hi_IN"/>
-        </w:rPr>
-        <w:t xml:space="preserve"> कहा जाता है।</w:t>
-      </w:r>
-      <w:r>
-        <w:rPr>
-          <w:lang w:val="hi_IN" w:bidi="hi_IN"/>
-        </w:rPr>
-      </w:r>
-      <w:r>
-        <w:rPr>
-          <w:lang w:val="hi_IN" w:bidi="hi_IN"/>
-        </w:rPr>
-      </w:r>
-    </w:p>
-    <w:p>
-      <w:pPr/>
-      <w:r>
-        <w:rPr>
-          <w:lang w:val="hi_IN" w:bidi="hi_IN"/>
-        </w:rPr>
-      </w:r>
-    </w:p>
-    <w:p>
-      <w:pPr>
-        <w:pStyle w:val="Heading2"/>
-      </w:pPr>
-      <w:r>
-        <w:rPr>
-          <w:lang w:val="hi_IN" w:bidi="hi_IN"/>
-        </w:rPr>
-        <w:t>पवित्र आत्मा</w:t>
-      </w:r>
-      <w:r>
-        <w:rPr>
-          <w:lang w:val="hi_IN" w:bidi="hi_IN"/>
-        </w:rPr>
-      </w:r>
-    </w:p>
-    <w:p>
-      <w:pPr/>
-      <w:r>
-        <w:rPr>
-          <w:lang w:val="hi_IN" w:bidi="hi_IN"/>
-        </w:rPr>
-      </w:r>
-      <w:r>
-        <w:rPr>
-          <w:b/>
-          <w:lang w:val="hi_IN" w:bidi="hi_IN"/>
-        </w:rPr>
-        <w:t>पवित्र आत्मा</w:t>
-      </w:r>
-      <w:r>
-        <w:rPr>
-          <w:lang w:val="hi_IN" w:bidi="hi_IN"/>
-        </w:rPr>
-        <w:t xml:space="preserve"> </w:t>
-      </w:r>
-      <w:r>
-        <w:rPr>
-          <w:b/>
-          <w:lang w:val="hi_IN" w:bidi="hi_IN"/>
-        </w:rPr>
-        <w:t>परमेश्वर का आत्मा</w:t>
-      </w:r>
-      <w:r>
-        <w:rPr>
-          <w:lang w:val="hi_IN" w:bidi="hi_IN"/>
-        </w:rPr>
-        <w:t xml:space="preserve"> है। कभी-कभी बाइबल इसे परमेश्वर का आत्मा, </w:t>
-      </w:r>
-      <w:r>
-        <w:rPr>
-          <w:b/>
-          <w:lang w:val="hi_IN" w:bidi="hi_IN"/>
-        </w:rPr>
-        <w:t>प्रभु का आत्मा</w:t>
-      </w:r>
-      <w:r>
-        <w:rPr>
-          <w:lang w:val="hi_IN" w:bidi="hi_IN"/>
-        </w:rPr>
-        <w:t xml:space="preserve"> या सिर्फ </w:t>
-      </w:r>
-      <w:hyperlink r:id="rId37">
-        <w:r>
-          <w:rPr>
-            <w:lang w:val="hi_IN" w:bidi="hi_IN"/>
-          </w:rPr>
-          <w:rPr>
-            <w:color w:val="0000EE"/>
-            <w:u w:val="single"/>
-          </w:rPr>
-          <w:t>आत्मा</w:t>
-        </w:r>
-      </w:hyperlink>
-      <w:r>
-        <w:rPr>
-          <w:lang w:val="hi_IN" w:bidi="hi_IN"/>
-        </w:rPr>
-        <w:t xml:space="preserve"> कहती है।</w:t>
-      </w:r>
-    </w:p>
-    <w:p>
-      <w:pPr/>
-      <w:r>
-        <w:rPr>
-          <w:lang w:val="hi_IN" w:bidi="hi_IN"/>
-        </w:rPr>
-      </w:r>
-      <w:r>
-        <w:rPr>
-          <w:lang w:val="hi_IN" w:bidi="hi_IN"/>
-        </w:rPr>
-        <w:t xml:space="preserve">परमेश्वर का आत्मा वह शक्ति है जो परमेश्वर से आती है। यह शक्ति सृष्टि करती है, जीवन देती है, </w:t>
-      </w:r>
-      <w:hyperlink r:id="rId30">
-        <w:r>
-          <w:rPr>
-            <w:lang w:val="hi_IN" w:bidi="hi_IN"/>
-          </w:rPr>
-          <w:rPr>
-            <w:color w:val="0000EE"/>
-            <w:u w:val="single"/>
-          </w:rPr>
-          <w:t>चमत्कार</w:t>
-        </w:r>
-      </w:hyperlink>
-      <w:r>
-        <w:rPr>
-          <w:lang w:val="hi_IN" w:bidi="hi_IN"/>
-        </w:rPr>
-        <w:t xml:space="preserve"> करती है और लोगों को बदल देती है।</w:t>
-      </w:r>
-    </w:p>
-    <w:p>
-      <w:pPr/>
-      <w:r>
-        <w:rPr>
-          <w:lang w:val="hi_IN" w:bidi="hi_IN"/>
-        </w:rPr>
-      </w:r>
-      <w:r>
-        <w:rPr>
-          <w:lang w:val="hi_IN" w:bidi="hi_IN"/>
-        </w:rPr>
-        <w:t xml:space="preserve">जब परमेश्वर का आत्मा किसी व्यक्ति पर आता है, तो वह व्यक्ति एक विशेष शक्ति या योग्यता प्राप्त करता है। इसका अर्थ शारीरिक शक्ति, विशेष </w:t>
-      </w:r>
-      <w:hyperlink r:id="rId38">
-        <w:r>
-          <w:rPr>
-            <w:lang w:val="hi_IN" w:bidi="hi_IN"/>
-          </w:rPr>
-          <w:rPr>
-            <w:color w:val="0000EE"/>
-            <w:u w:val="single"/>
-          </w:rPr>
-          <w:t>बुद्धि</w:t>
-        </w:r>
-      </w:hyperlink>
-      <w:r>
-        <w:rPr>
-          <w:lang w:val="hi_IN" w:bidi="hi_IN"/>
-        </w:rPr>
-        <w:t xml:space="preserve">, या परमेश्वर क्या चाहता है इसकी स्पष्ट समझ हो सकती है। पवित्र आत्मा ने </w:t>
-      </w:r>
-      <w:r>
-        <w:rPr>
-          <w:b/>
-          <w:lang w:val="hi_IN" w:bidi="hi_IN"/>
-        </w:rPr>
-        <w:t>भविष्यद्वक्ताओं</w:t>
-      </w:r>
-      <w:r>
-        <w:rPr>
-          <w:lang w:val="hi_IN" w:bidi="hi_IN"/>
-        </w:rPr>
-        <w:t xml:space="preserve"> को परमेश्वर का संदेश दिया, जिसे भविष्यद्वक्ताओं ने लोगों के साथ साझा किया।</w:t>
-      </w:r>
-    </w:p>
-    <w:p>
-      <w:pPr/>
-      <w:r>
-        <w:rPr>
-          <w:lang w:val="hi_IN" w:bidi="hi_IN"/>
-        </w:rPr>
-      </w:r>
-      <w:r>
-        <w:rPr>
-          <w:lang w:val="hi_IN" w:bidi="hi_IN"/>
-        </w:rPr>
-        <w:t xml:space="preserve">पवित्र आत्मा लोगों के लिए यीशु का अनुयायी बनना संभव बनाता है। जब लोग यीशु का अनुसरण करना शुरू करते हैं, तो पवित्र आत्मा उनके मन में काम करता है ताकि वे धीरे-धीरे यीशु के समान बनते जाएँ, उन्हें और अधिक </w:t>
-      </w:r>
-      <w:hyperlink r:id="rId39">
-        <w:r>
-          <w:rPr>
-            <w:lang w:val="hi_IN" w:bidi="hi_IN"/>
-          </w:rPr>
-          <w:rPr>
-            <w:color w:val="0000EE"/>
-            <w:u w:val="single"/>
-          </w:rPr>
-          <w:t>पवित्र</w:t>
-        </w:r>
-      </w:hyperlink>
-      <w:r>
-        <w:rPr>
-          <w:lang w:val="hi_IN" w:bidi="hi_IN"/>
-        </w:rPr>
-        <w:t xml:space="preserve"> बनाएँ। पवित्र आत्मा के इस काम को </w:t>
-      </w:r>
-      <w:hyperlink r:id="rId36">
-        <w:r>
-          <w:rPr>
-            <w:lang w:val="hi_IN" w:bidi="hi_IN"/>
-          </w:rPr>
-          <w:rPr>
-            <w:color w:val="0000EE"/>
-            <w:u w:val="single"/>
-          </w:rPr>
-          <w:t>पवित्रीकरण</w:t>
-        </w:r>
-      </w:hyperlink>
-      <w:r>
-        <w:rPr>
-          <w:lang w:val="hi_IN" w:bidi="hi_IN"/>
-        </w:rPr>
-        <w:t xml:space="preserve"> कहा जाता है।</w:t>
-      </w:r>
-    </w:p>
-    <w:p>
-      <w:pPr/>
-      <w:r>
-        <w:rPr>
-          <w:lang w:val="hi_IN" w:bidi="hi_IN"/>
-        </w:rPr>
-      </w:r>
-      <w:r>
-        <w:rPr>
-          <w:lang w:val="hi_IN" w:bidi="hi_IN"/>
-        </w:rPr>
-        <w:t xml:space="preserve">पवित्र आत्मा केवल एक शक्ति नहीं है, बल्कि खुद एक व्यक्ति भी है। हम यह बात इसलिए जानते हैं क्योंकि बाइबल कहती है कि पवित्र आत्मा को दुखी किया जा सकता है। पवित्र आत्मा त्रित्व का हिस्सा है, वह परमेश्वर जो एक है, लेकिन तीन व्यक्तियों में शामिल है। परमेश्वर पिता, परमेश्वर पुत्र यीशु और परमेश्वर पवित्र आत्मा, ये तीन अलग-अलग व्यक्ति हैं, लेकिन मिलकर वे एक ही परमेश्वर हैं। हम त्रित्व के तीनों व्यक्तियों को यीशु के </w:t>
-      </w:r>
-      <w:hyperlink r:id="rId40">
-        <w:r>
-          <w:rPr>
-            <w:lang w:val="hi_IN" w:bidi="hi_IN"/>
-          </w:rPr>
-          <w:rPr>
-            <w:color w:val="0000EE"/>
-            <w:u w:val="single"/>
-          </w:rPr>
-          <w:t>बपतिस्मा</w:t>
-        </w:r>
-      </w:hyperlink>
-      <w:r>
-        <w:rPr>
-          <w:lang w:val="hi_IN" w:bidi="hi_IN"/>
-        </w:rPr>
-        <w:t xml:space="preserve"> के समय एक साथ देख सकते हैं, जब पवित्र आत्मा यीशु पर उतरता है और </w:t>
-      </w:r>
-      <w:hyperlink r:id="rId24">
-        <w:r>
-          <w:rPr>
-            <w:lang w:val="hi_IN" w:bidi="hi_IN"/>
-          </w:rPr>
-          <w:rPr>
-            <w:color w:val="0000EE"/>
-            <w:u w:val="single"/>
-          </w:rPr>
-          <w:t>स्वर्ग</w:t>
-        </w:r>
-      </w:hyperlink>
-      <w:r>
-        <w:rPr>
-          <w:lang w:val="hi_IN" w:bidi="hi_IN"/>
-        </w:rPr>
-        <w:t xml:space="preserve"> से परमेश्वर की आवाज आती है। बाइबल में कहीं भी त्रित्व शब्द का इस्तेमाल नहीं किया गया है, लेकिन यीशु के </w:t>
-      </w:r>
-      <w:hyperlink r:id="rId24">
-        <w:r>
-          <w:rPr>
-            <w:lang w:val="hi_IN" w:bidi="hi_IN"/>
-          </w:rPr>
-          <w:rPr>
-            <w:color w:val="0000EE"/>
-            <w:u w:val="single"/>
-          </w:rPr>
-          <w:t>स्वर्ग</w:t>
-        </w:r>
-      </w:hyperlink>
-      <w:r>
-        <w:rPr>
-          <w:lang w:val="hi_IN" w:bidi="hi_IN"/>
-        </w:rPr>
-        <w:t xml:space="preserve"> लौटने के कई पीढ़ियों बाद </w:t>
-      </w:r>
-      <w:hyperlink r:id="rId41">
-        <w:r>
-          <w:rPr>
-            <w:lang w:val="hi_IN" w:bidi="hi_IN"/>
-          </w:rPr>
-          <w:rPr>
-            <w:color w:val="0000EE"/>
-            <w:u w:val="single"/>
-          </w:rPr>
-          <w:t>कलीसिया</w:t>
-        </w:r>
-      </w:hyperlink>
-      <w:r>
-        <w:rPr>
-          <w:lang w:val="hi_IN" w:bidi="hi_IN"/>
-        </w:rPr>
-        <w:t xml:space="preserve"> ने इस शब्द का इस्तेमाल करना शुरू किया ताकि उस रहस्य को व्यक्त किया जा सके कि परमेश्वर एक होते हुए भी तीन व्यक्तियों में प्रकट होता है।</w:t>
-      </w:r>
-    </w:p>
-    <w:p>
-      <w:pPr/>
-      <w:r>
-        <w:rPr>
-          <w:lang w:val="hi_IN" w:bidi="hi_IN"/>
-        </w:rPr>
-      </w:r>
-      <w:r>
-        <w:rPr>
-          <w:lang w:val="hi_IN" w:bidi="hi_IN"/>
-        </w:rPr>
-        <w:t>बाइबल जिस भाषा में लिखी गई थी, उसमें आत्मा के लिए जो शब्द इस्तेमाल हुआ है, वह "हवा" और "साँस" के शब्द के समान है। हम यह समझ सकते हैं कि ये शब्द एक जैसे क्यों हैं: ये सभी दिखाई नहीं देते और इसलिए कुछ रहस्यमय होते हैं, लेकिन बहुत ज़रूरी भी हैं।</w:t>
-      </w:r>
-    </w:p>
-    <w:p>
-      <w:pPr/>
-      <w:r>
-        <w:rPr>
-          <w:lang w:val="hi_IN" w:bidi="hi_IN"/>
-        </w:rPr>
-      </w:r>
-      <w:r>
-        <w:rPr>
-          <w:lang w:val="hi_IN" w:bidi="hi_IN"/>
-        </w:rPr>
-        <w:t>कभी-कभी यह समझना कठिन होता है कि किसी विशेष भाग में, इसका अर्थ "आत्मा," या "हवा," या "साँस" में से क्या है। इस बात से कि एक ही शब्द के इतने अर्थ हो सकते हैं, उस भाग में सुंदरता और गहराई आ जाती है।</w:t>
-      </w:r>
-      <w:r>
-        <w:rPr>
-          <w:lang w:val="hi_IN" w:bidi="hi_IN"/>
-        </w:rPr>
-      </w:r>
-      <w:r>
-        <w:rPr>
-          <w:lang w:val="hi_IN" w:bidi="hi_IN"/>
-        </w:rPr>
-      </w:r>
-    </w:p>
-    <w:p>
-      <w:pPr/>
-      <w:r>
-        <w:rPr>
-          <w:lang w:val="hi_IN" w:bidi="hi_IN"/>
-        </w:rPr>
-      </w:r>
-    </w:p>
-    <w:p>
-      <w:pPr>
-        <w:pStyle w:val="Heading2"/>
-      </w:pPr>
-      <w:r>
-        <w:rPr>
-          <w:lang w:val="hi_IN" w:bidi="hi_IN"/>
-        </w:rPr>
-        <w:t>पाखण्ड</w:t>
-      </w:r>
-      <w:r>
-        <w:rPr>
-          <w:lang w:val="hi_IN" w:bidi="hi_IN"/>
-        </w:rPr>
-      </w:r>
-    </w:p>
-    <w:p>
-      <w:pPr/>
-      <w:r>
-        <w:rPr>
-          <w:lang w:val="hi_IN" w:bidi="hi_IN"/>
-        </w:rPr>
-      </w:r>
-      <w:r>
-        <w:rPr>
-          <w:b/>
-          <w:lang w:val="hi_IN" w:bidi="hi_IN"/>
-        </w:rPr>
-        <w:t>पाखण्ड</w:t>
-      </w:r>
-      <w:r>
-        <w:rPr>
-          <w:lang w:val="hi_IN" w:bidi="hi_IN"/>
-        </w:rPr>
-        <w:t xml:space="preserve"> का अर्थ है कि कोई अच्छा होने का दिखावा करता है, लेकिन वास्तव में अच्छा नहीं होता। जो व्यक्ति दूसरों से कहता है कि कुछ चीज़ें करना महत्वपूर्ण है, लेकिन वह खुद उन्हें नहीं करता, वह एक पाखण्डी है। जो व्यक्ति दूसरों को परमेश्वर की </w:t>
-      </w:r>
-      <w:hyperlink r:id="rId42">
-        <w:r>
-          <w:rPr>
-            <w:lang w:val="hi_IN" w:bidi="hi_IN"/>
-          </w:rPr>
-          <w:rPr>
-            <w:color w:val="0000EE"/>
-            <w:u w:val="single"/>
-          </w:rPr>
-          <w:t>व्यवस्था</w:t>
-        </w:r>
-      </w:hyperlink>
-      <w:r>
-        <w:rPr>
-          <w:lang w:val="hi_IN" w:bidi="hi_IN"/>
-        </w:rPr>
-        <w:t xml:space="preserve"> के बारे में सिखाता है, लेकिन खुद ही उस व्यवस्था को तोड़ता है, वह पाखण्डी है। जो व्यक्ति मन में बुरे विचार रखता है लेकिन अच्छे काम सिर्फ इसलिए करता है क्योंकि वह चाहता है कि दूसरे लोग उसकी प्रशंसा करें, वह पाखण्डी है। एक पाखण्डी सच्चा नहीं होता। वह केवल लोगों की नजरों में अच्छा दिखना चाहता है, लेकिन वास्तव में उसे परमेश्वर की आज्ञा मानने की कोई परवाह नहीं होती।</w:t>
-      </w:r>
-      <w:r>
-        <w:rPr>
-          <w:lang w:val="hi_IN" w:bidi="hi_IN"/>
-        </w:rPr>
-      </w:r>
-      <w:r>
-        <w:rPr>
-          <w:lang w:val="hi_IN" w:bidi="hi_IN"/>
-        </w:rPr>
-      </w:r>
-    </w:p>
-    <w:p>
-      <w:pPr/>
-      <w:r>
-        <w:rPr>
-          <w:lang w:val="hi_IN" w:bidi="hi_IN"/>
-        </w:rPr>
-      </w:r>
-    </w:p>
-    <w:p>
-      <w:pPr>
-        <w:pStyle w:val="Heading2"/>
-      </w:pPr>
-      <w:r>
-        <w:rPr>
-          <w:lang w:val="hi_IN" w:bidi="hi_IN"/>
-        </w:rPr>
-        <w:t>पाप</w:t>
-      </w:r>
-      <w:r>
-        <w:rPr>
-          <w:lang w:val="hi_IN" w:bidi="hi_IN"/>
-        </w:rPr>
-      </w:r>
-    </w:p>
-    <w:p>
-      <w:pPr/>
-      <w:r>
-        <w:rPr>
-          <w:lang w:val="hi_IN" w:bidi="hi_IN"/>
-        </w:rPr>
-      </w:r>
-      <w:r>
-        <w:rPr>
-          <w:lang w:val="hi_IN" w:bidi="hi_IN"/>
-        </w:rPr>
-        <w:t xml:space="preserve">परमेश्वर ने सारे संसार को अच्छा बनाया है। परमेश्वर ने मानव जाति को धरती पर अपना प्रतिनिधि बनने के लिए बनाया था। परमेश्वर ने मनुष्यों से कहा था कि वे पृथ्वी की देखभाल करें। शुरुआत में, पुरुष और स्त्री परमेश्वर के साथ, एक दूसरे के साथ और प्रकृति के साथ अच्छे </w:t>
-      </w:r>
-      <w:r>
-        <w:rPr>
-          <w:b/>
-          <w:lang w:val="hi_IN" w:bidi="hi_IN"/>
-        </w:rPr>
-        <w:t>रिश्ते</w:t>
-      </w:r>
-      <w:r>
-        <w:rPr>
-          <w:lang w:val="hi_IN" w:bidi="hi_IN"/>
-        </w:rPr>
-        <w:t xml:space="preserve"> में रहते थे। लेकिन लोगों ने परमेश्वर की आज्ञा का उल्लंघन करना शुरू कर दिया। उन्होंने परमेश्वर पर भरोसा करना छोड़ दिया, और वे खुद यह निर्णय लेना चाहते थे कि उनके लिए क्या अच्छा है। वे अब अपने ऊपर परमेश्वर के </w:t>
-      </w:r>
-      <w:hyperlink r:id="rId26">
-        <w:r>
-          <w:rPr>
-            <w:lang w:val="hi_IN" w:bidi="hi_IN"/>
-          </w:rPr>
-          <w:rPr>
-            <w:color w:val="0000EE"/>
-            <w:u w:val="single"/>
-          </w:rPr>
-          <w:t>अधिकार</w:t>
-        </w:r>
-      </w:hyperlink>
-      <w:r>
-        <w:rPr>
-          <w:lang w:val="hi_IN" w:bidi="hi_IN"/>
-        </w:rPr>
-        <w:t xml:space="preserve"> को स्वीकार नहीं करना चाहते थे। परमेश्वर के विरुद्ध इस बलवे के काम को </w:t>
-      </w:r>
-      <w:r>
-        <w:rPr>
-          <w:b/>
-          <w:lang w:val="hi_IN" w:bidi="hi_IN"/>
-        </w:rPr>
-        <w:t>पाप</w:t>
-      </w:r>
-      <w:r>
-        <w:rPr>
-          <w:lang w:val="hi_IN" w:bidi="hi_IN"/>
-        </w:rPr>
-        <w:t xml:space="preserve"> कहा जाता है। इस बलवे के कारण, लोगों का परमेश्वर के साथ अच्छा रिश्ता टूट गया था। इतना ही नहीं, लोगों का एक-दूसरे के साथ भी जो अच्छा रिश्ता था, वह टूट गया, और सारी सृष्टि को भी दुख सहना पड़ा।</w:t>
-      </w:r>
-    </w:p>
-    <w:p>
-      <w:pPr/>
-      <w:r>
-        <w:rPr>
-          <w:lang w:val="hi_IN" w:bidi="hi_IN"/>
-        </w:rPr>
-      </w:r>
-      <w:r>
-        <w:rPr>
-          <w:lang w:val="hi_IN" w:bidi="hi_IN"/>
-        </w:rPr>
-        <w:t xml:space="preserve">परमेश्वर के विरुद्ध यह बलवा कई अलग-अलग तरीकों से होता है। परमेश्वर ने अच्छी </w:t>
-      </w:r>
-      <w:r>
-        <w:rPr>
-          <w:b/>
-          <w:lang w:val="hi_IN" w:bidi="hi_IN"/>
-        </w:rPr>
-        <w:t>व्यवस्था</w:t>
-      </w:r>
-      <w:r>
-        <w:rPr>
-          <w:lang w:val="hi_IN" w:bidi="hi_IN"/>
-        </w:rPr>
-        <w:t xml:space="preserve"> बनाई है, और यदि लोग इन व्यवस्थाओं का पालन करेंगे, तो वे </w:t>
-      </w:r>
-      <w:hyperlink r:id="rId43">
-        <w:r>
-          <w:rPr>
-            <w:lang w:val="hi_IN" w:bidi="hi_IN"/>
-          </w:rPr>
-          <w:rPr>
-            <w:color w:val="0000EE"/>
-            <w:u w:val="single"/>
-          </w:rPr>
-          <w:t>शांति</w:t>
-        </w:r>
-      </w:hyperlink>
-      <w:r>
-        <w:rPr>
-          <w:lang w:val="hi_IN" w:bidi="hi_IN"/>
-        </w:rPr>
-        <w:t xml:space="preserve"> से एक साथ रह सकेंगे। लेकिन लोग लगातार परमेश्वर की व्यवस्था को तोड़ रहे हैं। जब भी कोई व्यक्ति परमेश्वर की किसी व्यवस्था को तोड़ता है, तो वह पाप करता है।</w:t>
-      </w:r>
-    </w:p>
-    <w:p>
-      <w:pPr/>
-      <w:r>
-        <w:rPr>
-          <w:lang w:val="hi_IN" w:bidi="hi_IN"/>
-        </w:rPr>
-      </w:r>
-      <w:r>
-        <w:rPr>
-          <w:lang w:val="hi_IN" w:bidi="hi_IN"/>
-        </w:rPr>
-        <w:t>परमेश्वर पाप से नफरत करता है। जब लोग उसकी आज्ञा नहीं मानते तो वह दु:खी होता है, क्योंकि उसके नियम लोगों के भले के लिए हैं। इसलिए, पाप करने पर परमेश्वर को लोगों को सजा देनी पड़ती है। यदि लोग पाप करते रहें, तो उनकी सजा मृत्यु है।</w:t>
-      </w:r>
-    </w:p>
-    <w:p>
-      <w:pPr/>
-      <w:r>
-        <w:rPr>
-          <w:lang w:val="hi_IN" w:bidi="hi_IN"/>
-        </w:rPr>
-      </w:r>
-      <w:r>
-        <w:rPr>
-          <w:lang w:val="hi_IN" w:bidi="hi_IN"/>
-        </w:rPr>
-        <w:t xml:space="preserve">यीशु हमें सिखाता है कि पाप केवल गलत काम </w:t>
-      </w:r>
-      <w:r>
-        <w:rPr>
-          <w:b/>
-          <w:lang w:val="hi_IN" w:bidi="hi_IN"/>
-        </w:rPr>
-        <w:t>करना</w:t>
-      </w:r>
-      <w:r>
-        <w:rPr>
-          <w:lang w:val="hi_IN" w:bidi="hi_IN"/>
-        </w:rPr>
-        <w:t xml:space="preserve"> ही नहीं होता। गलत बातें </w:t>
-      </w:r>
-      <w:r>
-        <w:rPr>
-          <w:b/>
-          <w:lang w:val="hi_IN" w:bidi="hi_IN"/>
-        </w:rPr>
-        <w:t>सोचना</w:t>
-      </w:r>
-      <w:r>
-        <w:rPr>
-          <w:lang w:val="hi_IN" w:bidi="hi_IN"/>
-        </w:rPr>
-        <w:t xml:space="preserve"> भी पाप है, भले ही कोई और इसके बारे में न जानता हो। घमण्ड, जलन और वासना पाप हैं। दूसरों को नीचा दिखाना पाप है। हम लोगों की नजर में बहुत से अच्छे काम कर सकते हैं, लेकिन यदि हम अपने कामों पर बहुत ज़्यादा घमण्ड करते हैं, तो हम फिर भी पाप कर रहे होते हैं।</w:t>
-      </w:r>
-    </w:p>
-    <w:p>
-      <w:pPr/>
-      <w:r>
-        <w:rPr>
-          <w:lang w:val="hi_IN" w:bidi="hi_IN"/>
-        </w:rPr>
-      </w:r>
-      <w:r>
-        <w:rPr>
-          <w:lang w:val="hi_IN" w:bidi="hi_IN"/>
-        </w:rPr>
-        <w:t xml:space="preserve">बाइबल हमें सिखाती है कि यीशु ने अपने लोगों को उनके पापों से बचाया। इसका अर्थ है कि परमेश्वर लोगों को वह सजा नहीं देगा जिसके वे हकदार हैं। यह इसलिए है क्योंकि यीशु ने उनके स्थान पर सजा ले ली। पुराने नियम में, अपने पापों के लिए लोगों को परमेश्वर से </w:t>
-      </w:r>
-      <w:hyperlink r:id="rId44">
-        <w:r>
-          <w:rPr>
-            <w:lang w:val="hi_IN" w:bidi="hi_IN"/>
-          </w:rPr>
-          <w:rPr>
-            <w:color w:val="0000EE"/>
-            <w:u w:val="single"/>
-          </w:rPr>
-          <w:t>माफ़ी</w:t>
-        </w:r>
-      </w:hyperlink>
-      <w:r>
-        <w:rPr>
-          <w:lang w:val="hi_IN" w:bidi="hi_IN"/>
-        </w:rPr>
-        <w:t xml:space="preserve"> मांगने का तरीका था कि वे परमेश्वर को </w:t>
-      </w:r>
-      <w:hyperlink r:id="rId45">
-        <w:r>
-          <w:rPr>
-            <w:lang w:val="hi_IN" w:bidi="hi_IN"/>
-          </w:rPr>
-          <w:rPr>
-            <w:color w:val="0000EE"/>
-            <w:u w:val="single"/>
-          </w:rPr>
-          <w:t>बलिदान</w:t>
-        </w:r>
-      </w:hyperlink>
-      <w:r>
-        <w:rPr>
-          <w:lang w:val="hi_IN" w:bidi="hi_IN"/>
-        </w:rPr>
-        <w:t xml:space="preserve"> चढ़ाएँ। लोगों को एक जानवर मारना पड़ता था और अपनी जान के बदले उसे परमेश्वर को चढ़ाना पड़ता था। जो जानवर वे परमेश्वर को चढ़ाते थे वह बिलकुल ठीक होना चाहिए था, उसमें कोई भी दोष नहीं होना चाहिए था। इस बलिदान के कारण, परमेश्वर ने उन्हें क्षमा किया, लेकिन केवल तब तक, जब तक वे अगली बार पाप नहीं करते। यीशु खुद सभी लोगों के लिए एक सिद्ध बलिदान बन गया। यीशु ने खुद कोई पाप नहीं किया था, और इसलिए वह एक सिद्ध बलिदान के समान था। यीशु का बलिदान इतना शक्तिशाली था कि इसके कारण परमेश्वर सभी लोगों के पापों को माफ करने के लिए तैयार था, न केवल एक बार के लिए, बल्कि हमेशा के लिए। परमेश्वर उन सभी को माफ कर देगा जो यह स्वीकार करते हैं कि यीशु उनके स्थान पर मरा। ये लोग अब "बचाए गए" हैं। अब उन्हें सजा से डरने की ज़रूरत नहीं है। परमेश्वर कहता है कि ये लोग अब </w:t>
-      </w:r>
-      <w:r>
-        <w:rPr>
-          <w:b/>
-          <w:lang w:val="hi_IN" w:bidi="hi_IN"/>
-        </w:rPr>
-        <w:t>धर्मी</w:t>
-      </w:r>
-      <w:r>
-        <w:rPr>
-          <w:lang w:val="hi_IN" w:bidi="hi_IN"/>
-        </w:rPr>
-        <w:t xml:space="preserve"> हैं।</w:t>
-      </w:r>
-    </w:p>
-    <w:p>
-      <w:pPr/>
-      <w:r>
-        <w:rPr>
-          <w:lang w:val="hi_IN" w:bidi="hi_IN"/>
-        </w:rPr>
-      </w:r>
-      <w:r>
-        <w:rPr>
-          <w:lang w:val="hi_IN" w:bidi="hi_IN"/>
-        </w:rPr>
-        <w:t xml:space="preserve">यह माफ़ी मामूली नहीं है! इसकी कीमत यीशु ने अपना जीवन देकर चुकाई। और इसलिए, जो कोई यीशु के बलिदान को स्वीकार करता है, वह पाप करना बंद करने की पूरी कोशिश करेगा, क्योंकि वह यीशु का बहुत आभारी होगा। पौलुस हमें सिखाता है कि हम बचाए जाने से पहले, पाप के </w:t>
-      </w:r>
-      <w:r>
-        <w:rPr>
-          <w:b/>
-          <w:lang w:val="hi_IN" w:bidi="hi_IN"/>
-        </w:rPr>
-        <w:t>दास</w:t>
-      </w:r>
-      <w:r>
-        <w:rPr>
-          <w:lang w:val="hi_IN" w:bidi="hi_IN"/>
-        </w:rPr>
-        <w:t xml:space="preserve"> थे। इसका अर्थ है कि हम पाप करने के दबाव और प्रलोभन के आगे झुक जाते थे। लेकिन अब जब परमेश्वर ने हमें माफ कर दिया है, हम धार्मिकता के दास हैं, अब हम पूरी लगन से वे काम करना चाहते हैं जो परमेश्वर को खुश करें, बजाय उन कामों के जो उसे दु:खी करें।</w:t>
-      </w:r>
-    </w:p>
-    <w:p>
-      <w:pPr/>
-      <w:r>
-        <w:rPr>
-          <w:lang w:val="hi_IN" w:bidi="hi_IN"/>
-        </w:rPr>
-      </w:r>
-      <w:r>
-        <w:rPr>
-          <w:lang w:val="hi_IN" w:bidi="hi_IN"/>
-        </w:rPr>
-        <w:t xml:space="preserve">लोगों के लिए पाप न करना, अभी भी बहुत कठिन है, यहाँ तक कि असंभव है। लेकिन परमेश्वर ने हमारी मदद के लिए हमें अपना </w:t>
-      </w:r>
-      <w:hyperlink r:id="rId20">
-        <w:r>
-          <w:rPr>
-            <w:lang w:val="hi_IN" w:bidi="hi_IN"/>
-          </w:rPr>
-          <w:rPr>
-            <w:color w:val="0000EE"/>
-            <w:u w:val="single"/>
-          </w:rPr>
-          <w:t>पवित्र आत्मा</w:t>
-        </w:r>
-      </w:hyperlink>
-      <w:r>
-        <w:rPr>
-          <w:lang w:val="hi_IN" w:bidi="hi_IN"/>
-        </w:rPr>
-        <w:t xml:space="preserve"> दिया है। पवित्र आत्मा हमें यह देखने में मदद करता है कि कौन से काम पाप हैं, और पाप करने के प्रलोभन का विरोध करने में हमारी मदद करता है। पवित्र आत्मा की मदद के बिना, हम यह नहीं कर सकते।</w:t>
-      </w:r>
-    </w:p>
-    <w:p>
-      <w:pPr/>
-      <w:r>
-        <w:rPr>
-          <w:lang w:val="hi_IN" w:bidi="hi_IN"/>
-        </w:rPr>
-      </w:r>
-      <w:r>
-        <w:rPr>
-          <w:lang w:val="hi_IN" w:bidi="hi_IN"/>
-        </w:rPr>
-        <w:t xml:space="preserve">जब हम बचाए जाते हैं, तब भी हम पाप करते हैं, लेकिन अब हम पापी नहीं हैं। क्योंकि अब, जब हम पाप करते हैं तो हम </w:t>
-      </w:r>
-      <w:r>
-        <w:rPr>
-          <w:b/>
-          <w:lang w:val="hi_IN" w:bidi="hi_IN"/>
-        </w:rPr>
-        <w:t>पश्चाताप</w:t>
-      </w:r>
-      <w:r>
-        <w:rPr>
-          <w:lang w:val="hi_IN" w:bidi="hi_IN"/>
-        </w:rPr>
-        <w:t xml:space="preserve"> करते हैं। एक पापी वह होता है जो पाप करना जारी रखता है, भले ही वह जानता हो कि यह गलत है।</w:t>
-      </w:r>
-    </w:p>
-    <w:p>
-      <w:pPr/>
-      <w:r>
-        <w:rPr>
-          <w:lang w:val="hi_IN" w:bidi="hi_IN"/>
-        </w:rPr>
-      </w:r>
-      <w:r>
-        <w:rPr>
-          <w:lang w:val="hi_IN" w:bidi="hi_IN"/>
-        </w:rPr>
-        <w:t xml:space="preserve">जब यीशु धरती पर रहता था, तो धार्मिक अगुवे शिकायत करते थे कि यीशु पापियों के साथ खाना खाता है। धार्मिक अगुवे "पापी" शब्द का इस्तेमाल एक खास समूह के लोगों के लिए करते थे जो किसी खास तरीके से परमेश्वर की व्यवस्था का उल्लंघन करते थे, जैसे वेश्याएँ और भ्रष्ट कर वसूलनेवाले। धार्मिक अगुवे, खासकर </w:t>
-      </w:r>
-      <w:r>
-        <w:rPr>
-          <w:b/>
-          <w:lang w:val="hi_IN" w:bidi="hi_IN"/>
-        </w:rPr>
-        <w:t>फरीसी</w:t>
-      </w:r>
-      <w:r>
-        <w:rPr>
-          <w:lang w:val="hi_IN" w:bidi="hi_IN"/>
-        </w:rPr>
-        <w:t xml:space="preserve">, इन लोगों को नीचा समझते थे। लेकिन बहुत से लोग, जिन्हें पापी कहा जाता था, यीशु की बातें सुनने आते थे और अपने पापों से पश्चाताप करना चाहते थे। यीशु ने धार्मिक अगुवों को समझाया कि यही कारण था कि वह धरती पर आया था: लोगों को उनके पापों से </w:t>
-      </w:r>
-      <w:r>
-        <w:rPr>
-          <w:b/>
-          <w:lang w:val="hi_IN" w:bidi="hi_IN"/>
-        </w:rPr>
-        <w:t>पश्चाताप</w:t>
-      </w:r>
-      <w:r>
-        <w:rPr>
-          <w:lang w:val="hi_IN" w:bidi="hi_IN"/>
-        </w:rPr>
-        <w:t xml:space="preserve"> कराने के लिए। यीशु ने लोगों को दिखाया कि परमेश्वर उन पापियों से ज्यादा खुश होते हैं जो पश्चाताप करते हैं, न कि उन लोगों से जो इतने घमण्डी हैं कि उन्हें लगता ही नहीं कि उन्हें पश्चाताप करने की ज़रूरत है।</w:t>
-      </w:r>
-    </w:p>
-    <w:p>
-      <w:pPr/>
-      <w:r>
-        <w:rPr>
-          <w:lang w:val="hi_IN" w:bidi="hi_IN"/>
-        </w:rPr>
-      </w:r>
-      <w:r>
-        <w:rPr>
-          <w:b/>
-          <w:lang w:val="hi_IN" w:bidi="hi_IN"/>
-        </w:rPr>
-        <w:t>जब आप पाप शब्द का अनुवाद कर रहे हों, तो इन बातों का ध्यान रखें:</w:t>
-      </w:r>
-    </w:p>
-    <w:p>
-      <w:pPr/>
-      <w:r>
-        <w:rPr>
-          <w:lang w:val="hi_IN" w:bidi="hi_IN"/>
-        </w:rPr>
-      </w:r>
-      <w:r>
-        <w:rPr>
-          <w:lang w:val="hi_IN" w:bidi="hi_IN"/>
-        </w:rPr>
-        <w:t>कुछ संस्कृतियाँ सोचती हैं कि कुछ काम केवल तभी बुरे होते हैं जब उनका पता चल जाए। उदाहरण के लिए, वे सोच सकते हैं कि धोखा देना ठीक है, जब तक किसी को इसके बारे में पता न चले, यह केवल तब समस्या बनता है जब दूसरों को इसका पता चलता है और जब इससे शर्मिंदगी होती है। बाइबल में पाप के लिए जो शब्द है, वह ऐसा नहीं है। परमेश्वर की आज्ञा का उल्लंघन हमेशा बुरा है, चाहे लोग इसके बारे में जानें या न जानें।</w:t>
-      </w:r>
-    </w:p>
-    <w:p>
-      <w:pPr/>
-      <w:r>
-        <w:rPr>
-          <w:lang w:val="hi_IN" w:bidi="hi_IN"/>
-        </w:rPr>
-      </w:r>
-      <w:r>
-        <w:rPr>
-          <w:lang w:val="hi_IN" w:bidi="hi_IN"/>
-        </w:rPr>
-        <w:t>कुछ संस्कृतियों में पाप के लिए एक शब्द है, जिसका मतलब है किसी रिवाज को गलत तरीके से करना, परंपरा के खिलाफ कुछ करना, या समाज में अपने तय किए हुए स्थान के खिलाफ कुछ करना। बाइबल में पाप के बारे में ऐसा नहीं बताया गया है। यीशु हमें सिखाता है कि पाप का रिवाजों को करने से कोई लेना-देना नहीं है, बल्कि यह हमारे विचारों और कामों से जुड़ा है। यहाँ तक कि जो लोग सभी सांस्कृतिक रिवाजों और परंपराओं को पूरी तरह निभाते हैं, वे भी परमेश्वर के विरुद्ध बलवा कर रहे हैं और पाप कर रहे हैं।</w:t>
-      </w:r>
-    </w:p>
-    <w:p>
-      <w:pPr/>
-      <w:r>
-        <w:rPr>
-          <w:lang w:val="hi_IN" w:bidi="hi_IN"/>
-        </w:rPr>
-      </w:r>
-      <w:r>
-        <w:rPr>
-          <w:lang w:val="hi_IN" w:bidi="hi_IN"/>
-        </w:rPr>
-        <w:t>कुछ संस्कृतियाँ पाप के लिए ऐसा शब्द इस्तेमाल करती हैं जिसका अर्थ है "अज्ञानता।" बाइबल में पाप शब्द का यह अर्थ नहीं है।</w:t>
-      </w:r>
-    </w:p>
-    <w:p>
-      <w:pPr/>
-      <w:r>
-        <w:rPr>
-          <w:lang w:val="hi_IN" w:bidi="hi_IN"/>
-        </w:rPr>
-      </w:r>
-      <w:r>
-        <w:rPr>
-          <w:lang w:val="hi_IN" w:bidi="hi_IN"/>
-        </w:rPr>
-        <w:t>कुछ संस्कृतियों में पाप के लिए एक शब्द है, जो सिर्फ़ कानूनी अपराधों जैसे हत्या या चोरी के लिए इस्तेमाल किया जाता है। बाइबल में पाप शब्द का अर्थ केवल अपराधों से कहीं ज्यादा है। यहाँ तक कि जो लोग कभी देश के कानून का उल्लंघन नहीं करते, वे भी परमेश्वर की व्यवस्था को तोड़ते हैं और पाप करते हैं।</w:t>
-      </w:r>
-      <w:r>
-        <w:rPr>
-          <w:lang w:val="hi_IN" w:bidi="hi_IN"/>
-        </w:rPr>
-      </w:r>
-      <w:r>
-        <w:rPr>
-          <w:lang w:val="hi_IN" w:bidi="hi_IN"/>
-        </w:rPr>
-      </w:r>
-    </w:p>
-    <w:p>
-      <w:pPr/>
-      <w:r>
-        <w:rPr>
-          <w:lang w:val="hi_IN" w:bidi="hi_IN"/>
-        </w:rPr>
-      </w:r>
-    </w:p>
-    <w:p>
-      <w:pPr>
-        <w:pStyle w:val="Heading2"/>
-      </w:pPr>
-      <w:r>
-        <w:rPr>
-          <w:lang w:val="hi_IN" w:bidi="hi_IN"/>
-        </w:rPr>
-        <w:t>पीढ़ियाँ</w:t>
-      </w:r>
-      <w:r>
-        <w:rPr>
-          <w:lang w:val="hi_IN" w:bidi="hi_IN"/>
-        </w:rPr>
-      </w:r>
-    </w:p>
-    <w:p>
-      <w:pPr/>
-      <w:r>
-        <w:rPr>
-          <w:lang w:val="hi_IN" w:bidi="hi_IN"/>
-        </w:rPr>
-      </w:r>
-      <w:r>
-        <w:rPr>
-          <w:b/>
-          <w:lang w:val="hi_IN" w:bidi="hi_IN"/>
-        </w:rPr>
-        <w:t>पीढ़ी</w:t>
-      </w:r>
-      <w:r>
-        <w:rPr>
-          <w:lang w:val="hi_IN" w:bidi="hi_IN"/>
-        </w:rPr>
-        <w:t xml:space="preserve"> उन लोगों के समूह को कहते हैं जो एक ही समय में रहते हैं और जिनकी उम्र लगभग एक जैसी होती है। एक समुदाय में, एक ही समय पर तीन पीढ़ियों के लोग रह सकते हैं: दादा-दादी, माता-पिता और बच्चे। इनमें से हर व्यक्ति अलग-अलग पीढ़ी से संबंध रखता है।</w:t>
-      </w:r>
-    </w:p>
-    <w:p>
-      <w:pPr/>
-      <w:r>
-        <w:rPr>
-          <w:lang w:val="hi_IN" w:bidi="hi_IN"/>
-        </w:rPr>
-      </w:r>
-      <w:r>
-        <w:rPr>
-          <w:lang w:val="hi_IN" w:bidi="hi_IN"/>
-        </w:rPr>
-        <w:t>कभी-कभी परमेश्वर या यीशु "इस पीढ़ी के लोगों" के बारे में बात करते हैं। इसका अर्थ है वे सभी लोग जो उस विशेष समय में जीवित हैं।</w:t>
-      </w:r>
-    </w:p>
-    <w:p>
-      <w:pPr/>
-      <w:r>
-        <w:rPr>
-          <w:lang w:val="hi_IN" w:bidi="hi_IN"/>
-        </w:rPr>
-      </w:r>
-      <w:r>
-        <w:rPr>
-          <w:lang w:val="hi_IN" w:bidi="hi_IN"/>
-        </w:rPr>
-        <w:t xml:space="preserve">पुराने नियम में, "ये इस व्यक्ति की पीढ़ियाँ हैं..." वाक्यांश का इस्तेमाल इस व्यक्ति के बारे में कई कहानियों को पेश करने के लिए किया गया है। इस स्थिति में, इसका अर्थ है "यह इस व्यक्ति का इतिहास है।" </w:t>
-      </w:r>
-      <w:r>
-        <w:rPr>
-          <w:lang w:val="hi_IN" w:bidi="hi_IN"/>
-        </w:rPr>
-      </w:r>
-      <w:r>
-        <w:rPr>
-          <w:lang w:val="hi_IN" w:bidi="hi_IN"/>
-        </w:rPr>
-      </w:r>
-    </w:p>
-    <w:p>
-      <w:pPr/>
-      <w:r>
-        <w:rPr>
-          <w:lang w:val="hi_IN" w:bidi="hi_IN"/>
-        </w:rPr>
-      </w:r>
-    </w:p>
-    <w:p>
-      <w:pPr>
-        <w:pStyle w:val="Heading2"/>
-      </w:pPr>
-      <w:r>
-        <w:rPr>
-          <w:lang w:val="hi_IN" w:bidi="hi_IN"/>
-        </w:rPr>
-        <w:t>पुत्र</w:t>
-      </w:r>
-      <w:r>
-        <w:rPr>
-          <w:lang w:val="hi_IN" w:bidi="hi_IN"/>
-        </w:rPr>
-      </w:r>
-    </w:p>
-    <w:p>
-      <w:pPr/>
-      <w:r>
-        <w:rPr>
-          <w:lang w:val="hi_IN" w:bidi="hi_IN"/>
-        </w:rPr>
-      </w:r>
-      <w:r>
-        <w:rPr>
-          <w:b/>
-          <w:lang w:val="hi_IN" w:bidi="hi_IN"/>
-        </w:rPr>
-        <w:t>पुत्र</w:t>
-      </w:r>
-      <w:r>
-        <w:rPr>
-          <w:lang w:val="hi_IN" w:bidi="hi_IN"/>
-        </w:rPr>
-        <w:t xml:space="preserve"> अपने माता-पिता का बालक होता है। लेकिन लोग किसी को भी ‘पुत्र’ कह सकते हैं, भले ही उनका कोई रिश्ता न हो। यदि आप किसी को "पुत्र" कहते हैं, तो इसका अर्थ है कि आप उनसे बहुत दोस्ताना तरीके से बात कर रहे हैं। आमतौर पर कोई बड़ा व्यक्ति ही छोटे व्यक्ति को 'पुत्र' कहकर बुलाता है।</w:t>
-      </w:r>
-      <w:r>
-        <w:rPr>
-          <w:lang w:val="hi_IN" w:bidi="hi_IN"/>
-        </w:rPr>
-      </w:r>
-      <w:r>
-        <w:rPr>
-          <w:lang w:val="hi_IN" w:bidi="hi_IN"/>
-        </w:rPr>
-      </w:r>
-    </w:p>
-    <w:p>
-      <w:pPr/>
-      <w:r>
-        <w:rPr>
-          <w:lang w:val="hi_IN" w:bidi="hi_IN"/>
-        </w:rPr>
-      </w:r>
-    </w:p>
-    <w:p>
-      <w:pPr>
-        <w:pStyle w:val="Heading2"/>
-      </w:pPr>
-      <w:r>
-        <w:rPr>
-          <w:lang w:val="hi_IN" w:bidi="hi_IN"/>
-        </w:rPr>
-        <w:t>पुनरुत्थान</w:t>
-      </w:r>
-      <w:r>
-        <w:rPr>
-          <w:lang w:val="hi_IN" w:bidi="hi_IN"/>
-        </w:rPr>
-      </w:r>
-    </w:p>
-    <w:p>
-      <w:pPr/>
-      <w:r>
-        <w:rPr>
-          <w:lang w:val="hi_IN" w:bidi="hi_IN"/>
-        </w:rPr>
-      </w:r>
-      <w:r>
-        <w:rPr>
-          <w:lang w:val="hi_IN" w:bidi="hi_IN"/>
-        </w:rPr>
-        <w:t xml:space="preserve">यीशु के मरने के बाद, वह तीन दिन के बाद फिर से जीवित हो गया। हम कहते हैं उसका </w:t>
-      </w:r>
-      <w:r>
-        <w:rPr>
-          <w:b/>
-          <w:lang w:val="hi_IN" w:bidi="hi_IN"/>
-        </w:rPr>
-        <w:t>पुनरुत्थान</w:t>
-      </w:r>
-      <w:r>
-        <w:rPr>
-          <w:lang w:val="hi_IN" w:bidi="hi_IN"/>
-        </w:rPr>
-        <w:t xml:space="preserve"> हो गया। जिस घटना में यीशु फिर से जीवित हो गया उसे </w:t>
-      </w:r>
-      <w:r>
-        <w:rPr>
-          <w:b/>
-          <w:lang w:val="hi_IN" w:bidi="hi_IN"/>
-        </w:rPr>
-        <w:t>पुनरुत्थान</w:t>
-      </w:r>
-      <w:r>
-        <w:rPr>
-          <w:lang w:val="hi_IN" w:bidi="hi_IN"/>
-        </w:rPr>
-        <w:t xml:space="preserve"> कहा जाता है। यीशु एक पूरे व्यक्ति के रूप में फिर से जीवित हो गया, शरीर के साथ! वह केवल एक </w:t>
-      </w:r>
-      <w:hyperlink r:id="rId37">
-        <w:r>
-          <w:rPr>
-            <w:lang w:val="hi_IN" w:bidi="hi_IN"/>
-          </w:rPr>
-          <w:rPr>
-            <w:color w:val="0000EE"/>
-            <w:u w:val="single"/>
-          </w:rPr>
-          <w:t>आत्मा</w:t>
-        </w:r>
-      </w:hyperlink>
-      <w:r>
-        <w:rPr>
-          <w:lang w:val="hi_IN" w:bidi="hi_IN"/>
-        </w:rPr>
-        <w:t xml:space="preserve"> नहीं था, क्योंकि लोग यीशु को छू सकते थे। यीशु ने अपने </w:t>
-      </w:r>
-      <w:r>
-        <w:rPr>
-          <w:b/>
-          <w:lang w:val="hi_IN" w:bidi="hi_IN"/>
-        </w:rPr>
-        <w:t>चेलों</w:t>
-      </w:r>
-      <w:r>
-        <w:rPr>
-          <w:lang w:val="hi_IN" w:bidi="hi_IN"/>
-        </w:rPr>
-        <w:t xml:space="preserve"> के साथ खाना भी खाया।</w:t>
-      </w:r>
-    </w:p>
-    <w:p>
-      <w:pPr/>
-      <w:r>
-        <w:rPr>
-          <w:lang w:val="hi_IN" w:bidi="hi_IN"/>
-        </w:rPr>
-      </w:r>
-      <w:r>
-        <w:rPr>
-          <w:lang w:val="hi_IN" w:bidi="hi_IN"/>
-        </w:rPr>
-        <w:t xml:space="preserve">जब यीशु वापस आएगा और सदा के लिए </w:t>
-      </w:r>
-      <w:hyperlink r:id="rId25">
-        <w:r>
-          <w:rPr>
-            <w:lang w:val="hi_IN" w:bidi="hi_IN"/>
-          </w:rPr>
-          <w:rPr>
-            <w:color w:val="0000EE"/>
-            <w:u w:val="single"/>
-          </w:rPr>
-          <w:t>राजा</w:t>
-        </w:r>
-      </w:hyperlink>
-      <w:r>
-        <w:rPr>
-          <w:lang w:val="hi_IN" w:bidi="hi_IN"/>
-        </w:rPr>
-        <w:t xml:space="preserve"> के रूप में राज करेगा, तब जिन लोगों को परमेश्वर ने स्वीकार किया है वे फिर से जीवित होंगे और उन्हें एक नया शरीर मिलेगा, ऐसा शरीर जो फिर कभी नहीं मरेगा! इस घटना को </w:t>
-      </w:r>
-      <w:r>
-        <w:rPr>
-          <w:b/>
-          <w:lang w:val="hi_IN" w:bidi="hi_IN"/>
-        </w:rPr>
-        <w:t>विश्वासियों</w:t>
-      </w:r>
-      <w:r>
-        <w:rPr>
-          <w:lang w:val="hi_IN" w:bidi="hi_IN"/>
-        </w:rPr>
-        <w:t xml:space="preserve"> का पुनरुत्थान कहा जाता है। क्योंकि यीशु फिर से जीवित हो गया, इसलिए हम यह सुनिश्चित कर सकते हैं कि परमेश्वर हमें भी फिर से जिंदा करेगा।</w:t>
-      </w:r>
-      <w:r>
-        <w:rPr>
-          <w:lang w:val="hi_IN" w:bidi="hi_IN"/>
-        </w:rPr>
-      </w:r>
-      <w:r>
-        <w:rPr>
-          <w:lang w:val="hi_IN" w:bidi="hi_IN"/>
-        </w:rPr>
-      </w:r>
-    </w:p>
-    <w:p>
-      <w:pPr/>
-      <w:r>
-        <w:rPr>
-          <w:lang w:val="hi_IN" w:bidi="hi_IN"/>
-        </w:rPr>
-      </w:r>
-    </w:p>
-    <w:p>
-      <w:pPr>
-        <w:pStyle w:val="Heading2"/>
-      </w:pPr>
-      <w:r>
-        <w:rPr>
-          <w:lang w:val="hi_IN" w:bidi="hi_IN"/>
-        </w:rPr>
-        <w:t>पुरनिया</w:t>
-      </w:r>
-      <w:r>
-        <w:rPr>
-          <w:lang w:val="hi_IN" w:bidi="hi_IN"/>
-        </w:rPr>
-      </w:r>
-    </w:p>
-    <w:p>
-      <w:pPr/>
-      <w:r>
-        <w:rPr>
-          <w:lang w:val="hi_IN" w:bidi="hi_IN"/>
-        </w:rPr>
-      </w:r>
-      <w:r>
-        <w:rPr>
-          <w:b/>
-          <w:lang w:val="hi_IN" w:bidi="hi_IN"/>
-        </w:rPr>
-        <w:t>पुरनिया</w:t>
-      </w:r>
-      <w:r>
-        <w:rPr>
-          <w:lang w:val="hi_IN" w:bidi="hi_IN"/>
-        </w:rPr>
-        <w:t xml:space="preserve"> वह व्यक्ति होता है जिसके पास समुदाय में </w:t>
-      </w:r>
-      <w:hyperlink r:id="rId26">
-        <w:r>
-          <w:rPr>
-            <w:lang w:val="hi_IN" w:bidi="hi_IN"/>
-          </w:rPr>
-          <w:rPr>
-            <w:color w:val="0000EE"/>
-            <w:u w:val="single"/>
-          </w:rPr>
-          <w:t>अधिकार</w:t>
-        </w:r>
-      </w:hyperlink>
-      <w:r>
-        <w:rPr>
-          <w:lang w:val="hi_IN" w:bidi="hi_IN"/>
-        </w:rPr>
-        <w:t xml:space="preserve"> होता है। पुराने नियम में, एक पुरनिया अक्सर किसी एक परिवार या परिवारों के समूह का मुखिया होता था। पुरनियों का एक समूह मिलकर समुदाय के मामलों पर निर्णय लेने के लिए इकट्ठा होता था।</w:t>
-      </w:r>
-    </w:p>
-    <w:p>
-      <w:pPr/>
-      <w:r>
-        <w:rPr>
-          <w:lang w:val="hi_IN" w:bidi="hi_IN"/>
-        </w:rPr>
-      </w:r>
-      <w:r>
-        <w:rPr>
-          <w:lang w:val="hi_IN" w:bidi="hi_IN"/>
-        </w:rPr>
-        <w:t xml:space="preserve">नए नियम में, पुरनिये </w:t>
-      </w:r>
-      <w:hyperlink r:id="rId41">
-        <w:r>
-          <w:rPr>
-            <w:lang w:val="hi_IN" w:bidi="hi_IN"/>
-          </w:rPr>
-          <w:rPr>
-            <w:color w:val="0000EE"/>
-            <w:u w:val="single"/>
-          </w:rPr>
-          <w:t>कलीसिया</w:t>
-        </w:r>
-      </w:hyperlink>
+        <w:t>कलीसिया</w:t>
+      </w:r>
       <w:r>
         <w:rPr>
           <w:lang w:val="hi_IN" w:bidi="hi_IN"/>
@@ -2903,7 +2617,6 @@
       </w:r>
       <w:r>
         <w:rPr>
-          <w:b/>
           <w:lang w:val="hi_IN" w:bidi="hi_IN"/>
         </w:rPr>
         <w:t>प्रेरितों</w:t>
